--- a/docs/Регламент_AEMR-bot_MAX_v8.docx
+++ b/docs/Регламент_AEMR-bot_MAX_v8.docx
@@ -84,6 +84,7 @@
     </w:p>
     <w:p>
       <w:pPr>
+        <w:keepNext/>
         <w:ind w:firstLine="0"/>
         <w:jc w:val="center"/>
       </w:pPr>
@@ -128,6 +129,7 @@
     </w:p>
     <w:p>
       <w:pPr>
+        <w:keepNext/>
         <w:ind w:firstLine="0"/>
         <w:jc w:val="center"/>
       </w:pPr>
@@ -180,6 +182,7 @@
     </w:p>
     <w:p>
       <w:pPr>
+        <w:keepNext/>
         <w:ind w:firstLine="0"/>
         <w:jc w:val="center"/>
       </w:pPr>
@@ -256,6 +259,7 @@
     </w:p>
     <w:p>
       <w:pPr>
+        <w:keepNext/>
         <w:ind w:firstLine="0"/>
         <w:jc w:val="center"/>
       </w:pPr>
@@ -414,941 +418,1709 @@
       <w:tblPr>
         <w:tblStyle w:val="TableGrid"/>
         <w:tblW w:type="auto" w:w="0"/>
+        <w:tblLayout w:type="fixed"/>
         <w:tblLook w:firstColumn="1" w:firstRow="1" w:lastColumn="0" w:lastRow="0" w:noHBand="0" w:noVBand="1" w:val="04A0"/>
       </w:tblPr>
       <w:tblGrid>
-        <w:gridCol w:w="1606"/>
-        <w:gridCol w:w="1606"/>
-        <w:gridCol w:w="1606"/>
-        <w:gridCol w:w="1606"/>
-        <w:gridCol w:w="1606"/>
-        <w:gridCol w:w="1606"/>
+        <w:gridCol w:w="567"/>
+        <w:gridCol w:w="3685"/>
+        <w:gridCol w:w="1587"/>
+        <w:gridCol w:w="1247"/>
+        <w:gridCol w:w="1531"/>
+        <w:gridCol w:w="1020"/>
       </w:tblGrid>
       <w:tr>
-        <w:tc>
-          <w:tcPr>
-            <w:tcW w:type="dxa" w:w="1606"/>
-          </w:tcPr>
-          <w:p>
-            <w:r>
+        <w:trPr>
+          <w:cantSplit/>
+          <w:tblHeader/>
+        </w:trPr>
+        <w:tc>
+          <w:tcPr>
+            <w:tcW w:type="dxa" w:w="567"/>
+          </w:tcPr>
+          <w:p>
+            <w:pPr>
+              <w:keepNext w:val="0"/>
+              <w:ind w:firstLine="0"/>
+              <w:jc w:val="left"/>
+            </w:pPr>
+            <w:r>
+              <w:rPr>
+                <w:sz w:val="22"/>
+              </w:rPr>
               <w:t>№ п/п</w:t>
             </w:r>
           </w:p>
         </w:tc>
         <w:tc>
           <w:tcPr>
-            <w:tcW w:type="dxa" w:w="1606"/>
-          </w:tcPr>
-          <w:p>
-            <w:r>
+            <w:tcW w:type="dxa" w:w="3685"/>
+          </w:tcPr>
+          <w:p>
+            <w:pPr>
+              <w:keepNext w:val="0"/>
+              <w:ind w:firstLine="0"/>
+              <w:jc w:val="left"/>
+            </w:pPr>
+            <w:r>
+              <w:rPr>
+                <w:sz w:val="22"/>
+              </w:rPr>
               <w:t>Действие</w:t>
             </w:r>
           </w:p>
         </w:tc>
         <w:tc>
           <w:tcPr>
-            <w:tcW w:type="dxa" w:w="1606"/>
-          </w:tcPr>
-          <w:p>
-            <w:r>
+            <w:tcW w:type="dxa" w:w="1587"/>
+          </w:tcPr>
+          <w:p>
+            <w:pPr>
+              <w:keepNext w:val="0"/>
+              <w:ind w:firstLine="0"/>
+              <w:jc w:val="left"/>
+            </w:pPr>
+            <w:r>
+              <w:rPr>
+                <w:sz w:val="22"/>
+              </w:rPr>
               <w:t>coordinator</w:t>
             </w:r>
           </w:p>
         </w:tc>
         <w:tc>
           <w:tcPr>
-            <w:tcW w:type="dxa" w:w="1606"/>
-          </w:tcPr>
-          <w:p>
-            <w:r>
+            <w:tcW w:type="dxa" w:w="1247"/>
+          </w:tcPr>
+          <w:p>
+            <w:pPr>
+              <w:keepNext w:val="0"/>
+              <w:ind w:firstLine="0"/>
+              <w:jc w:val="left"/>
+            </w:pPr>
+            <w:r>
+              <w:rPr>
+                <w:sz w:val="22"/>
+              </w:rPr>
               <w:t>aemr</w:t>
             </w:r>
           </w:p>
         </w:tc>
         <w:tc>
           <w:tcPr>
-            <w:tcW w:type="dxa" w:w="1606"/>
-          </w:tcPr>
-          <w:p>
-            <w:r>
+            <w:tcW w:type="dxa" w:w="1531"/>
+          </w:tcPr>
+          <w:p>
+            <w:pPr>
+              <w:keepNext w:val="0"/>
+              <w:ind w:firstLine="0"/>
+              <w:jc w:val="left"/>
+            </w:pPr>
+            <w:r>
+              <w:rPr>
+                <w:sz w:val="22"/>
+              </w:rPr>
               <w:t>egp (ТУ)</w:t>
             </w:r>
           </w:p>
         </w:tc>
         <w:tc>
           <w:tcPr>
-            <w:tcW w:type="dxa" w:w="1606"/>
-          </w:tcPr>
-          <w:p>
-            <w:r>
+            <w:tcW w:type="dxa" w:w="1020"/>
+          </w:tcPr>
+          <w:p>
+            <w:pPr>
+              <w:keepNext w:val="0"/>
+              <w:ind w:firstLine="0"/>
+              <w:jc w:val="left"/>
+            </w:pPr>
+            <w:r>
+              <w:rPr>
+                <w:sz w:val="22"/>
+              </w:rPr>
               <w:t>it</w:t>
             </w:r>
           </w:p>
         </w:tc>
       </w:tr>
       <w:tr>
-        <w:tc>
-          <w:tcPr>
-            <w:tcW w:type="dxa" w:w="1606"/>
-          </w:tcPr>
-          <w:p>
-            <w:r>
+        <w:trPr>
+          <w:cantSplit/>
+          <w:tblHeader/>
+        </w:trPr>
+        <w:tc>
+          <w:tcPr>
+            <w:tcW w:type="dxa" w:w="567"/>
+          </w:tcPr>
+          <w:p>
+            <w:pPr>
+              <w:keepNext w:val="0"/>
+              <w:ind w:firstLine="0"/>
+              <w:jc w:val="left"/>
+            </w:pPr>
+            <w:r>
+              <w:rPr>
+                <w:sz w:val="22"/>
+              </w:rPr>
               <w:t>1</w:t>
             </w:r>
           </w:p>
         </w:tc>
         <w:tc>
           <w:tcPr>
-            <w:tcW w:type="dxa" w:w="1606"/>
-          </w:tcPr>
-          <w:p>
-            <w:r>
+            <w:tcW w:type="dxa" w:w="3685"/>
+          </w:tcPr>
+          <w:p>
+            <w:pPr>
+              <w:keepNext w:val="0"/>
+              <w:ind w:firstLine="0"/>
+              <w:jc w:val="left"/>
+            </w:pPr>
+            <w:r>
+              <w:rPr>
+                <w:sz w:val="22"/>
+              </w:rPr>
               <w:t>2</w:t>
             </w:r>
           </w:p>
         </w:tc>
         <w:tc>
           <w:tcPr>
-            <w:tcW w:type="dxa" w:w="1606"/>
-          </w:tcPr>
-          <w:p>
-            <w:r>
+            <w:tcW w:type="dxa" w:w="1587"/>
+          </w:tcPr>
+          <w:p>
+            <w:pPr>
+              <w:keepNext w:val="0"/>
+              <w:ind w:firstLine="0"/>
+              <w:jc w:val="left"/>
+            </w:pPr>
+            <w:r>
+              <w:rPr>
+                <w:sz w:val="22"/>
+              </w:rPr>
               <w:t>3</w:t>
             </w:r>
           </w:p>
         </w:tc>
         <w:tc>
           <w:tcPr>
-            <w:tcW w:type="dxa" w:w="1606"/>
-          </w:tcPr>
-          <w:p>
-            <w:r>
+            <w:tcW w:type="dxa" w:w="1247"/>
+          </w:tcPr>
+          <w:p>
+            <w:pPr>
+              <w:keepNext w:val="0"/>
+              <w:ind w:firstLine="0"/>
+              <w:jc w:val="left"/>
+            </w:pPr>
+            <w:r>
+              <w:rPr>
+                <w:sz w:val="22"/>
+              </w:rPr>
               <w:t>4</w:t>
             </w:r>
           </w:p>
         </w:tc>
         <w:tc>
           <w:tcPr>
-            <w:tcW w:type="dxa" w:w="1606"/>
-          </w:tcPr>
-          <w:p>
-            <w:r>
+            <w:tcW w:type="dxa" w:w="1531"/>
+          </w:tcPr>
+          <w:p>
+            <w:pPr>
+              <w:keepNext w:val="0"/>
+              <w:ind w:firstLine="0"/>
+              <w:jc w:val="left"/>
+            </w:pPr>
+            <w:r>
+              <w:rPr>
+                <w:sz w:val="22"/>
+              </w:rPr>
               <w:t>5</w:t>
             </w:r>
           </w:p>
         </w:tc>
         <w:tc>
           <w:tcPr>
-            <w:tcW w:type="dxa" w:w="1606"/>
-          </w:tcPr>
-          <w:p>
-            <w:r>
+            <w:tcW w:type="dxa" w:w="1020"/>
+          </w:tcPr>
+          <w:p>
+            <w:pPr>
+              <w:keepNext w:val="0"/>
+              <w:ind w:firstLine="0"/>
+              <w:jc w:val="left"/>
+            </w:pPr>
+            <w:r>
+              <w:rPr>
+                <w:sz w:val="22"/>
+              </w:rPr>
               <w:t>6</w:t>
             </w:r>
           </w:p>
         </w:tc>
       </w:tr>
       <w:tr>
-        <w:tc>
-          <w:tcPr>
-            <w:tcW w:type="dxa" w:w="1606"/>
-          </w:tcPr>
-          <w:p>
-            <w:r>
+        <w:trPr>
+          <w:cantSplit/>
+        </w:trPr>
+        <w:tc>
+          <w:tcPr>
+            <w:tcW w:type="dxa" w:w="567"/>
+          </w:tcPr>
+          <w:p>
+            <w:pPr>
+              <w:keepNext w:val="0"/>
+              <w:ind w:firstLine="0"/>
+              <w:jc w:val="left"/>
+            </w:pPr>
+            <w:r>
+              <w:rPr>
+                <w:sz w:val="22"/>
+              </w:rPr>
               <w:t>1.</w:t>
             </w:r>
           </w:p>
         </w:tc>
         <w:tc>
           <w:tcPr>
-            <w:tcW w:type="dxa" w:w="1606"/>
-          </w:tcPr>
-          <w:p>
-            <w:r>
+            <w:tcW w:type="dxa" w:w="3685"/>
+          </w:tcPr>
+          <w:p>
+            <w:pPr>
+              <w:keepNext w:val="0"/>
+              <w:ind w:firstLine="0"/>
+              <w:jc w:val="left"/>
+            </w:pPr>
+            <w:r>
+              <w:rPr>
+                <w:sz w:val="22"/>
+              </w:rPr>
               <w:t>Просмотр карточек обращений в служебной группе</w:t>
             </w:r>
           </w:p>
         </w:tc>
         <w:tc>
           <w:tcPr>
-            <w:tcW w:type="dxa" w:w="1606"/>
-          </w:tcPr>
-          <w:p>
-            <w:r>
+            <w:tcW w:type="dxa" w:w="1587"/>
+          </w:tcPr>
+          <w:p>
+            <w:pPr>
+              <w:keepNext w:val="0"/>
+              <w:ind w:firstLine="0"/>
+              <w:jc w:val="left"/>
+            </w:pPr>
+            <w:r>
+              <w:rPr>
+                <w:sz w:val="22"/>
+              </w:rPr>
               <w:t>да</w:t>
             </w:r>
           </w:p>
         </w:tc>
         <w:tc>
           <w:tcPr>
-            <w:tcW w:type="dxa" w:w="1606"/>
-          </w:tcPr>
-          <w:p>
-            <w:r>
+            <w:tcW w:type="dxa" w:w="1247"/>
+          </w:tcPr>
+          <w:p>
+            <w:pPr>
+              <w:keepNext w:val="0"/>
+              <w:ind w:firstLine="0"/>
+              <w:jc w:val="left"/>
+            </w:pPr>
+            <w:r>
+              <w:rPr>
+                <w:sz w:val="22"/>
+              </w:rPr>
               <w:t>да</w:t>
             </w:r>
           </w:p>
         </w:tc>
         <w:tc>
           <w:tcPr>
-            <w:tcW w:type="dxa" w:w="1606"/>
-          </w:tcPr>
-          <w:p>
-            <w:r>
+            <w:tcW w:type="dxa" w:w="1531"/>
+          </w:tcPr>
+          <w:p>
+            <w:pPr>
+              <w:keepNext w:val="0"/>
+              <w:ind w:firstLine="0"/>
+              <w:jc w:val="left"/>
+            </w:pPr>
+            <w:r>
+              <w:rPr>
+                <w:sz w:val="22"/>
+              </w:rPr>
               <w:t>да</w:t>
             </w:r>
           </w:p>
         </w:tc>
         <w:tc>
           <w:tcPr>
-            <w:tcW w:type="dxa" w:w="1606"/>
-          </w:tcPr>
-          <w:p>
-            <w:r>
+            <w:tcW w:type="dxa" w:w="1020"/>
+          </w:tcPr>
+          <w:p>
+            <w:pPr>
+              <w:keepNext w:val="0"/>
+              <w:ind w:firstLine="0"/>
+              <w:jc w:val="left"/>
+            </w:pPr>
+            <w:r>
+              <w:rPr>
+                <w:sz w:val="22"/>
+              </w:rPr>
               <w:t>да</w:t>
             </w:r>
           </w:p>
         </w:tc>
       </w:tr>
       <w:tr>
-        <w:tc>
-          <w:tcPr>
-            <w:tcW w:type="dxa" w:w="1606"/>
-          </w:tcPr>
-          <w:p>
-            <w:r>
+        <w:trPr>
+          <w:cantSplit/>
+        </w:trPr>
+        <w:tc>
+          <w:tcPr>
+            <w:tcW w:type="dxa" w:w="567"/>
+          </w:tcPr>
+          <w:p>
+            <w:pPr>
+              <w:keepNext w:val="0"/>
+              <w:ind w:firstLine="0"/>
+              <w:jc w:val="left"/>
+            </w:pPr>
+            <w:r>
+              <w:rPr>
+                <w:sz w:val="22"/>
+              </w:rPr>
               <w:t>2.</w:t>
             </w:r>
           </w:p>
         </w:tc>
         <w:tc>
           <w:tcPr>
-            <w:tcW w:type="dxa" w:w="1606"/>
-          </w:tcPr>
-          <w:p>
-            <w:r>
+            <w:tcW w:type="dxa" w:w="3685"/>
+          </w:tcPr>
+          <w:p>
+            <w:pPr>
+              <w:keepNext w:val="0"/>
+              <w:ind w:firstLine="0"/>
+              <w:jc w:val="left"/>
+            </w:pPr>
+            <w:r>
+              <w:rPr>
+                <w:sz w:val="22"/>
+              </w:rPr>
               <w:t>Открытые обращения (/open_tickets), статистика (/stats), диагностика (/diag)</w:t>
             </w:r>
           </w:p>
         </w:tc>
         <w:tc>
           <w:tcPr>
-            <w:tcW w:type="dxa" w:w="1606"/>
-          </w:tcPr>
-          <w:p>
-            <w:r>
+            <w:tcW w:type="dxa" w:w="1587"/>
+          </w:tcPr>
+          <w:p>
+            <w:pPr>
+              <w:keepNext w:val="0"/>
+              <w:ind w:firstLine="0"/>
+              <w:jc w:val="left"/>
+            </w:pPr>
+            <w:r>
+              <w:rPr>
+                <w:sz w:val="22"/>
+              </w:rPr>
               <w:t>да</w:t>
             </w:r>
           </w:p>
         </w:tc>
         <w:tc>
           <w:tcPr>
-            <w:tcW w:type="dxa" w:w="1606"/>
-          </w:tcPr>
-          <w:p>
-            <w:r>
+            <w:tcW w:type="dxa" w:w="1247"/>
+          </w:tcPr>
+          <w:p>
+            <w:pPr>
+              <w:keepNext w:val="0"/>
+              <w:ind w:firstLine="0"/>
+              <w:jc w:val="left"/>
+            </w:pPr>
+            <w:r>
+              <w:rPr>
+                <w:sz w:val="22"/>
+              </w:rPr>
               <w:t>да</w:t>
             </w:r>
           </w:p>
         </w:tc>
         <w:tc>
           <w:tcPr>
-            <w:tcW w:type="dxa" w:w="1606"/>
-          </w:tcPr>
-          <w:p>
-            <w:r>
+            <w:tcW w:type="dxa" w:w="1531"/>
+          </w:tcPr>
+          <w:p>
+            <w:pPr>
+              <w:keepNext w:val="0"/>
+              <w:ind w:firstLine="0"/>
+              <w:jc w:val="left"/>
+            </w:pPr>
+            <w:r>
+              <w:rPr>
+                <w:sz w:val="22"/>
+              </w:rPr>
               <w:t>да</w:t>
             </w:r>
           </w:p>
         </w:tc>
         <w:tc>
           <w:tcPr>
-            <w:tcW w:type="dxa" w:w="1606"/>
-          </w:tcPr>
-          <w:p>
-            <w:r>
+            <w:tcW w:type="dxa" w:w="1020"/>
+          </w:tcPr>
+          <w:p>
+            <w:pPr>
+              <w:keepNext w:val="0"/>
+              <w:ind w:firstLine="0"/>
+              <w:jc w:val="left"/>
+            </w:pPr>
+            <w:r>
+              <w:rPr>
+                <w:sz w:val="22"/>
+              </w:rPr>
               <w:t>да</w:t>
             </w:r>
           </w:p>
         </w:tc>
       </w:tr>
       <w:tr>
-        <w:tc>
-          <w:tcPr>
-            <w:tcW w:type="dxa" w:w="1606"/>
-          </w:tcPr>
-          <w:p>
-            <w:r>
+        <w:trPr>
+          <w:cantSplit/>
+        </w:trPr>
+        <w:tc>
+          <w:tcPr>
+            <w:tcW w:type="dxa" w:w="567"/>
+          </w:tcPr>
+          <w:p>
+            <w:pPr>
+              <w:keepNext w:val="0"/>
+              <w:ind w:firstLine="0"/>
+              <w:jc w:val="left"/>
+            </w:pPr>
+            <w:r>
+              <w:rPr>
+                <w:sz w:val="22"/>
+              </w:rPr>
               <w:t>3.</w:t>
             </w:r>
           </w:p>
         </w:tc>
         <w:tc>
           <w:tcPr>
-            <w:tcW w:type="dxa" w:w="1606"/>
-          </w:tcPr>
-          <w:p>
-            <w:r>
+            <w:tcW w:type="dxa" w:w="3685"/>
+          </w:tcPr>
+          <w:p>
+            <w:pPr>
+              <w:keepNext w:val="0"/>
+              <w:ind w:firstLine="0"/>
+              <w:jc w:val="left"/>
+            </w:pPr>
+            <w:r>
+              <w:rPr>
+                <w:sz w:val="22"/>
+              </w:rPr>
               <w:t>Ответ жителю (свайп, /reply, кнопка «Ответить», промежуточный ответ)</w:t>
             </w:r>
           </w:p>
         </w:tc>
         <w:tc>
           <w:tcPr>
-            <w:tcW w:type="dxa" w:w="1606"/>
-          </w:tcPr>
-          <w:p>
-            <w:r>
+            <w:tcW w:type="dxa" w:w="1587"/>
+          </w:tcPr>
+          <w:p>
+            <w:pPr>
+              <w:keepNext w:val="0"/>
+              <w:ind w:firstLine="0"/>
+              <w:jc w:val="left"/>
+            </w:pPr>
+            <w:r>
+              <w:rPr>
+                <w:sz w:val="22"/>
+              </w:rPr>
               <w:t>да</w:t>
             </w:r>
           </w:p>
         </w:tc>
         <w:tc>
           <w:tcPr>
-            <w:tcW w:type="dxa" w:w="1606"/>
-          </w:tcPr>
-          <w:p>
-            <w:r>
+            <w:tcW w:type="dxa" w:w="1247"/>
+          </w:tcPr>
+          <w:p>
+            <w:pPr>
+              <w:keepNext w:val="0"/>
+              <w:ind w:firstLine="0"/>
+              <w:jc w:val="left"/>
+            </w:pPr>
+            <w:r>
+              <w:rPr>
+                <w:sz w:val="22"/>
+              </w:rPr>
               <w:t>да</w:t>
             </w:r>
           </w:p>
         </w:tc>
         <w:tc>
           <w:tcPr>
-            <w:tcW w:type="dxa" w:w="1606"/>
-          </w:tcPr>
-          <w:p>
-            <w:r>
+            <w:tcW w:type="dxa" w:w="1531"/>
+          </w:tcPr>
+          <w:p>
+            <w:pPr>
+              <w:keepNext w:val="0"/>
+              <w:ind w:firstLine="0"/>
+              <w:jc w:val="left"/>
+            </w:pPr>
+            <w:r>
+              <w:rPr>
+                <w:sz w:val="22"/>
+              </w:rPr>
               <w:t>да</w:t>
             </w:r>
           </w:p>
         </w:tc>
         <w:tc>
           <w:tcPr>
-            <w:tcW w:type="dxa" w:w="1606"/>
-          </w:tcPr>
-          <w:p>
-            <w:r>
+            <w:tcW w:type="dxa" w:w="1020"/>
+          </w:tcPr>
+          <w:p>
+            <w:pPr>
+              <w:keepNext w:val="0"/>
+              <w:ind w:firstLine="0"/>
+              <w:jc w:val="left"/>
+            </w:pPr>
+            <w:r>
+              <w:rPr>
+                <w:sz w:val="22"/>
+              </w:rPr>
               <w:t>да</w:t>
             </w:r>
           </w:p>
         </w:tc>
       </w:tr>
       <w:tr>
-        <w:tc>
-          <w:tcPr>
-            <w:tcW w:type="dxa" w:w="1606"/>
-          </w:tcPr>
-          <w:p>
-            <w:r>
+        <w:trPr>
+          <w:cantSplit/>
+        </w:trPr>
+        <w:tc>
+          <w:tcPr>
+            <w:tcW w:type="dxa" w:w="567"/>
+          </w:tcPr>
+          <w:p>
+            <w:pPr>
+              <w:keepNext w:val="0"/>
+              <w:ind w:firstLine="0"/>
+              <w:jc w:val="left"/>
+            </w:pPr>
+            <w:r>
+              <w:rPr>
+                <w:sz w:val="22"/>
+              </w:rPr>
               <w:t>4.</w:t>
             </w:r>
           </w:p>
         </w:tc>
         <w:tc>
           <w:tcPr>
-            <w:tcW w:type="dxa" w:w="1606"/>
-          </w:tcPr>
-          <w:p>
-            <w:r>
+            <w:tcW w:type="dxa" w:w="3685"/>
+          </w:tcPr>
+          <w:p>
+            <w:pPr>
+              <w:keepNext w:val="0"/>
+              <w:ind w:firstLine="0"/>
+              <w:jc w:val="left"/>
+            </w:pPr>
+            <w:r>
+              <w:rPr>
+                <w:sz w:val="22"/>
+              </w:rPr>
               <w:t>Возобновление и закрытие обращения</w:t>
             </w:r>
           </w:p>
         </w:tc>
         <w:tc>
           <w:tcPr>
-            <w:tcW w:type="dxa" w:w="1606"/>
-          </w:tcPr>
-          <w:p>
-            <w:r>
+            <w:tcW w:type="dxa" w:w="1587"/>
+          </w:tcPr>
+          <w:p>
+            <w:pPr>
+              <w:keepNext w:val="0"/>
+              <w:ind w:firstLine="0"/>
+              <w:jc w:val="left"/>
+            </w:pPr>
+            <w:r>
+              <w:rPr>
+                <w:sz w:val="22"/>
+              </w:rPr>
               <w:t>да</w:t>
             </w:r>
           </w:p>
         </w:tc>
         <w:tc>
           <w:tcPr>
-            <w:tcW w:type="dxa" w:w="1606"/>
-          </w:tcPr>
-          <w:p>
-            <w:r>
+            <w:tcW w:type="dxa" w:w="1247"/>
+          </w:tcPr>
+          <w:p>
+            <w:pPr>
+              <w:keepNext w:val="0"/>
+              <w:ind w:firstLine="0"/>
+              <w:jc w:val="left"/>
+            </w:pPr>
+            <w:r>
+              <w:rPr>
+                <w:sz w:val="22"/>
+              </w:rPr>
               <w:t>да</w:t>
             </w:r>
           </w:p>
         </w:tc>
         <w:tc>
           <w:tcPr>
-            <w:tcW w:type="dxa" w:w="1606"/>
-          </w:tcPr>
-          <w:p>
-            <w:r>
+            <w:tcW w:type="dxa" w:w="1531"/>
+          </w:tcPr>
+          <w:p>
+            <w:pPr>
+              <w:keepNext w:val="0"/>
+              <w:ind w:firstLine="0"/>
+              <w:jc w:val="left"/>
+            </w:pPr>
+            <w:r>
+              <w:rPr>
+                <w:sz w:val="22"/>
+              </w:rPr>
               <w:t>да</w:t>
             </w:r>
           </w:p>
         </w:tc>
         <w:tc>
           <w:tcPr>
-            <w:tcW w:type="dxa" w:w="1606"/>
-          </w:tcPr>
-          <w:p>
-            <w:r>
+            <w:tcW w:type="dxa" w:w="1020"/>
+          </w:tcPr>
+          <w:p>
+            <w:pPr>
+              <w:keepNext w:val="0"/>
+              <w:ind w:firstLine="0"/>
+              <w:jc w:val="left"/>
+            </w:pPr>
+            <w:r>
+              <w:rPr>
+                <w:sz w:val="22"/>
+              </w:rPr>
               <w:t>да</w:t>
             </w:r>
           </w:p>
         </w:tc>
       </w:tr>
       <w:tr>
-        <w:tc>
-          <w:tcPr>
-            <w:tcW w:type="dxa" w:w="1606"/>
-          </w:tcPr>
-          <w:p>
-            <w:r>
+        <w:trPr>
+          <w:cantSplit/>
+        </w:trPr>
+        <w:tc>
+          <w:tcPr>
+            <w:tcW w:type="dxa" w:w="567"/>
+          </w:tcPr>
+          <w:p>
+            <w:pPr>
+              <w:keepNext w:val="0"/>
+              <w:ind w:firstLine="0"/>
+              <w:jc w:val="left"/>
+            </w:pPr>
+            <w:r>
+              <w:rPr>
+                <w:sz w:val="22"/>
+              </w:rPr>
               <w:t>5.</w:t>
             </w:r>
           </w:p>
         </w:tc>
         <w:tc>
           <w:tcPr>
-            <w:tcW w:type="dxa" w:w="1606"/>
-          </w:tcPr>
-          <w:p>
-            <w:r>
+            <w:tcW w:type="dxa" w:w="3685"/>
+          </w:tcPr>
+          <w:p>
+            <w:pPr>
+              <w:keepNext w:val="0"/>
+              <w:ind w:firstLine="0"/>
+              <w:jc w:val="left"/>
+            </w:pPr>
+            <w:r>
+              <w:rPr>
+                <w:sz w:val="22"/>
+              </w:rPr>
               <w:t>Поиск жителя (/find_resident)</w:t>
             </w:r>
           </w:p>
         </w:tc>
         <w:tc>
           <w:tcPr>
-            <w:tcW w:type="dxa" w:w="1606"/>
-          </w:tcPr>
-          <w:p>
-            <w:r>
+            <w:tcW w:type="dxa" w:w="1587"/>
+          </w:tcPr>
+          <w:p>
+            <w:pPr>
+              <w:keepNext w:val="0"/>
+              <w:ind w:firstLine="0"/>
+              <w:jc w:val="left"/>
+            </w:pPr>
+            <w:r>
+              <w:rPr>
+                <w:sz w:val="22"/>
+              </w:rPr>
               <w:t>да</w:t>
             </w:r>
           </w:p>
         </w:tc>
         <w:tc>
           <w:tcPr>
-            <w:tcW w:type="dxa" w:w="1606"/>
-          </w:tcPr>
-          <w:p>
-            <w:r>
+            <w:tcW w:type="dxa" w:w="1247"/>
+          </w:tcPr>
+          <w:p>
+            <w:pPr>
+              <w:keepNext w:val="0"/>
+              <w:ind w:firstLine="0"/>
+              <w:jc w:val="left"/>
+            </w:pPr>
+            <w:r>
+              <w:rPr>
+                <w:sz w:val="22"/>
+              </w:rPr>
               <w:t>да</w:t>
             </w:r>
           </w:p>
         </w:tc>
         <w:tc>
           <w:tcPr>
-            <w:tcW w:type="dxa" w:w="1606"/>
-          </w:tcPr>
-          <w:p>
-            <w:r>
+            <w:tcW w:type="dxa" w:w="1531"/>
+          </w:tcPr>
+          <w:p>
+            <w:pPr>
+              <w:keepNext w:val="0"/>
+              <w:ind w:firstLine="0"/>
+              <w:jc w:val="left"/>
+            </w:pPr>
+            <w:r>
+              <w:rPr>
+                <w:sz w:val="22"/>
+              </w:rPr>
               <w:t>да</w:t>
             </w:r>
           </w:p>
         </w:tc>
         <w:tc>
           <w:tcPr>
-            <w:tcW w:type="dxa" w:w="1606"/>
-          </w:tcPr>
-          <w:p>
-            <w:r>
+            <w:tcW w:type="dxa" w:w="1020"/>
+          </w:tcPr>
+          <w:p>
+            <w:pPr>
+              <w:keepNext w:val="0"/>
+              <w:ind w:firstLine="0"/>
+              <w:jc w:val="left"/>
+            </w:pPr>
+            <w:r>
+              <w:rPr>
+                <w:sz w:val="22"/>
+              </w:rPr>
               <w:t>да</w:t>
             </w:r>
           </w:p>
         </w:tc>
       </w:tr>
       <w:tr>
-        <w:tc>
-          <w:tcPr>
-            <w:tcW w:type="dxa" w:w="1606"/>
-          </w:tcPr>
-          <w:p>
-            <w:r>
+        <w:trPr>
+          <w:cantSplit/>
+        </w:trPr>
+        <w:tc>
+          <w:tcPr>
+            <w:tcW w:type="dxa" w:w="567"/>
+          </w:tcPr>
+          <w:p>
+            <w:pPr>
+              <w:keepNext w:val="0"/>
+              <w:ind w:firstLine="0"/>
+              <w:jc w:val="left"/>
+            </w:pPr>
+            <w:r>
+              <w:rPr>
+                <w:sz w:val="22"/>
+              </w:rPr>
               <w:t>6.</w:t>
             </w:r>
           </w:p>
         </w:tc>
         <w:tc>
           <w:tcPr>
-            <w:tcW w:type="dxa" w:w="1606"/>
-          </w:tcPr>
-          <w:p>
-            <w:r>
+            <w:tcW w:type="dxa" w:w="3685"/>
+          </w:tcPr>
+          <w:p>
+            <w:pPr>
+              <w:keepNext w:val="0"/>
+              <w:ind w:firstLine="0"/>
+              <w:jc w:val="left"/>
+            </w:pPr>
+            <w:r>
+              <w:rPr>
+                <w:sz w:val="22"/>
+              </w:rPr>
               <w:t>Экстренная остановка рассылки</w:t>
             </w:r>
           </w:p>
         </w:tc>
         <w:tc>
           <w:tcPr>
-            <w:tcW w:type="dxa" w:w="1606"/>
-          </w:tcPr>
-          <w:p>
-            <w:r>
+            <w:tcW w:type="dxa" w:w="1587"/>
+          </w:tcPr>
+          <w:p>
+            <w:pPr>
+              <w:keepNext w:val="0"/>
+              <w:ind w:firstLine="0"/>
+              <w:jc w:val="left"/>
+            </w:pPr>
+            <w:r>
+              <w:rPr>
+                <w:sz w:val="22"/>
+              </w:rPr>
               <w:t>да</w:t>
             </w:r>
           </w:p>
         </w:tc>
         <w:tc>
           <w:tcPr>
-            <w:tcW w:type="dxa" w:w="1606"/>
-          </w:tcPr>
-          <w:p>
-            <w:r>
+            <w:tcW w:type="dxa" w:w="1247"/>
+          </w:tcPr>
+          <w:p>
+            <w:pPr>
+              <w:keepNext w:val="0"/>
+              <w:ind w:firstLine="0"/>
+              <w:jc w:val="left"/>
+            </w:pPr>
+            <w:r>
+              <w:rPr>
+                <w:sz w:val="22"/>
+              </w:rPr>
               <w:t>да</w:t>
             </w:r>
           </w:p>
         </w:tc>
         <w:tc>
           <w:tcPr>
-            <w:tcW w:type="dxa" w:w="1606"/>
-          </w:tcPr>
-          <w:p>
-            <w:r>
+            <w:tcW w:type="dxa" w:w="1531"/>
+          </w:tcPr>
+          <w:p>
+            <w:pPr>
+              <w:keepNext w:val="0"/>
+              <w:ind w:firstLine="0"/>
+              <w:jc w:val="left"/>
+            </w:pPr>
+            <w:r>
+              <w:rPr>
+                <w:sz w:val="22"/>
+              </w:rPr>
               <w:t>да</w:t>
             </w:r>
           </w:p>
         </w:tc>
         <w:tc>
           <w:tcPr>
-            <w:tcW w:type="dxa" w:w="1606"/>
-          </w:tcPr>
-          <w:p>
-            <w:r>
+            <w:tcW w:type="dxa" w:w="1020"/>
+          </w:tcPr>
+          <w:p>
+            <w:pPr>
+              <w:keepNext w:val="0"/>
+              <w:ind w:firstLine="0"/>
+              <w:jc w:val="left"/>
+            </w:pPr>
+            <w:r>
+              <w:rPr>
+                <w:sz w:val="22"/>
+              </w:rPr>
               <w:t>да</w:t>
             </w:r>
           </w:p>
         </w:tc>
       </w:tr>
       <w:tr>
-        <w:tc>
-          <w:tcPr>
-            <w:tcW w:type="dxa" w:w="1606"/>
-          </w:tcPr>
-          <w:p>
-            <w:r>
+        <w:trPr>
+          <w:cantSplit/>
+        </w:trPr>
+        <w:tc>
+          <w:tcPr>
+            <w:tcW w:type="dxa" w:w="567"/>
+          </w:tcPr>
+          <w:p>
+            <w:pPr>
+              <w:keepNext w:val="0"/>
+              <w:ind w:firstLine="0"/>
+              <w:jc w:val="left"/>
+            </w:pPr>
+            <w:r>
+              <w:rPr>
+                <w:sz w:val="22"/>
+              </w:rPr>
               <w:t>7.</w:t>
             </w:r>
           </w:p>
         </w:tc>
         <w:tc>
           <w:tcPr>
-            <w:tcW w:type="dxa" w:w="1606"/>
-          </w:tcPr>
-          <w:p>
-            <w:r>
+            <w:tcW w:type="dxa" w:w="3685"/>
+          </w:tcPr>
+          <w:p>
+            <w:pPr>
+              <w:keepNext w:val="0"/>
+              <w:ind w:firstLine="0"/>
+              <w:jc w:val="left"/>
+            </w:pPr>
+            <w:r>
+              <w:rPr>
+                <w:sz w:val="22"/>
+              </w:rPr>
               <w:t>Подготовка и направление информационных рассылок (/broadcast), шаблоны рассылок</w:t>
             </w:r>
           </w:p>
         </w:tc>
         <w:tc>
           <w:tcPr>
-            <w:tcW w:type="dxa" w:w="1606"/>
-          </w:tcPr>
-          <w:p>
-            <w:r>
+            <w:tcW w:type="dxa" w:w="1587"/>
+          </w:tcPr>
+          <w:p>
+            <w:pPr>
+              <w:keepNext w:val="0"/>
+              <w:ind w:firstLine="0"/>
+              <w:jc w:val="left"/>
+            </w:pPr>
+            <w:r>
+              <w:rPr>
+                <w:sz w:val="22"/>
+              </w:rPr>
               <w:t>да</w:t>
             </w:r>
           </w:p>
         </w:tc>
         <w:tc>
           <w:tcPr>
-            <w:tcW w:type="dxa" w:w="1606"/>
-          </w:tcPr>
-          <w:p>
-            <w:r>
+            <w:tcW w:type="dxa" w:w="1247"/>
+          </w:tcPr>
+          <w:p>
+            <w:pPr>
+              <w:keepNext w:val="0"/>
+              <w:ind w:firstLine="0"/>
+              <w:jc w:val="left"/>
+            </w:pPr>
+            <w:r>
+              <w:rPr>
+                <w:sz w:val="22"/>
+              </w:rPr>
               <w:t>нет</w:t>
             </w:r>
           </w:p>
         </w:tc>
         <w:tc>
           <w:tcPr>
-            <w:tcW w:type="dxa" w:w="1606"/>
-          </w:tcPr>
-          <w:p>
-            <w:r>
+            <w:tcW w:type="dxa" w:w="1531"/>
+          </w:tcPr>
+          <w:p>
+            <w:pPr>
+              <w:keepNext w:val="0"/>
+              <w:ind w:firstLine="0"/>
+              <w:jc w:val="left"/>
+            </w:pPr>
+            <w:r>
+              <w:rPr>
+                <w:sz w:val="22"/>
+              </w:rPr>
               <w:t>нет</w:t>
             </w:r>
           </w:p>
         </w:tc>
         <w:tc>
           <w:tcPr>
-            <w:tcW w:type="dxa" w:w="1606"/>
-          </w:tcPr>
-          <w:p>
-            <w:r>
+            <w:tcW w:type="dxa" w:w="1020"/>
+          </w:tcPr>
+          <w:p>
+            <w:pPr>
+              <w:keepNext w:val="0"/>
+              <w:ind w:firstLine="0"/>
+              <w:jc w:val="left"/>
+            </w:pPr>
+            <w:r>
+              <w:rPr>
+                <w:sz w:val="22"/>
+              </w:rPr>
               <w:t>да</w:t>
             </w:r>
           </w:p>
         </w:tc>
       </w:tr>
       <w:tr>
-        <w:tc>
-          <w:tcPr>
-            <w:tcW w:type="dxa" w:w="1606"/>
-          </w:tcPr>
-          <w:p>
-            <w:r>
+        <w:trPr>
+          <w:cantSplit/>
+        </w:trPr>
+        <w:tc>
+          <w:tcPr>
+            <w:tcW w:type="dxa" w:w="567"/>
+          </w:tcPr>
+          <w:p>
+            <w:pPr>
+              <w:keepNext w:val="0"/>
+              <w:ind w:firstLine="0"/>
+              <w:jc w:val="left"/>
+            </w:pPr>
+            <w:r>
+              <w:rPr>
+                <w:sz w:val="22"/>
+              </w:rPr>
               <w:t>8.</w:t>
             </w:r>
           </w:p>
         </w:tc>
         <w:tc>
           <w:tcPr>
-            <w:tcW w:type="dxa" w:w="1606"/>
-          </w:tcPr>
-          <w:p>
-            <w:r>
+            <w:tcW w:type="dxa" w:w="3685"/>
+          </w:tcPr>
+          <w:p>
+            <w:pPr>
+              <w:keepNext w:val="0"/>
+              <w:ind w:firstLine="0"/>
+              <w:jc w:val="left"/>
+            </w:pPr>
+            <w:r>
+              <w:rPr>
+                <w:sz w:val="22"/>
+              </w:rPr>
               <w:t>Блокировка и разблокировка жителя</w:t>
             </w:r>
           </w:p>
         </w:tc>
         <w:tc>
           <w:tcPr>
-            <w:tcW w:type="dxa" w:w="1606"/>
-          </w:tcPr>
-          <w:p>
-            <w:r>
+            <w:tcW w:type="dxa" w:w="1587"/>
+          </w:tcPr>
+          <w:p>
+            <w:pPr>
+              <w:keepNext w:val="0"/>
+              <w:ind w:firstLine="0"/>
+              <w:jc w:val="left"/>
+            </w:pPr>
+            <w:r>
+              <w:rPr>
+                <w:sz w:val="22"/>
+              </w:rPr>
               <w:t>нет</w:t>
             </w:r>
           </w:p>
         </w:tc>
         <w:tc>
           <w:tcPr>
-            <w:tcW w:type="dxa" w:w="1606"/>
-          </w:tcPr>
-          <w:p>
-            <w:r>
+            <w:tcW w:type="dxa" w:w="1247"/>
+          </w:tcPr>
+          <w:p>
+            <w:pPr>
+              <w:keepNext w:val="0"/>
+              <w:ind w:firstLine="0"/>
+              <w:jc w:val="left"/>
+            </w:pPr>
+            <w:r>
+              <w:rPr>
+                <w:sz w:val="22"/>
+              </w:rPr>
               <w:t>нет</w:t>
             </w:r>
           </w:p>
         </w:tc>
         <w:tc>
           <w:tcPr>
-            <w:tcW w:type="dxa" w:w="1606"/>
-          </w:tcPr>
-          <w:p>
-            <w:r>
+            <w:tcW w:type="dxa" w:w="1531"/>
+          </w:tcPr>
+          <w:p>
+            <w:pPr>
+              <w:keepNext w:val="0"/>
+              <w:ind w:firstLine="0"/>
+              <w:jc w:val="left"/>
+            </w:pPr>
+            <w:r>
+              <w:rPr>
+                <w:sz w:val="22"/>
+              </w:rPr>
               <w:t>нет</w:t>
             </w:r>
           </w:p>
         </w:tc>
         <w:tc>
           <w:tcPr>
-            <w:tcW w:type="dxa" w:w="1606"/>
-          </w:tcPr>
-          <w:p>
-            <w:r>
+            <w:tcW w:type="dxa" w:w="1020"/>
+          </w:tcPr>
+          <w:p>
+            <w:pPr>
+              <w:keepNext w:val="0"/>
+              <w:ind w:firstLine="0"/>
+              <w:jc w:val="left"/>
+            </w:pPr>
+            <w:r>
+              <w:rPr>
+                <w:sz w:val="22"/>
+              </w:rPr>
               <w:t>да</w:t>
             </w:r>
           </w:p>
         </w:tc>
       </w:tr>
       <w:tr>
-        <w:tc>
-          <w:tcPr>
-            <w:tcW w:type="dxa" w:w="1606"/>
-          </w:tcPr>
-          <w:p>
-            <w:r>
+        <w:trPr>
+          <w:cantSplit/>
+        </w:trPr>
+        <w:tc>
+          <w:tcPr>
+            <w:tcW w:type="dxa" w:w="567"/>
+          </w:tcPr>
+          <w:p>
+            <w:pPr>
+              <w:keepNext w:val="0"/>
+              <w:ind w:firstLine="0"/>
+              <w:jc w:val="left"/>
+            </w:pPr>
+            <w:r>
+              <w:rPr>
+                <w:sz w:val="22"/>
+              </w:rPr>
               <w:t>9.</w:t>
             </w:r>
           </w:p>
         </w:tc>
         <w:tc>
           <w:tcPr>
-            <w:tcW w:type="dxa" w:w="1606"/>
-          </w:tcPr>
-          <w:p>
-            <w:r>
+            <w:tcW w:type="dxa" w:w="3685"/>
+          </w:tcPr>
+          <w:p>
+            <w:pPr>
+              <w:keepNext w:val="0"/>
+              <w:ind w:firstLine="0"/>
+              <w:jc w:val="left"/>
+            </w:pPr>
+            <w:r>
+              <w:rPr>
+                <w:sz w:val="22"/>
+              </w:rPr>
               <w:t>Удаление персональных данных жителя (/erase, кнопка «Удалить ПДн»)</w:t>
             </w:r>
           </w:p>
         </w:tc>
         <w:tc>
           <w:tcPr>
-            <w:tcW w:type="dxa" w:w="1606"/>
-          </w:tcPr>
-          <w:p>
-            <w:r>
+            <w:tcW w:type="dxa" w:w="1587"/>
+          </w:tcPr>
+          <w:p>
+            <w:pPr>
+              <w:keepNext w:val="0"/>
+              <w:ind w:firstLine="0"/>
+              <w:jc w:val="left"/>
+            </w:pPr>
+            <w:r>
+              <w:rPr>
+                <w:sz w:val="22"/>
+              </w:rPr>
               <w:t>нет</w:t>
             </w:r>
           </w:p>
         </w:tc>
         <w:tc>
           <w:tcPr>
-            <w:tcW w:type="dxa" w:w="1606"/>
-          </w:tcPr>
-          <w:p>
-            <w:r>
+            <w:tcW w:type="dxa" w:w="1247"/>
+          </w:tcPr>
+          <w:p>
+            <w:pPr>
+              <w:keepNext w:val="0"/>
+              <w:ind w:firstLine="0"/>
+              <w:jc w:val="left"/>
+            </w:pPr>
+            <w:r>
+              <w:rPr>
+                <w:sz w:val="22"/>
+              </w:rPr>
               <w:t>нет</w:t>
             </w:r>
           </w:p>
         </w:tc>
         <w:tc>
           <w:tcPr>
-            <w:tcW w:type="dxa" w:w="1606"/>
-          </w:tcPr>
-          <w:p>
-            <w:r>
+            <w:tcW w:type="dxa" w:w="1531"/>
+          </w:tcPr>
+          <w:p>
+            <w:pPr>
+              <w:keepNext w:val="0"/>
+              <w:ind w:firstLine="0"/>
+              <w:jc w:val="left"/>
+            </w:pPr>
+            <w:r>
+              <w:rPr>
+                <w:sz w:val="22"/>
+              </w:rPr>
               <w:t>нет</w:t>
             </w:r>
           </w:p>
         </w:tc>
         <w:tc>
           <w:tcPr>
-            <w:tcW w:type="dxa" w:w="1606"/>
-          </w:tcPr>
-          <w:p>
-            <w:r>
+            <w:tcW w:type="dxa" w:w="1020"/>
+          </w:tcPr>
+          <w:p>
+            <w:pPr>
+              <w:keepNext w:val="0"/>
+              <w:ind w:firstLine="0"/>
+              <w:jc w:val="left"/>
+            </w:pPr>
+            <w:r>
+              <w:rPr>
+                <w:sz w:val="22"/>
+              </w:rPr>
               <w:t>да</w:t>
             </w:r>
           </w:p>
         </w:tc>
       </w:tr>
       <w:tr>
-        <w:tc>
-          <w:tcPr>
-            <w:tcW w:type="dxa" w:w="1606"/>
-          </w:tcPr>
-          <w:p>
-            <w:r>
+        <w:trPr>
+          <w:cantSplit/>
+        </w:trPr>
+        <w:tc>
+          <w:tcPr>
+            <w:tcW w:type="dxa" w:w="567"/>
+          </w:tcPr>
+          <w:p>
+            <w:pPr>
+              <w:keepNext w:val="0"/>
+              <w:ind w:firstLine="0"/>
+              <w:jc w:val="left"/>
+            </w:pPr>
+            <w:r>
+              <w:rPr>
+                <w:sz w:val="22"/>
+              </w:rPr>
               <w:t>10.</w:t>
             </w:r>
           </w:p>
         </w:tc>
         <w:tc>
           <w:tcPr>
-            <w:tcW w:type="dxa" w:w="1606"/>
-          </w:tcPr>
-          <w:p>
-            <w:r>
+            <w:tcW w:type="dxa" w:w="3685"/>
+          </w:tcPr>
+          <w:p>
+            <w:pPr>
+              <w:keepNext w:val="0"/>
+              <w:ind w:firstLine="0"/>
+              <w:jc w:val="left"/>
+            </w:pPr>
+            <w:r>
+              <w:rPr>
+                <w:sz w:val="22"/>
+              </w:rPr>
               <w:t>Снятие резервной копии (/backup)</w:t>
             </w:r>
           </w:p>
         </w:tc>
         <w:tc>
           <w:tcPr>
-            <w:tcW w:type="dxa" w:w="1606"/>
-          </w:tcPr>
-          <w:p>
-            <w:r>
+            <w:tcW w:type="dxa" w:w="1587"/>
+          </w:tcPr>
+          <w:p>
+            <w:pPr>
+              <w:keepNext w:val="0"/>
+              <w:ind w:firstLine="0"/>
+              <w:jc w:val="left"/>
+            </w:pPr>
+            <w:r>
+              <w:rPr>
+                <w:sz w:val="22"/>
+              </w:rPr>
               <w:t>нет</w:t>
             </w:r>
           </w:p>
         </w:tc>
         <w:tc>
           <w:tcPr>
-            <w:tcW w:type="dxa" w:w="1606"/>
-          </w:tcPr>
-          <w:p>
-            <w:r>
+            <w:tcW w:type="dxa" w:w="1247"/>
+          </w:tcPr>
+          <w:p>
+            <w:pPr>
+              <w:keepNext w:val="0"/>
+              <w:ind w:firstLine="0"/>
+              <w:jc w:val="left"/>
+            </w:pPr>
+            <w:r>
+              <w:rPr>
+                <w:sz w:val="22"/>
+              </w:rPr>
               <w:t>нет</w:t>
             </w:r>
           </w:p>
         </w:tc>
         <w:tc>
           <w:tcPr>
-            <w:tcW w:type="dxa" w:w="1606"/>
-          </w:tcPr>
-          <w:p>
-            <w:r>
+            <w:tcW w:type="dxa" w:w="1531"/>
+          </w:tcPr>
+          <w:p>
+            <w:pPr>
+              <w:keepNext w:val="0"/>
+              <w:ind w:firstLine="0"/>
+              <w:jc w:val="left"/>
+            </w:pPr>
+            <w:r>
+              <w:rPr>
+                <w:sz w:val="22"/>
+              </w:rPr>
               <w:t>нет</w:t>
             </w:r>
           </w:p>
         </w:tc>
         <w:tc>
           <w:tcPr>
-            <w:tcW w:type="dxa" w:w="1606"/>
-          </w:tcPr>
-          <w:p>
-            <w:r>
+            <w:tcW w:type="dxa" w:w="1020"/>
+          </w:tcPr>
+          <w:p>
+            <w:pPr>
+              <w:keepNext w:val="0"/>
+              <w:ind w:firstLine="0"/>
+              <w:jc w:val="left"/>
+            </w:pPr>
+            <w:r>
+              <w:rPr>
+                <w:sz w:val="22"/>
+              </w:rPr>
               <w:t>да</w:t>
             </w:r>
           </w:p>
         </w:tc>
       </w:tr>
       <w:tr>
-        <w:tc>
-          <w:tcPr>
-            <w:tcW w:type="dxa" w:w="1606"/>
-          </w:tcPr>
-          <w:p>
-            <w:r>
+        <w:trPr>
+          <w:cantSplit/>
+        </w:trPr>
+        <w:tc>
+          <w:tcPr>
+            <w:tcW w:type="dxa" w:w="567"/>
+          </w:tcPr>
+          <w:p>
+            <w:pPr>
+              <w:keepNext w:val="0"/>
+              <w:ind w:firstLine="0"/>
+              <w:jc w:val="left"/>
+            </w:pPr>
+            <w:r>
+              <w:rPr>
+                <w:sz w:val="22"/>
+              </w:rPr>
               <w:t>11.</w:t>
             </w:r>
           </w:p>
         </w:tc>
         <w:tc>
           <w:tcPr>
-            <w:tcW w:type="dxa" w:w="1606"/>
-          </w:tcPr>
-          <w:p>
-            <w:r>
+            <w:tcW w:type="dxa" w:w="3685"/>
+          </w:tcPr>
+          <w:p>
+            <w:pPr>
+              <w:keepNext w:val="0"/>
+              <w:ind w:firstLine="0"/>
+              <w:jc w:val="left"/>
+            </w:pPr>
+            <w:r>
+              <w:rPr>
+                <w:sz w:val="22"/>
+              </w:rPr>
               <w:t>Изменение настроек Чат-бота (/setting, меню «Настройки бота»)</w:t>
             </w:r>
           </w:p>
         </w:tc>
         <w:tc>
           <w:tcPr>
-            <w:tcW w:type="dxa" w:w="1606"/>
-          </w:tcPr>
-          <w:p>
-            <w:r>
+            <w:tcW w:type="dxa" w:w="1587"/>
+          </w:tcPr>
+          <w:p>
+            <w:pPr>
+              <w:keepNext w:val="0"/>
+              <w:ind w:firstLine="0"/>
+              <w:jc w:val="left"/>
+            </w:pPr>
+            <w:r>
+              <w:rPr>
+                <w:sz w:val="22"/>
+              </w:rPr>
               <w:t>нет</w:t>
             </w:r>
           </w:p>
         </w:tc>
         <w:tc>
           <w:tcPr>
-            <w:tcW w:type="dxa" w:w="1606"/>
-          </w:tcPr>
-          <w:p>
-            <w:r>
+            <w:tcW w:type="dxa" w:w="1247"/>
+          </w:tcPr>
+          <w:p>
+            <w:pPr>
+              <w:keepNext w:val="0"/>
+              <w:ind w:firstLine="0"/>
+              <w:jc w:val="left"/>
+            </w:pPr>
+            <w:r>
+              <w:rPr>
+                <w:sz w:val="22"/>
+              </w:rPr>
               <w:t>нет</w:t>
             </w:r>
           </w:p>
         </w:tc>
         <w:tc>
           <w:tcPr>
-            <w:tcW w:type="dxa" w:w="1606"/>
-          </w:tcPr>
-          <w:p>
-            <w:r>
+            <w:tcW w:type="dxa" w:w="1531"/>
+          </w:tcPr>
+          <w:p>
+            <w:pPr>
+              <w:keepNext w:val="0"/>
+              <w:ind w:firstLine="0"/>
+              <w:jc w:val="left"/>
+            </w:pPr>
+            <w:r>
+              <w:rPr>
+                <w:sz w:val="22"/>
+              </w:rPr>
               <w:t>нет</w:t>
             </w:r>
           </w:p>
         </w:tc>
         <w:tc>
           <w:tcPr>
-            <w:tcW w:type="dxa" w:w="1606"/>
-          </w:tcPr>
-          <w:p>
-            <w:r>
+            <w:tcW w:type="dxa" w:w="1020"/>
+          </w:tcPr>
+          <w:p>
+            <w:pPr>
+              <w:keepNext w:val="0"/>
+              <w:ind w:firstLine="0"/>
+              <w:jc w:val="left"/>
+            </w:pPr>
+            <w:r>
+              <w:rPr>
+                <w:sz w:val="22"/>
+              </w:rPr>
               <w:t>да</w:t>
             </w:r>
           </w:p>
         </w:tc>
       </w:tr>
       <w:tr>
-        <w:tc>
-          <w:tcPr>
-            <w:tcW w:type="dxa" w:w="1606"/>
-          </w:tcPr>
-          <w:p>
-            <w:r>
+        <w:trPr>
+          <w:cantSplit/>
+        </w:trPr>
+        <w:tc>
+          <w:tcPr>
+            <w:tcW w:type="dxa" w:w="567"/>
+          </w:tcPr>
+          <w:p>
+            <w:pPr>
+              <w:keepNext w:val="0"/>
+              <w:ind w:firstLine="0"/>
+              <w:jc w:val="left"/>
+            </w:pPr>
+            <w:r>
+              <w:rPr>
+                <w:sz w:val="22"/>
+              </w:rPr>
               <w:t>12.</w:t>
             </w:r>
           </w:p>
         </w:tc>
         <w:tc>
           <w:tcPr>
-            <w:tcW w:type="dxa" w:w="1606"/>
-          </w:tcPr>
-          <w:p>
-            <w:r>
+            <w:tcW w:type="dxa" w:w="3685"/>
+          </w:tcPr>
+          <w:p>
+            <w:pPr>
+              <w:keepNext w:val="0"/>
+              <w:ind w:firstLine="0"/>
+              <w:jc w:val="left"/>
+            </w:pPr>
+            <w:r>
+              <w:rPr>
+                <w:sz w:val="22"/>
+              </w:rPr>
               <w:t>Управление операторами (/add_operators, мастер «Операторы»)</w:t>
             </w:r>
           </w:p>
         </w:tc>
         <w:tc>
           <w:tcPr>
-            <w:tcW w:type="dxa" w:w="1606"/>
-          </w:tcPr>
-          <w:p>
-            <w:r>
+            <w:tcW w:type="dxa" w:w="1587"/>
+          </w:tcPr>
+          <w:p>
+            <w:pPr>
+              <w:keepNext w:val="0"/>
+              <w:ind w:firstLine="0"/>
+              <w:jc w:val="left"/>
+            </w:pPr>
+            <w:r>
+              <w:rPr>
+                <w:sz w:val="22"/>
+              </w:rPr>
               <w:t>нет</w:t>
             </w:r>
           </w:p>
         </w:tc>
         <w:tc>
           <w:tcPr>
-            <w:tcW w:type="dxa" w:w="1606"/>
-          </w:tcPr>
-          <w:p>
-            <w:r>
+            <w:tcW w:type="dxa" w:w="1247"/>
+          </w:tcPr>
+          <w:p>
+            <w:pPr>
+              <w:keepNext w:val="0"/>
+              <w:ind w:firstLine="0"/>
+              <w:jc w:val="left"/>
+            </w:pPr>
+            <w:r>
+              <w:rPr>
+                <w:sz w:val="22"/>
+              </w:rPr>
               <w:t>нет</w:t>
             </w:r>
           </w:p>
         </w:tc>
         <w:tc>
           <w:tcPr>
-            <w:tcW w:type="dxa" w:w="1606"/>
-          </w:tcPr>
-          <w:p>
-            <w:r>
+            <w:tcW w:type="dxa" w:w="1531"/>
+          </w:tcPr>
+          <w:p>
+            <w:pPr>
+              <w:keepNext w:val="0"/>
+              <w:ind w:firstLine="0"/>
+              <w:jc w:val="left"/>
+            </w:pPr>
+            <w:r>
+              <w:rPr>
+                <w:sz w:val="22"/>
+              </w:rPr>
               <w:t>нет</w:t>
             </w:r>
           </w:p>
         </w:tc>
         <w:tc>
           <w:tcPr>
-            <w:tcW w:type="dxa" w:w="1606"/>
-          </w:tcPr>
-          <w:p>
-            <w:r>
+            <w:tcW w:type="dxa" w:w="1020"/>
+          </w:tcPr>
+          <w:p>
+            <w:pPr>
+              <w:keepNext w:val="0"/>
+              <w:ind w:firstLine="0"/>
+              <w:jc w:val="left"/>
+            </w:pPr>
+            <w:r>
+              <w:rPr>
+                <w:sz w:val="22"/>
+              </w:rPr>
               <w:t>да</w:t>
             </w:r>
           </w:p>
         </w:tc>
       </w:tr>
       <w:tr>
-        <w:tc>
-          <w:tcPr>
-            <w:tcW w:type="dxa" w:w="1606"/>
-          </w:tcPr>
-          <w:p>
-            <w:r>
+        <w:trPr>
+          <w:cantSplit/>
+        </w:trPr>
+        <w:tc>
+          <w:tcPr>
+            <w:tcW w:type="dxa" w:w="567"/>
+          </w:tcPr>
+          <w:p>
+            <w:pPr>
+              <w:keepNext w:val="0"/>
+              <w:ind w:firstLine="0"/>
+              <w:jc w:val="left"/>
+            </w:pPr>
+            <w:r>
+              <w:rPr>
+                <w:sz w:val="22"/>
+              </w:rPr>
               <w:t>13.</w:t>
             </w:r>
           </w:p>
         </w:tc>
         <w:tc>
           <w:tcPr>
-            <w:tcW w:type="dxa" w:w="1606"/>
-          </w:tcPr>
-          <w:p>
-            <w:r>
+            <w:tcW w:type="dxa" w:w="3685"/>
+          </w:tcPr>
+          <w:p>
+            <w:pPr>
+              <w:keepNext w:val="0"/>
+              <w:ind w:firstLine="0"/>
+              <w:jc w:val="left"/>
+            </w:pPr>
+            <w:r>
+              <w:rPr>
+                <w:sz w:val="22"/>
+              </w:rPr>
               <w:t>Раздел «Аудитория и согласия»</w:t>
             </w:r>
           </w:p>
         </w:tc>
         <w:tc>
           <w:tcPr>
-            <w:tcW w:type="dxa" w:w="1606"/>
-          </w:tcPr>
-          <w:p>
-            <w:r>
+            <w:tcW w:type="dxa" w:w="1587"/>
+          </w:tcPr>
+          <w:p>
+            <w:pPr>
+              <w:keepNext w:val="0"/>
+              <w:ind w:firstLine="0"/>
+              <w:jc w:val="left"/>
+            </w:pPr>
+            <w:r>
+              <w:rPr>
+                <w:sz w:val="22"/>
+              </w:rPr>
               <w:t>нет</w:t>
             </w:r>
           </w:p>
         </w:tc>
         <w:tc>
           <w:tcPr>
-            <w:tcW w:type="dxa" w:w="1606"/>
-          </w:tcPr>
-          <w:p>
-            <w:r>
+            <w:tcW w:type="dxa" w:w="1247"/>
+          </w:tcPr>
+          <w:p>
+            <w:pPr>
+              <w:keepNext w:val="0"/>
+              <w:ind w:firstLine="0"/>
+              <w:jc w:val="left"/>
+            </w:pPr>
+            <w:r>
+              <w:rPr>
+                <w:sz w:val="22"/>
+              </w:rPr>
               <w:t>нет</w:t>
             </w:r>
           </w:p>
         </w:tc>
         <w:tc>
           <w:tcPr>
-            <w:tcW w:type="dxa" w:w="1606"/>
-          </w:tcPr>
-          <w:p>
-            <w:r>
+            <w:tcW w:type="dxa" w:w="1531"/>
+          </w:tcPr>
+          <w:p>
+            <w:pPr>
+              <w:keepNext w:val="0"/>
+              <w:ind w:firstLine="0"/>
+              <w:jc w:val="left"/>
+            </w:pPr>
+            <w:r>
+              <w:rPr>
+                <w:sz w:val="22"/>
+              </w:rPr>
               <w:t>нет</w:t>
             </w:r>
           </w:p>
         </w:tc>
         <w:tc>
           <w:tcPr>
-            <w:tcW w:type="dxa" w:w="1606"/>
-          </w:tcPr>
-          <w:p>
-            <w:r>
+            <w:tcW w:type="dxa" w:w="1020"/>
+          </w:tcPr>
+          <w:p>
+            <w:pPr>
+              <w:keepNext w:val="0"/>
+              <w:ind w:firstLine="0"/>
+              <w:jc w:val="left"/>
+            </w:pPr>
+            <w:r>
+              <w:rPr>
+                <w:sz w:val="22"/>
+              </w:rPr>
               <w:t>да</w:t>
             </w:r>
           </w:p>
@@ -1365,6 +2137,7 @@
     </w:p>
     <w:p>
       <w:pPr>
+        <w:keepNext/>
         <w:ind w:firstLine="0"/>
         <w:jc w:val="center"/>
       </w:pPr>
@@ -1460,7 +2233,7 @@
         <w:jc w:val="both"/>
       </w:pPr>
       <w:r>
-        <w:t>28. На первом этапе Чат-бот получает от жителя согласие на обработку персональных данных. Согласие фиксируется в реквизите consent_pdn_at записи жителя; одновременно сохраняется контрольная сумма (SHA-256) редакции текста согласия, показанной жителю (реквизит consent_pdn_text_sha256). Это обеспечивает возможность доказать, какое именно содержание согласия было предоставлено жителю (часть 3 статьи 9 Федерального закона № 152-ФЗ). Без получения согласия дальнейшие этапы анкеты недоступны. Текст согласия, отображаемый жителю (настраиваемый параметр consent_text), в обязательном порядке содержит ссылку на политику обработки персональных данных (параметр policy_url); сохранить текст согласия без указанной ссылки технически невозможно. Согласие на обработку персональных данных в целях работы с обращением и согласие на получение информационных рассылок являются раздельными и даются жителем отдельно по каждой цели: согласие на обработку персональных данных должно быть конкретным, предметным и оформленным отдельно от иных информации и документов (часть 1 статьи 9 Федерального закона № 152-ФЗ).</w:t>
+        <w:t>28. На отдельном шаге до анкеты жителю показывается текст согласия и предоставляется политика данных бота отдельным файлом. При подтверждении сохраняются дата и время, показанный текст, контрольная сумма редакции и связь с сообщением запроса согласия. Сам по себе хеш без доступного исходного текста не доказывает содержание согласия. Для старой записи с отсутствующим текстом содержание не восстанавливается догадкой по текущей редакции. Настройка consent_text содержит временную справочную ссылку policy_url на прежнюю политику администрации муниципального района; она не подтверждает утверждение политики округа. Согласие на оповещения оформляется отдельно и не требуется для подачи сообщения.</w:t>
       </w:r>
     </w:p>
     <w:p>
@@ -1633,6 +2406,7 @@
     </w:p>
     <w:p>
       <w:pPr>
+        <w:keepNext/>
         <w:ind w:firstLine="0"/>
         <w:jc w:val="center"/>
       </w:pPr>
@@ -1653,6 +2427,7 @@
     </w:p>
     <w:p>
       <w:pPr>
+        <w:keepNext/>
         <w:ind w:firstLine="0"/>
         <w:jc w:val="center"/>
       </w:pPr>
@@ -1684,79 +2459,47 @@
         <w:jc w:val="both"/>
       </w:pPr>
       <w:r>
-        <w:t>44. Ответ жителю формируется одним из следующих способов:</w:t>
-      </w:r>
-    </w:p>
-    <w:p>
-      <w:pPr>
-        <w:jc w:val="both"/>
-      </w:pPr>
-      <w:r>
-        <w:t>1) ответ цитированием (свайп-ответ) — оператор выполняет цитирование на карточку обращения в служебной группе и вводит текст ответа. Чат-бот по связи цитирования определяет номер обращения и доставляет ответ жителю в личный чат;</w:t>
-      </w:r>
-    </w:p>
-    <w:p>
-      <w:pPr>
-        <w:jc w:val="both"/>
-      </w:pPr>
-      <w:r>
-        <w:t>2) команда /reply &lt;номер&gt; &lt;текст&gt; — оператор направляет в служебную группу текстовое сообщение указанного формата. Способ применяется в случаях, когда клиент мессенджера MAX не передает связь цитирования;</w:t>
-      </w:r>
-    </w:p>
-    <w:p>
-      <w:pPr>
-        <w:jc w:val="both"/>
-      </w:pPr>
-      <w:r>
-        <w:t>3) нажатие кнопки «Ответить» под карточкой обращения и ввод текста ответа;</w:t>
-      </w:r>
-    </w:p>
-    <w:p>
-      <w:pPr>
-        <w:jc w:val="both"/>
-      </w:pPr>
-      <w:r>
-        <w:t>4) промежуточный ответ — оператор направляет жителю текстовое сообщение, не закрывающее обращение и не изменяющее его статус. Применяется в случаях, когда для подготовки окончательного ответа требуется получить фактические сведения в порядке раздела 8 настоящего Регламента, либо когда оператор уведомляет жителя о ходе рассмотрения. Промежуточный ответ фиксируется в карточке обращения, обращение остается в статусе «в работе» до отправки окончательного ответа.</w:t>
-      </w:r>
-    </w:p>
-    <w:p>
-      <w:pPr>
-        <w:jc w:val="both"/>
-      </w:pPr>
-      <w:r>
-        <w:t>45. К ответу оператор вправе приложить одну фотографию, направляемую жителю в личном чате вместе с текстом ответа в составе формального письма. При приложении оператором более одной фотографии жителю направляется только первая; оператор получает соответствующее уведомление от Чат-бота.</w:t>
-      </w:r>
-    </w:p>
-    <w:p>
-      <w:pPr>
-        <w:jc w:val="both"/>
-      </w:pPr>
-      <w:r>
-        <w:t>46. Лимит длины ответа оператора жителю — 3000 (три тысячи) символов (параметр ANSWER_MAX_CHARS). Ответ вместе с заголовком должен помещаться в сообщение MAX. При превышении Чат-бот предупреждает оператора и не отправляет ответ.</w:t>
-      </w:r>
-    </w:p>
-    <w:p>
-      <w:pPr>
-        <w:jc w:val="both"/>
-      </w:pPr>
-      <w:r>
-        <w:t>47. Ответ жителю формируется Чат-ботом автоматически в виде формального письма: текст оператора помещается в тело письма, к которому Чат-бот добавляет реквизиты обращения (номер, дата, тематика, населенный пункт, адрес) по сведениям из карточки обращения и при наличии — приложенную оператором фотографию. Изменение структуры письма оператором не предусмотрено.</w:t>
-      </w:r>
-    </w:p>
-    <w:p>
-      <w:pPr>
-        <w:jc w:val="both"/>
-      </w:pPr>
-      <w:r>
-        <w:t>48. После успешной доставки окончательного ответа жителю статус обращения изменяется на «отвечено» (внутренний код-идентификатор статуса — answered; в карточке оператора отображается как «Отвечено», в личной переписке жителю — как «Завершено»). В служебной группе оператор получает подтверждение доставки окончательного ответа с указанием номера обращения и о его переводе в статус «Отвечено» с закрытием, а также с пояснением, что при поступлении дополнения от жителя будет направлена новая карточка с пометкой о новом дополнении. При направлении промежуточного ответа оператор получает подтверждение о том, что обращение остается в работе. При нажатии оператором кнопки «Закрыть без ответа» по обращению, по которому ранее был направлен промежуточный ответ оператора, Чат-бот не блокирует действие, но выводит оператору предупреждение о предпочтительности использования ответа с закрытием для направления полного письма. Факт закрытия после промежуточного ответа дополнительно отмечается в журнале действий.</w:t>
-      </w:r>
-    </w:p>
-    <w:p>
-      <w:pPr>
-        <w:jc w:val="both"/>
-      </w:pPr>
-      <w:r>
-        <w:t>49. Целевые сроки направления первого ответа жителю установлены в Таблице 2 настоящего Регламента по модели подпункта 1.9 Порядка работы с сообщениями (Постановление № 2129).</w:t>
+        <w:t>44. Кнопка «Ответить» открывает сохраняемый черновик оператора, связанный с конкретным обращением и типом ответа. В активном черновике текст и файлы накапливаются из последовательных сообщений, повтор события не добавляет часть повторно; отправка выполняется явной кнопкой «Отправить». Доступны пауза и продолжение из меню, замена текста, удаление вложений и отмена. Старые кнопки другого черновика не меняют текущий состав. Совместимые способы ответа цитированием карточки и командой /reply с номером и текстом сохраняются: вне активного черновика они могут перейти непосредственно к доставке с теми же проверками адресата, прав и согласия; отдельное подтверждение черновика нельзя предполагать для любого способа.</w:t>
+      </w:r>
+    </w:p>
+    <w:p>
+      <w:pPr>
+        <w:jc w:val="both"/>
+      </w:pPr>
+      <w:r>
+        <w:t>45. К черновику ответа можно приложить несколько поддерживаемых файлов, включая фотографии, видео и документы, в пределах общего лимита 20 вложений. Состав и число вложений отображаются в экране черновика. Несколько документов доставляются отдельными частями с сохранением их состояния. Неподдерживаемый файл или превышение лимита не должны молча исключать уже принятые части; оператор получает сообщение о причине отказа.</w:t>
+      </w:r>
+    </w:p>
+    <w:p>
+      <w:pPr>
+        <w:jc w:val="both"/>
+      </w:pPr>
+      <w:r>
+        <w:t>46. Общий текст черновика ограничивается параметром ANSWER_MAX_CHARS (по умолчанию 3000 символов), количество накопленных событий — 100. До отправки выполняется проверка формата и допустимого размера итогового сообщения MAX. При неудачной замене текста прежний состав сохраняется. Ограничения платформы и поддерживаемость вложений проверяются при выпуске; неизвестный исход отправки не дает основания автоматически отправлять ту же часть повторно.</w:t>
+      </w:r>
+    </w:p>
+    <w:p>
+      <w:pPr>
+        <w:jc w:val="both"/>
+      </w:pPr>
+      <w:r>
+        <w:t>47. Перед вызовом MAX сохраняются состав ответа и попытка доставки. Подтвержденные части фиксируются отдельно; неизвестный результат останавливает отправку. При подтвержденной доставке и несохраненной истории восстановление должно записать результат без повторной доставки. Разбор неопределенного исхода доступен уполномоченному специалисту через диагностику с просмотром исходного текста и вложений; ручное подтверждение не подставляет выдуманный идентификатор или время MAX.</w:t>
+      </w:r>
+    </w:p>
+    <w:p>
+      <w:pPr>
+        <w:jc w:val="both"/>
+      </w:pPr>
+      <w:r>
+        <w:t>48. Окончательный ответ после подтвержденной доставки и записи переводит обращение в статус «Отвечено» (answered); жителю завершение показывается в истории. Промежуточный ответ сохраняется с отдельным типом и оставляет обращение открытым. Для старых ответов без сохраненного типа он остается неизвестным. Событийные записи не переписываются изменением текущего экрана; последующее дополнение может начать новый период работы. Закрытие без итогового ответа выполняется отдельно и не объявляется доставленным ответом.</w:t>
+      </w:r>
+    </w:p>
+    <w:p>
+      <w:pPr>
+        <w:jc w:val="both"/>
+      </w:pPr>
+      <w:r>
+        <w:t>49. Для автоматического контроля установлен внутренний ориентир первого ответа, настраиваемый специалистом с ролью «it». Он не является законным сроком окончательного рассмотрения и не подтверждает применение постановления № 2129. Параметры контроля приведены в Таблице 2.</w:t>
       </w:r>
     </w:p>
     <w:p>
@@ -1771,169 +2514,307 @@
       <w:tblPr>
         <w:tblStyle w:val="TableGrid"/>
         <w:tblW w:type="auto" w:w="0"/>
+        <w:tblLayout w:type="fixed"/>
         <w:tblLook w:firstColumn="1" w:firstRow="1" w:lastColumn="0" w:lastRow="0" w:noHBand="0" w:noVBand="1" w:val="04A0"/>
       </w:tblPr>
       <w:tblGrid>
-        <w:gridCol w:w="3213"/>
-        <w:gridCol w:w="3213"/>
-        <w:gridCol w:w="3213"/>
+        <w:gridCol w:w="567"/>
+        <w:gridCol w:w="3969"/>
+        <w:gridCol w:w="5102"/>
       </w:tblGrid>
       <w:tr>
-        <w:tc>
-          <w:tcPr>
-            <w:tcW w:type="dxa" w:w="3213"/>
-          </w:tcPr>
-          <w:p>
-            <w:r>
+        <w:trPr>
+          <w:cantSplit/>
+          <w:tblHeader/>
+        </w:trPr>
+        <w:tc>
+          <w:tcPr>
+            <w:tcW w:type="dxa" w:w="567"/>
+          </w:tcPr>
+          <w:p>
+            <w:pPr>
+              <w:keepNext w:val="0"/>
+              <w:ind w:firstLine="0"/>
+              <w:jc w:val="left"/>
+            </w:pPr>
+            <w:r>
+              <w:rPr>
+                <w:sz w:val="22"/>
+              </w:rPr>
               <w:t>№ п/п</w:t>
             </w:r>
           </w:p>
         </w:tc>
         <w:tc>
           <w:tcPr>
-            <w:tcW w:type="dxa" w:w="3213"/>
-          </w:tcPr>
-          <w:p>
-            <w:r>
-              <w:t>Категория важности</w:t>
-            </w:r>
-          </w:p>
-        </w:tc>
-        <w:tc>
-          <w:tcPr>
-            <w:tcW w:type="dxa" w:w="3213"/>
-          </w:tcPr>
-          <w:p>
-            <w:r>
-              <w:t>Целевой срок направления ответа</w:t>
+            <w:tcW w:type="dxa" w:w="3969"/>
+          </w:tcPr>
+          <w:p>
+            <w:pPr>
+              <w:keepNext w:val="0"/>
+              <w:ind w:firstLine="0"/>
+              <w:jc w:val="left"/>
+            </w:pPr>
+            <w:r>
+              <w:rPr>
+                <w:sz w:val="22"/>
+              </w:rPr>
+              <w:t>Контролируемый этап</w:t>
+            </w:r>
+          </w:p>
+        </w:tc>
+        <w:tc>
+          <w:tcPr>
+            <w:tcW w:type="dxa" w:w="5102"/>
+          </w:tcPr>
+          <w:p>
+            <w:pPr>
+              <w:keepNext w:val="0"/>
+              <w:ind w:firstLine="0"/>
+              <w:jc w:val="left"/>
+            </w:pPr>
+            <w:r>
+              <w:rPr>
+                <w:sz w:val="22"/>
+              </w:rPr>
+              <w:t>Правило</w:t>
             </w:r>
           </w:p>
         </w:tc>
       </w:tr>
       <w:tr>
-        <w:tc>
-          <w:tcPr>
-            <w:tcW w:type="dxa" w:w="3213"/>
-          </w:tcPr>
-          <w:p>
-            <w:r>
+        <w:trPr>
+          <w:cantSplit/>
+          <w:tblHeader/>
+        </w:trPr>
+        <w:tc>
+          <w:tcPr>
+            <w:tcW w:type="dxa" w:w="567"/>
+          </w:tcPr>
+          <w:p>
+            <w:pPr>
+              <w:keepNext w:val="0"/>
+              <w:ind w:firstLine="0"/>
+              <w:jc w:val="left"/>
+            </w:pPr>
+            <w:r>
+              <w:rPr>
+                <w:sz w:val="22"/>
+              </w:rPr>
               <w:t>1</w:t>
             </w:r>
           </w:p>
         </w:tc>
         <w:tc>
           <w:tcPr>
-            <w:tcW w:type="dxa" w:w="3213"/>
-          </w:tcPr>
-          <w:p>
-            <w:r>
+            <w:tcW w:type="dxa" w:w="3969"/>
+          </w:tcPr>
+          <w:p>
+            <w:pPr>
+              <w:keepNext w:val="0"/>
+              <w:ind w:firstLine="0"/>
+              <w:jc w:val="left"/>
+            </w:pPr>
+            <w:r>
+              <w:rPr>
+                <w:sz w:val="22"/>
+              </w:rPr>
               <w:t>2</w:t>
             </w:r>
           </w:p>
         </w:tc>
         <w:tc>
           <w:tcPr>
-            <w:tcW w:type="dxa" w:w="3213"/>
-          </w:tcPr>
-          <w:p>
-            <w:r>
+            <w:tcW w:type="dxa" w:w="5102"/>
+          </w:tcPr>
+          <w:p>
+            <w:pPr>
+              <w:keepNext w:val="0"/>
+              <w:ind w:firstLine="0"/>
+              <w:jc w:val="left"/>
+            </w:pPr>
+            <w:r>
+              <w:rPr>
+                <w:sz w:val="22"/>
+              </w:rPr>
               <w:t>3</w:t>
             </w:r>
           </w:p>
         </w:tc>
       </w:tr>
       <w:tr>
-        <w:tc>
-          <w:tcPr>
-            <w:tcW w:type="dxa" w:w="3213"/>
-          </w:tcPr>
-          <w:p>
-            <w:r>
+        <w:trPr>
+          <w:cantSplit/>
+        </w:trPr>
+        <w:tc>
+          <w:tcPr>
+            <w:tcW w:type="dxa" w:w="567"/>
+          </w:tcPr>
+          <w:p>
+            <w:pPr>
+              <w:keepNext w:val="0"/>
+              <w:ind w:firstLine="0"/>
+              <w:jc w:val="left"/>
+            </w:pPr>
+            <w:r>
+              <w:rPr>
+                <w:sz w:val="22"/>
+              </w:rPr>
               <w:t>1.</w:t>
             </w:r>
           </w:p>
         </w:tc>
         <w:tc>
           <w:tcPr>
-            <w:tcW w:type="dxa" w:w="3213"/>
-          </w:tcPr>
-          <w:p>
-            <w:r>
-              <w:t>Высокая важность (назначается координатором АЕМО)</w:t>
-            </w:r>
-          </w:p>
-        </w:tc>
-        <w:tc>
-          <w:tcPr>
-            <w:tcW w:type="dxa" w:w="3213"/>
-          </w:tcPr>
-          <w:p>
-            <w:r>
-              <w:t>не более 2 (двух) часов с момента поступления сообщения в служебную группу</w:t>
+            <w:tcW w:type="dxa" w:w="3969"/>
+          </w:tcPr>
+          <w:p>
+            <w:pPr>
+              <w:keepNext w:val="0"/>
+              <w:ind w:firstLine="0"/>
+              <w:jc w:val="left"/>
+            </w:pPr>
+            <w:r>
+              <w:rPr>
+                <w:sz w:val="22"/>
+              </w:rPr>
+              <w:t>Первый ответ в новом периоде</w:t>
+            </w:r>
+          </w:p>
+        </w:tc>
+        <w:tc>
+          <w:tcPr>
+            <w:tcW w:type="dxa" w:w="5102"/>
+          </w:tcPr>
+          <w:p>
+            <w:pPr>
+              <w:keepNext w:val="0"/>
+              <w:ind w:firstLine="0"/>
+              <w:jc w:val="left"/>
+            </w:pPr>
+            <w:r>
+              <w:rPr>
+                <w:sz w:val="22"/>
+              </w:rPr>
+              <w:t>sla_response_hours; по умолчанию 4 рабочих часа. При создании периода сохраняются его начало, норматив и снимок рабочего расписания.</w:t>
             </w:r>
           </w:p>
         </w:tc>
       </w:tr>
       <w:tr>
-        <w:tc>
-          <w:tcPr>
-            <w:tcW w:type="dxa" w:w="3213"/>
-          </w:tcPr>
-          <w:p>
-            <w:r>
+        <w:trPr>
+          <w:cantSplit/>
+        </w:trPr>
+        <w:tc>
+          <w:tcPr>
+            <w:tcW w:type="dxa" w:w="567"/>
+          </w:tcPr>
+          <w:p>
+            <w:pPr>
+              <w:keepNext w:val="0"/>
+              <w:ind w:firstLine="0"/>
+              <w:jc w:val="left"/>
+            </w:pPr>
+            <w:r>
+              <w:rPr>
+                <w:sz w:val="22"/>
+              </w:rPr>
               <w:t>2.</w:t>
             </w:r>
           </w:p>
         </w:tc>
         <w:tc>
           <w:tcPr>
-            <w:tcW w:type="dxa" w:w="3213"/>
-          </w:tcPr>
-          <w:p>
-            <w:r>
-              <w:t>Стандартная важность</w:t>
-            </w:r>
-          </w:p>
-        </w:tc>
-        <w:tc>
-          <w:tcPr>
-            <w:tcW w:type="dxa" w:w="3213"/>
-          </w:tcPr>
-          <w:p>
-            <w:r>
-              <w:t>не более 4 (четырех) рабочих часов с момента поступления сообщения в служебную группу</w:t>
+            <w:tcW w:type="dxa" w:w="3969"/>
+          </w:tcPr>
+          <w:p>
+            <w:pPr>
+              <w:keepNext w:val="0"/>
+              <w:ind w:firstLine="0"/>
+              <w:jc w:val="left"/>
+            </w:pPr>
+            <w:r>
+              <w:rPr>
+                <w:sz w:val="22"/>
+              </w:rPr>
+              <w:t>Дальнейшее действие после промежуточного ответа</w:t>
+            </w:r>
+          </w:p>
+        </w:tc>
+        <w:tc>
+          <w:tcPr>
+            <w:tcW w:type="dxa" w:w="5102"/>
+          </w:tcPr>
+          <w:p>
+            <w:pPr>
+              <w:keepNext w:val="0"/>
+              <w:ind w:firstLine="0"/>
+              <w:jc w:val="left"/>
+            </w:pPr>
+            <w:r>
+              <w:rPr>
+                <w:sz w:val="22"/>
+              </w:rPr>
+              <w:t>sla_followup_hours; по умолчанию 8 рабочих часов, 0 отключает сигнал. Текущее значение применяется к оперативной очереди; это не восемь рабочих дней и не срок окончательного ответа.</w:t>
             </w:r>
           </w:p>
         </w:tc>
       </w:tr>
       <w:tr>
-        <w:tc>
-          <w:tcPr>
-            <w:tcW w:type="dxa" w:w="3213"/>
-          </w:tcPr>
-          <w:p>
-            <w:r>
+        <w:trPr>
+          <w:cantSplit/>
+        </w:trPr>
+        <w:tc>
+          <w:tcPr>
+            <w:tcW w:type="dxa" w:w="567"/>
+          </w:tcPr>
+          <w:p>
+            <w:pPr>
+              <w:keepNext w:val="0"/>
+              <w:ind w:firstLine="0"/>
+              <w:jc w:val="left"/>
+            </w:pPr>
+            <w:r>
+              <w:rPr>
+                <w:sz w:val="22"/>
+              </w:rPr>
               <w:t>3.</w:t>
             </w:r>
           </w:p>
         </w:tc>
         <w:tc>
           <w:tcPr>
-            <w:tcW w:type="dxa" w:w="3213"/>
-          </w:tcPr>
-          <w:p>
-            <w:r>
-              <w:t>Промежуточный ответ направлен, готовится окончательный</w:t>
-            </w:r>
-          </w:p>
-        </w:tc>
-        <w:tc>
-          <w:tcPr>
-            <w:tcW w:type="dxa" w:w="3213"/>
-          </w:tcPr>
-          <w:p>
-            <w:r>
-              <w:t>окончательный ответ — не более 8 (восьми) рабочих дней со дня направления промежуточного ответа</w:t>
+            <w:tcW w:type="dxa" w:w="3969"/>
+          </w:tcPr>
+          <w:p>
+            <w:pPr>
+              <w:keepNext w:val="0"/>
+              <w:ind w:firstLine="0"/>
+              <w:jc w:val="left"/>
+            </w:pPr>
+            <w:r>
+              <w:rPr>
+                <w:sz w:val="22"/>
+              </w:rPr>
+              <w:t>Исторический период без сохраненного норматива или расписания</w:t>
+            </w:r>
+          </w:p>
+        </w:tc>
+        <w:tc>
+          <w:tcPr>
+            <w:tcW w:type="dxa" w:w="5102"/>
+          </w:tcPr>
+          <w:p>
+            <w:pPr>
+              <w:keepNext w:val="0"/>
+              <w:ind w:firstLine="0"/>
+              <w:jc w:val="left"/>
+            </w:pPr>
+            <w:r>
+              <w:rPr>
+                <w:sz w:val="22"/>
+              </w:rPr>
+              <w:t>Для оперативной работы используется отмеченный резервный ориентир; историческая оценка не объявляется достоверной и не восстанавливается по текущей настройке.</w:t>
             </w:r>
           </w:p>
         </w:tc>
@@ -1944,31 +2825,23 @@
         <w:jc w:val="both"/>
       </w:pPr>
       <w:r>
-        <w:t>Примечание. Категория важности сообщения определяется координатором АЕМО при поступлении сообщения исходя из его характера (угроза жизни и здоровью, чрезвычайная ситуация, массовое нарушение жизнеобеспечения — высокая важность; остальные сообщения — стандартная). Шкала сроков построена по модели Порядка работы с сообщениями (Постановление № 2129). В программном коде Чат-бота применяется единый целевой срок ответа продолжительностью 4 (четыре) часа (параметр SLA_RESPONSE_HOURS), используемый для автоматических напоминаний (Таблица 3). Дифференциация по категории важности и тематическая приоритизация в Чат-боте не автоматизированы; контроль повышенной важности обеспечивается организационно — координатором АЕМО. Автоматические напоминания Чат-бота являются вспомогательным средством контроля и не заменяют целевые сроки, установленные настоящей Таблицей.</w:t>
-      </w:r>
-    </w:p>
-    <w:p>
-      <w:pPr>
-        <w:jc w:val="both"/>
-      </w:pPr>
-      <w:r>
-        <w:t>50. Рабочее время операторов: понедельник — пятница с 09 часов 00 минут до 18 часов 00 минут по времени UTC +12 (GMT +12), перерыв с 12 часов 00 минут до 13 часов 00 минут. Деятельность операторов в нерабочие праздничные дни, определенные Центром управления регионом в Камчатском крае, обеспечивается в соответствии с подпунктом 1.7 Порядка работы с сообщениями, утвержденного Постановлением № 2129.</w:t>
-      </w:r>
-    </w:p>
-    <w:p>
-      <w:pPr>
-        <w:jc w:val="both"/>
-      </w:pPr>
-      <w:r>
-        <w:t>51. Контроль соблюдения целевых сроков обеспечивается автоматическими напоминаниями Чат-бота, направляемыми в служебную группу. Перечень напоминаний приведен в Таблице 3 настоящего Регламента.</w:t>
-      </w:r>
-    </w:p>
-    <w:p>
-      <w:pPr>
-        <w:jc w:val="both"/>
-      </w:pPr>
-      <w:r>
-        <w:t>52. Текст ответа оператора жителю составляется в соответствии со Стандартом качества ответов (Постановление № 2129), применяемым в качестве методического ориентира с учетом особенностей канала связи, установленных настоящим Регламентом.</w:t>
+        <w:t>50. Рабочее расписание изменяется в «Настройки бота» → «Рабочее время» с проверкой версии настройки; конкурирующее изменение не должно молча перезаписать новое значение. По умолчанию учитываются понедельник — пятница, 09:00–18:00 по времени Камчатки, перерыв 12:00–13:00 и сохраненные праздничные даты. В снимок нового периода входят часовой пояс, рабочие часы, перерыв и календарь. Изменение расписания не пересчитывает сохраненный период по новым правилам; для старых данных фиксируется отдельная оперативная база, которая не доказывает прежний фактический календарь.</w:t>
+      </w:r>
+    </w:p>
+    <w:p>
+      <w:pPr>
+        <w:jc w:val="both"/>
+      </w:pPr>
+      <w:r>
+        <w:t>51. Обе задачи напоминаний обновляют одну сохраняемую панель очереди, показывающую обращения без первого ответа, просроченные по первому ответу, работу после ответа и обращения, требующие дальнейшего действия. Тики выполняются каждый час в 10 и 40 минут; перед обновлением загружается действующее расписание, проверяются рабочее окно, тихие часы и соответствующий переключатель. Неизменная сводка не порождает новое сообщение. При ошибке или неизвестном результате создания либо изменения панели обновления останавливаются до явной сверки MAX специалистом с ролью «it». Автоматически создавать замену после такого сбоя нельзя.</w:t>
+      </w:r>
+    </w:p>
+    <w:p>
+      <w:pPr>
+        <w:jc w:val="both"/>
+      </w:pPr>
+      <w:r>
+        <w:t>52. Качество ответа определяется его соответствием существу вопроса, понятностью, достоверностью и требованиями настоящего Регламента. Стандарт постановления № 2129 может использоваться как методический материал после проверки первичного текста и применимости; ссылка на неподтвержденный акт не заменяет правовую оценку. Координатор организационно определяет повышенную важность и необходимое действие, поскольку отдельная автоматизированная шкала приоритетов не реализована.</w:t>
       </w:r>
     </w:p>
     <w:p>
@@ -2085,6 +2958,7 @@
     </w:p>
     <w:p>
       <w:pPr>
+        <w:keepNext/>
         <w:ind w:firstLine="0"/>
         <w:jc w:val="center"/>
       </w:pPr>
@@ -2449,6 +3323,7 @@
     </w:p>
     <w:p>
       <w:pPr>
+        <w:keepNext/>
         <w:ind w:firstLine="0"/>
         <w:jc w:val="center"/>
       </w:pPr>
@@ -2541,6 +3416,7 @@
     </w:p>
     <w:p>
       <w:pPr>
+        <w:keepNext/>
         <w:ind w:firstLine="0"/>
         <w:jc w:val="center"/>
       </w:pPr>
@@ -2556,39 +3432,39 @@
         <w:jc w:val="both"/>
       </w:pPr>
       <w:r>
-        <w:t>84. При работе с Чат-ботом Администрацией обрабатываются следующие персональные данные жителей: идентификатор пользователя в мессенджере MAX (max_user_id), имя, абонентский номер телефонной связи, текст сообщения, приложенные жителем файлы, населенный пункт и адрес места, к которому относится сообщение. При добровольной передаче жителем геопозиции она преобразуется в адрес; географические координаты как отдельное поле в базе данных не хранятся (часть 5 статьи 5 Федерального закона № 152-ФЗ — недопущение избыточности обрабатываемых персональных данных). Специальные категории персональных данных (сведения о состоянии здоровья, расовой и национальной принадлежности, политических взглядах, религиозных или философских убеждениях, интимной жизни), биометрические персональные данные и сведения о судимости в Чат-боте не обрабатываются: житель предупреждается в тексте согласия о недопустимости указания таких сведений в сообщении и во вложениях; при выявлении таких сведений в поступившем сообщении оператор незамедлительно сообщает об этом специалисту с ролью «it», который обеспечивает удаление указанных сведений из базы данных (правка соответствующей записи с фиксацией факта и основания в журнале эксплуатации отдела цифрового развития); при необходимости рассмотрения вопроса по существу оператор разъясняет жителю порядок подачи обращения в соответствии с Федеральным законом № 59-ФЗ.</w:t>
-      </w:r>
-    </w:p>
-    <w:p>
-      <w:pPr>
-        <w:jc w:val="both"/>
-      </w:pPr>
-      <w:r>
-        <w:t>85. Сведения о согласии на обработку персональных данных, об отзыве согласия, о подписке на рассылку и об отзыве подписки фиксируются в базе данных Чат-бота с указанием даты и времени; для согласия на обработку персональных данных дополнительно сохраняется контрольная сумма редакции его текста.</w:t>
-      </w:r>
-    </w:p>
-    <w:p>
-      <w:pPr>
-        <w:jc w:val="both"/>
-      </w:pPr>
-      <w:r>
-        <w:t>86. Информационная система Чат-бота относится к четвертому уровню защищенности персональных данных на основании подпункта «б» пункта 12 требований, утвержденных постановлением Правительства Российской Федерации от 01.11.2012 № 1119: обрабатываются иные категории персональных данных, актуальны угрозы 3-го типа, субъекты персональных данных не являются работниками оператора, и их число — менее 100 000 (ста тысяч). Совокупность указанных условий относит информационную систему именно к четвертому уровню защищенности. Отнесение информационной системы к четвертому уровню защищенности основывается на модели угроз безопасности персональных данных, утверждаемой Администрацией как оператором.</w:t>
-      </w:r>
-    </w:p>
-    <w:p>
-      <w:pPr>
-        <w:jc w:val="both"/>
-      </w:pPr>
-      <w:r>
-        <w:t>87. Программно-технические меры защиты персональных данных реализованы с учетом базового набора мер для четвертого уровня защищенности, установленного приказом Федеральной службы по техническому и экспортному контролю от 18.02.2013 № 21 (в том числе меры групп идентификации и аутентификации субъектов доступа, управления доступом, регистрации событий безопасности). Требования к учету машинных носителей, ведению (хранению) журналов событий безопасности и иные организационные меры обеспечиваются Администрацией в соответствии с применимыми требованиями уполномоченных федеральных органов исполнительной власти в области информационной безопасности. Перечень реализованных в программном коде защитных механизмов приведен в разделе 11 настоящего Регламента.</w:t>
-      </w:r>
-    </w:p>
-    <w:p>
-      <w:pPr>
-        <w:jc w:val="both"/>
-      </w:pPr>
-      <w:r>
-        <w:t>88. Право субъекта персональных данных на доступ к своим персональным данным и сведениям об их обработке (статья 14 Федерального закона № 152-ФЗ) реализуется через возможность жителя получить командой /export выгрузку своих персональных данных, обращений, переписки и сведений о вложениях в машиночитаемом виде (при большом объеме выгрузка направляется несколькими сообщениями) и просмотреть свои обращения в разделе «Мои обращения» Чат-бота. Дополнительно сведения об операторе и о порядке обработки персональных данных доводятся до жителя через политику обработки персональных данных (параметр policy_url), ссылка на которую отображается в тексте согласия и в разделе «Полезная информация».</w:t>
+        <w:t>84. В Чат-боте обрабатываются идентификатор аккаунта MAX (max_user_id), имя, телефон, населенный пункт, адрес проблемы, текст, вложения и переписка, сведения о согласии, диалоге и доставке. Идентификатор MAX остается персональными данными, пока позволяет связать запись с человеком; отсутствие имени и телефона само по себе не означает обезличивания. При добровольной передаче геолокации координаты используются для определения адреса и могут временно сохраняться в техническом событии. Специальные категории данных и биометрические данные для установления личности не запрашиваются; обычная фотография проблемы не считается автоматически биометрией. При непреднамеренном поступлении чувствительных сведений оператор прекращает их дальнейшую пересылку, ограничивает доступ и сообщает ответственному за ПДн и специалисту с ролью «it». Они проверяют основание обработки, организуют блокирование, прекращение обработки и уничтожение при отсутствии основания, включая подконтрольные копии, по внутренней инструкции. Предупреждение пользователю не является техническим запретом на поступление таких данных; прямое редактирование рабочей базы без согласованной процедуры не применяется.</w:t>
+      </w:r>
+    </w:p>
+    <w:p>
+      <w:pPr>
+        <w:jc w:val="both"/>
+      </w:pPr>
+      <w:r>
+        <w:t>85. Факт и время согласия, отзыва и подписки сохраняются в базе. Для нового согласия на обработку сообщения сохраняются фактически показанный текст, дата и время, хеш редакции и связь с запросом согласия. История доступна уполномоченным сотрудникам через карточку обращения и аудиторию. Если исторический текст не сохранен, интерфейс должен сообщать об отсутствии данных; подставлять текущую редакцию запрещается.</w:t>
+      </w:r>
+    </w:p>
+    <w:p>
+      <w:pPr>
+        <w:jc w:val="both"/>
+      </w:pPr>
+      <w:r>
+        <w:t>86. Применимый уровень защищенности определяет Оператор по результатам оценки состава данных, актуальных угроз и фактической системы в соответствии с постановлением Правительства Российской Федерации от 01.11.2012 № 1119. Репозиторий и предупреждение не направлять чувствительные сведения не подтверждают автоматически четвертый уровень. До утверждения регламента ответственное лицо оформляет оценку и необходимые меры защиты.</w:t>
+      </w:r>
+    </w:p>
+    <w:p>
+      <w:pPr>
+        <w:jc w:val="both"/>
+      </w:pPr>
+      <w:r>
+        <w:t>87. Программно-технические меры защиты персональных данных оцениваются в составе необходимого набора мер с учетом приказа Федеральной службы по техническому и экспортному контролю от 18.02.2013 № 21 (в том числе меры групп идентификации и аутентификации субъектов доступа, управления доступом, регистрации событий безопасности). Требования к учету машинных носителей, ведению (хранению) журналов событий безопасности и иные организационные меры обеспечиваются Администрацией в соответствии с применимыми требованиями уполномоченных федеральных органов исполнительной власти в области информационной безопасности. Перечень реализованных в программном коде защитных механизмов приведен в разделе 11 настоящего Регламента.</w:t>
+      </w:r>
+    </w:p>
+    <w:p>
+      <w:pPr>
+        <w:jc w:val="both"/>
+      </w:pPr>
+      <w:r>
+        <w:t>88. Право субъекта персональных данных на доступ к своим персональным данным и сведениям об их обработке (статья 14 Федерального закона № 152-ФЗ) реализуется через возможность жителя получить командой /export выгрузку своих персональных данных, обращений, переписки и сведений о вложениях в машиночитаемом виде (при большом объеме выгрузка направляется несколькими сообщениями) и просмотреть свои обращения в разделе «Мои обращения» Чат-бота. Дополнительно сведения об операторе и о порядке обработки персональных данных доводятся до жителя через политику данных бота, предоставляемую отдельным файлом. Параметр policy_url содержит временную справочную ссылку на ранее опубликованную районную политику; его нельзя выдавать за подтверждение утверждения политики округа.</w:t>
       </w:r>
     </w:p>
     <w:p>
@@ -2612,7 +3488,7 @@
         <w:jc w:val="both"/>
       </w:pPr>
       <w:r>
-        <w:t>2) отзыв согласия на обработку персональных данных с сохранением возможности получить ответ на ранее поданные открытые обращения;</w:t>
+        <w:t>2) отзыв согласия на обработку персональных данных с прекращением автоматических ответов через Чат-бот и отдельной оценкой дальнейшей работы по уже поданным сообщениям;</w:t>
       </w:r>
     </w:p>
     <w:p>
@@ -2652,23 +3528,23 @@
         <w:jc w:val="both"/>
       </w:pPr>
       <w:r>
-        <w:t>91. При удалении персональных данных свободный текст и вложения жителя по обращениям (адрес, текст сообщения, текст переписки, приложенные файлы) очищаются; обезличенные сведения о количестве и статусах обращений сохраняются путем переподвешивания обращений на техническую обезличенную запись. Запись жителя в базе данных при немедленном удалении удаляется физически. Открытые обращения жителя закрываются с отметкой об их закрытии в связи с отзывом согласия. Отзыв согласия не влечет автоматической блокировки жителя: житель вправе вернуться к работе с Чат-ботом.</w:t>
-      </w:r>
-    </w:p>
-    <w:p>
-      <w:pPr>
-        <w:jc w:val="both"/>
-      </w:pPr>
-      <w:r>
-        <w:t>92. По истечении 30 (тридцати) календарных дней после отзыва жителем согласия на обработку персональных данных персональные данные жителя в рабочей базе данных Чат-бота автоматически обезличиваются во исполнение части 5 статьи 21 Федерального закона № 152-ФЗ. Обезличивание выполняется безусловно: если на момент наступления срока у жителя остаются незакрытые обращения, они закрываются автоматически с уведомлением служебной группы. За 7 (семь) календарных дней до наступления срока Чат-бот направляет в служебную группу предупреждение для завершения работы по открытым обращениям (параметр PDN_DEADLINE_WARN_DAYS). Указанная задача выполняется по расписанию ежедневно в 04 часа 30 минут. Если уничтожение персональных данных в указанный срок технически невозможно, Администрация в соответствии с частью 6 статьи 21 Федерального закона № 152-ФЗ блокирует такие персональные данные и обеспечивает их уничтожение в срок не более 6 (шести) месяцев.</w:t>
-      </w:r>
-    </w:p>
-    <w:p>
-      <w:pPr>
-        <w:jc w:val="both"/>
-      </w:pPr>
-      <w:r>
-        <w:t>93. Содержание ранее поданных обращений (тематика, населенный пункт, сведения о городском объекте, текст обращения), не содержащее непосредственных персональных данных жителя, может сохраняться в Чат-боте в качестве муниципального документа в соответствии с применимыми нормативными актами Администрации в течение 5 (пяти) лет, после чего автоматически обезличивается. Указанная задача выполняется по расписанию ежедневно в 04 часа 45 минут.</w:t>
+        <w:t>91. Отзыв согласия выполняется жителем в меню «Настройки и помощь» → «Уйти из бота» → «Отозвать согласие». Новые сообщения без нового согласия не принимаются, подписка отключается, текущий диалог и черновик анкеты очищаются. Автоматическая отправка ответов через Чат-бот после отзыва блокируется. Ранее поданные открытые сообщения сохраняются до правовой оценки и очистки. Самостоятельное законное основание продолжения не настроено и не доказано самим наличием карточки; уполномоченное лицо оценивает конкретный случай и при наличии основания организует дальнейшую работу через официальный канал вне Чат-бота. Кнопка «Удалить данные» в том же меню и служебная операция /erase запускают немедленную очистку рабочей базы: закрывают открытые обращения, удаляют запись жителя, содержимое, адреса, вложения, черновики и попытки ответов; оставшиеся записи обращений связываются с общей технической записью. Для известных учтенных сообщений MAX подготавливается очередь удаления, неопределенные исходы сверяются вручную. Незавершенная очистка известных резервных копий блокирует новые снимки. Исторические копии без идентификатора, скачанные файлы, версии внешних объектов и снимки проверяются отдельно по внутренней инструкции. Отзыв или удаление не являются блокировкой за злоупотребления.</w:t>
+      </w:r>
+    </w:p>
+    <w:p>
+      <w:pPr>
+        <w:jc w:val="both"/>
+      </w:pPr>
+      <w:r>
+        <w:t>92. Поиск данных для плановой очистки после отзыва начинается с 29-го дня и выполняется ежечасно, с резервом до предельных 30 дней при отсутствии самостоятельного основания продолжать обработку. Перед удалением согласие перепроверяется под блокировкой записи. Незакрытые обращения закрываются; заранее направляется предупреждение о приближении срока. Недоступность процесса не продлевает законный срок: специалист с ролью «it» контролирует выполнение и иные копии. Если уничтожение в применимый срок невозможно, ответственный оформляет основание, блокирование и предельный срок по части 6 статьи 21 Федерального закона № 152-ФЗ; это не автоматическая отсрочка для всех резервных копий.</w:t>
+      </w:r>
+    </w:p>
+    <w:p>
+      <w:pPr>
+        <w:jc w:val="both"/>
+      </w:pPr>
+      <w:r>
+        <w:t>93. Пять лет — операционный горизонт для работы с сообщениями и оценки принятых мер, а не автоматически применимый архивный срок дела. Очистка содержимого рабочей базы отсчитывается от закрытия, при его отсутствии — от ответа, иначе — от подачи; более поздняя переписка сдвигает очистку. Задача очищает текст, адрес и сведения о вложениях, сохраняя часть метаданных. Она не удаляет автоматически прежние сообщения и файлы в MAX, выгрузки, снимки и резервные копии. Возможность повторной идентификации по оставшимся метаданным проверяется отдельно. Достижение цели, отзыв и иные основания могут требовать более раннего удаления. Квалификация документа, номенклатура дел и специальный архивный срок определяются ответственным за делопроизводство по фактическому виду документа и применимому перечню; аналогия с обращениями по Федеральному закону № 59-ФЗ сама по себе недостаточна.</w:t>
       </w:r>
     </w:p>
     <w:p>
@@ -2681,6 +3557,7 @@
     </w:p>
     <w:p>
       <w:pPr>
+        <w:keepNext/>
         <w:ind w:firstLine="0"/>
         <w:jc w:val="center"/>
       </w:pPr>
@@ -2696,7 +3573,7 @@
         <w:jc w:val="both"/>
       </w:pPr>
       <w:r>
-        <w:t>95. В Чат-боте реализованы следующие программно-технические меры защиты, обеспечивающие соблюдение требований к четвертому уровню защищенности персональных данных:</w:t>
+        <w:t>95. В Чат-боте реализованы следующие программно-технические меры защиты, подлежащие оценке в составе мер защиты информационной системы:</w:t>
       </w:r>
     </w:p>
     <w:p>
@@ -2813,6 +3690,7 @@
     </w:p>
     <w:p>
       <w:pPr>
+        <w:keepNext/>
         <w:ind w:firstLine="0"/>
         <w:jc w:val="center"/>
       </w:pPr>
@@ -2881,6 +3759,7 @@
     </w:p>
     <w:p>
       <w:pPr>
+        <w:keepNext/>
         <w:ind w:firstLine="0"/>
         <w:jc w:val="center"/>
       </w:pPr>
@@ -3104,7 +3983,7 @@
         <w:jc w:val="both"/>
       </w:pPr>
       <w:r>
-        <w:t>25) auto_erase_pdn_retention — автоматическое обезличивание по истечении срока хранения после отзыва согласия.</w:t>
+        <w:t>25) auto_erase_pdn_retention — очистка данных в рабочей базе после отзыва согласия.</w:t>
       </w:r>
     </w:p>
     <w:p>
@@ -3120,11 +3999,12 @@
         <w:jc w:val="both"/>
       </w:pPr>
       <w:r>
-        <w:t>109. Записи журнала действий хранятся 1 (один) год (365 дней) с момента события, после чего автоматически уничтожаются (параметр AUDIT_LOG_RETENTION_DAYS, диапазон 30—3650 дней). Срок установлен Администрацией как оператором в соответствии с принципом ограничения хранения персональных данных (часть 7 статьи 5 Федерального закона № 152-ФЗ — хранение не дольше, чем требуют цели обработки) и обеспечивает возможность обнаружения, идентификации и анализа инцидентов информационной безопасности на протяжении достаточного периода. Записи журнала, подтверждающие уничтожение (обезличивание) персональных данных, хранятся 3 (три) года (1095 дней, параметр AUDIT_ERASURE_RETENTION_DAYS) — в течение периода, когда подтверждение исполнения части 5 статьи 21 Федерального закона № 152-ФЗ может быть истребовано уполномоченным органом. Указанная задача выполняется по расписанию ежедневно в 04 часа 15 минут.</w:t>
-      </w:r>
-    </w:p>
-    <w:p>
-      <w:pPr>
+        <w:t>109. Записи журнала действий хранятся 1 (один) год (365 дней) с момента события, после чего автоматически уничтожаются (параметр AUDIT_LOG_RETENTION_DAYS, диапазон 30—3650 дней). Срок предусмотрен типовой конфигурацией и подлежит утверждению Оператором в соответствии с принципом ограничения хранения персональных данных (часть 7 статьи 5 Федерального закона № 152-ФЗ — хранение не дольше, чем требуют цели обработки) и обеспечивает возможность обнаружения, идентификации и анализа инцидентов информационной безопасности на протяжении достаточного периода. Записи журнала, подтверждающие уничтожение (обезличивание) персональных данных, хранятся 3 (три) года (1095 дней, параметр AUDIT_ERASURE_RETENTION_DAYS) — в течение периода, когда подтверждение исполнения части 5 статьи 21 Федерального закона № 152-ФЗ может быть истребовано уполномоченным органом. Указанная задача выполняется по расписанию ежедневно в 04 часа 15 минут.</w:t>
+      </w:r>
+    </w:p>
+    <w:p>
+      <w:pPr>
+        <w:keepNext/>
         <w:ind w:firstLine="0"/>
         <w:jc w:val="center"/>
       </w:pPr>
@@ -3140,7 +4020,7 @@
         <w:jc w:val="both"/>
       </w:pPr>
       <w:r>
-        <w:t>110. Чат-бот выполняет фоновые задачи по расписанию (часовой пояс — UTC +12 (GMT +12)). Перечень задач приведен в Таблице 3. В числе фоновых задач 1-го числа каждого месяца в 09 часов 00 минут Чат-бот автоматически формирует и направляет в служебную группу статистический отчет за предыдущий месяц в формате XLSX. Указанный автоматический отчет формируется независимо от выгрузки статистики по команде /stats, инициируемой оператором вручную.</w:t>
+        <w:t>110. Планировщик регистрирует 23 обязательные задачи и одну дополнительную при наличии HEALTHCHECK_URL, всего до 24. Ниже указаны идентификаторы исходного кода и фактические условия запуска. Время календарных триггеров задается TIMEZONE (по умолчанию Asia/Kamchatka); рабочие ограничения сверяются с сохраненным расписанием. Повторные тики объединяются, одновременные экземпляры одной задачи ограничены; это не обеспечивает однократность внешнего MAX API. Ежемесячный XLSX формируется за предыдущий календарный месяц отдельно от ручной команды /stats.</w:t>
       </w:r>
     </w:p>
     <w:p>
@@ -3155,850 +4035,2015 @@
       <w:tblPr>
         <w:tblStyle w:val="TableGrid"/>
         <w:tblW w:type="auto" w:w="0"/>
+        <w:tblLayout w:type="fixed"/>
         <w:tblLook w:firstColumn="1" w:firstRow="1" w:lastColumn="0" w:lastRow="0" w:noHBand="0" w:noVBand="1" w:val="04A0"/>
       </w:tblPr>
       <w:tblGrid>
-        <w:gridCol w:w="2409"/>
-        <w:gridCol w:w="2409"/>
-        <w:gridCol w:w="2409"/>
-        <w:gridCol w:w="2409"/>
+        <w:gridCol w:w="567"/>
+        <w:gridCol w:w="2835"/>
+        <w:gridCol w:w="2608"/>
+        <w:gridCol w:w="3628"/>
       </w:tblGrid>
       <w:tr>
-        <w:tc>
-          <w:tcPr>
-            <w:tcW w:type="dxa" w:w="2409"/>
-          </w:tcPr>
-          <w:p>
-            <w:r>
+        <w:trPr>
+          <w:cantSplit/>
+          <w:tblHeader/>
+        </w:trPr>
+        <w:tc>
+          <w:tcPr>
+            <w:tcW w:type="dxa" w:w="567"/>
+          </w:tcPr>
+          <w:p>
+            <w:pPr>
+              <w:keepNext w:val="0"/>
+              <w:ind w:firstLine="0"/>
+              <w:jc w:val="left"/>
+            </w:pPr>
+            <w:r>
+              <w:rPr>
+                <w:sz w:val="22"/>
+              </w:rPr>
               <w:t>№ п/п</w:t>
             </w:r>
           </w:p>
         </w:tc>
         <w:tc>
           <w:tcPr>
-            <w:tcW w:type="dxa" w:w="2409"/>
-          </w:tcPr>
-          <w:p>
-            <w:r>
-              <w:t>Наименование задачи</w:t>
-            </w:r>
-          </w:p>
-        </w:tc>
-        <w:tc>
-          <w:tcPr>
-            <w:tcW w:type="dxa" w:w="2409"/>
-          </w:tcPr>
-          <w:p>
-            <w:r>
-              <w:t>Расписание (время UTC +12 (GMT +12))</w:t>
-            </w:r>
-          </w:p>
-        </w:tc>
-        <w:tc>
-          <w:tcPr>
-            <w:tcW w:type="dxa" w:w="2409"/>
-          </w:tcPr>
-          <w:p>
-            <w:r>
+            <w:tcW w:type="dxa" w:w="2835"/>
+          </w:tcPr>
+          <w:p>
+            <w:pPr>
+              <w:keepNext w:val="0"/>
+              <w:ind w:firstLine="0"/>
+              <w:jc w:val="left"/>
+            </w:pPr>
+            <w:r>
+              <w:rPr>
+                <w:sz w:val="22"/>
+              </w:rPr>
+              <w:t>Идентификатор задачи</w:t>
+            </w:r>
+          </w:p>
+        </w:tc>
+        <w:tc>
+          <w:tcPr>
+            <w:tcW w:type="dxa" w:w="2608"/>
+          </w:tcPr>
+          <w:p>
+            <w:pPr>
+              <w:keepNext w:val="0"/>
+              <w:ind w:firstLine="0"/>
+              <w:jc w:val="left"/>
+            </w:pPr>
+            <w:r>
+              <w:rPr>
+                <w:sz w:val="22"/>
+              </w:rPr>
+              <w:t>Запуск</w:t>
+            </w:r>
+          </w:p>
+        </w:tc>
+        <w:tc>
+          <w:tcPr>
+            <w:tcW w:type="dxa" w:w="3628"/>
+          </w:tcPr>
+          <w:p>
+            <w:pPr>
+              <w:keepNext w:val="0"/>
+              <w:ind w:firstLine="0"/>
+              <w:jc w:val="left"/>
+            </w:pPr>
+            <w:r>
+              <w:rPr>
+                <w:sz w:val="22"/>
+              </w:rPr>
               <w:t>Назначение</w:t>
             </w:r>
           </w:p>
         </w:tc>
       </w:tr>
       <w:tr>
-        <w:tc>
-          <w:tcPr>
-            <w:tcW w:type="dxa" w:w="2409"/>
-          </w:tcPr>
-          <w:p>
-            <w:r>
+        <w:trPr>
+          <w:cantSplit/>
+          <w:tblHeader/>
+        </w:trPr>
+        <w:tc>
+          <w:tcPr>
+            <w:tcW w:type="dxa" w:w="567"/>
+          </w:tcPr>
+          <w:p>
+            <w:pPr>
+              <w:keepNext w:val="0"/>
+              <w:ind w:firstLine="0"/>
+              <w:jc w:val="left"/>
+            </w:pPr>
+            <w:r>
+              <w:rPr>
+                <w:sz w:val="22"/>
+              </w:rPr>
               <w:t>1</w:t>
             </w:r>
           </w:p>
         </w:tc>
         <w:tc>
           <w:tcPr>
-            <w:tcW w:type="dxa" w:w="2409"/>
-          </w:tcPr>
-          <w:p>
-            <w:r>
+            <w:tcW w:type="dxa" w:w="2835"/>
+          </w:tcPr>
+          <w:p>
+            <w:pPr>
+              <w:keepNext w:val="0"/>
+              <w:ind w:firstLine="0"/>
+              <w:jc w:val="left"/>
+            </w:pPr>
+            <w:r>
+              <w:rPr>
+                <w:sz w:val="22"/>
+              </w:rPr>
               <w:t>2</w:t>
             </w:r>
           </w:p>
         </w:tc>
         <w:tc>
           <w:tcPr>
-            <w:tcW w:type="dxa" w:w="2409"/>
-          </w:tcPr>
-          <w:p>
-            <w:r>
+            <w:tcW w:type="dxa" w:w="2608"/>
+          </w:tcPr>
+          <w:p>
+            <w:pPr>
+              <w:keepNext w:val="0"/>
+              <w:ind w:firstLine="0"/>
+              <w:jc w:val="left"/>
+            </w:pPr>
+            <w:r>
+              <w:rPr>
+                <w:sz w:val="22"/>
+              </w:rPr>
               <w:t>3</w:t>
             </w:r>
           </w:p>
         </w:tc>
         <w:tc>
           <w:tcPr>
-            <w:tcW w:type="dxa" w:w="2409"/>
-          </w:tcPr>
-          <w:p>
-            <w:r>
+            <w:tcW w:type="dxa" w:w="3628"/>
+          </w:tcPr>
+          <w:p>
+            <w:pPr>
+              <w:keepNext w:val="0"/>
+              <w:ind w:firstLine="0"/>
+              <w:jc w:val="left"/>
+            </w:pPr>
+            <w:r>
+              <w:rPr>
+                <w:sz w:val="22"/>
+              </w:rPr>
               <w:t>4</w:t>
             </w:r>
           </w:p>
         </w:tc>
       </w:tr>
       <w:tr>
-        <w:tc>
-          <w:tcPr>
-            <w:tcW w:type="dxa" w:w="2409"/>
-          </w:tcPr>
-          <w:p>
-            <w:r>
+        <w:trPr>
+          <w:cantSplit/>
+        </w:trPr>
+        <w:tc>
+          <w:tcPr>
+            <w:tcW w:type="dxa" w:w="567"/>
+          </w:tcPr>
+          <w:p>
+            <w:pPr>
+              <w:keepNext w:val="0"/>
+              <w:ind w:firstLine="0"/>
+              <w:jc w:val="left"/>
+            </w:pPr>
+            <w:r>
+              <w:rPr>
+                <w:sz w:val="22"/>
+              </w:rPr>
               <w:t>1.</w:t>
             </w:r>
           </w:p>
         </w:tc>
         <w:tc>
           <w:tcPr>
-            <w:tcW w:type="dxa" w:w="2409"/>
-          </w:tcPr>
-          <w:p>
-            <w:r>
-              <w:t>Резервное копирование базы данных</w:t>
-            </w:r>
-          </w:p>
-        </w:tc>
-        <w:tc>
-          <w:tcPr>
-            <w:tcW w:type="dxa" w:w="2409"/>
-          </w:tcPr>
-          <w:p>
-            <w:r>
-              <w:t>воскресенье, 03:00</w:t>
-            </w:r>
-          </w:p>
-        </w:tc>
-        <w:tc>
-          <w:tcPr>
-            <w:tcW w:type="dxa" w:w="2409"/>
-          </w:tcPr>
-          <w:p>
-            <w:r>
-              <w:t>снятие дампа, шифрование GPG, ротация копий, уведомление о сбое</w:t>
+            <w:tcW w:type="dxa" w:w="2835"/>
+          </w:tcPr>
+          <w:p>
+            <w:pPr>
+              <w:keepNext w:val="0"/>
+              <w:ind w:firstLine="0"/>
+              <w:jc w:val="left"/>
+            </w:pPr>
+            <w:r>
+              <w:rPr>
+                <w:sz w:val="22"/>
+              </w:rPr>
+              <w:t>initial-card-recovery</w:t>
+            </w:r>
+          </w:p>
+        </w:tc>
+        <w:tc>
+          <w:tcPr>
+            <w:tcW w:type="dxa" w:w="2608"/>
+          </w:tcPr>
+          <w:p>
+            <w:pPr>
+              <w:keepNext w:val="0"/>
+              <w:ind w:firstLine="0"/>
+              <w:jc w:val="left"/>
+            </w:pPr>
+            <w:r>
+              <w:rPr>
+                <w:sz w:val="22"/>
+              </w:rPr>
+              <w:t>при старте и каждые 60 секунд</w:t>
+            </w:r>
+          </w:p>
+        </w:tc>
+        <w:tc>
+          <w:tcPr>
+            <w:tcW w:type="dxa" w:w="3628"/>
+          </w:tcPr>
+          <w:p>
+            <w:pPr>
+              <w:keepNext w:val="0"/>
+              <w:ind w:firstLine="0"/>
+              <w:jc w:val="left"/>
+            </w:pPr>
+            <w:r>
+              <w:rPr>
+                <w:sz w:val="22"/>
+              </w:rPr>
+              <w:t>восстановление не начатых публикаций и истории подтвержденных ответов; неопределенные исходы без автоматической повторной отправки</w:t>
             </w:r>
           </w:p>
         </w:tc>
       </w:tr>
       <w:tr>
-        <w:tc>
-          <w:tcPr>
-            <w:tcW w:type="dxa" w:w="2409"/>
-          </w:tcPr>
-          <w:p>
-            <w:r>
+        <w:trPr>
+          <w:cantSplit/>
+        </w:trPr>
+        <w:tc>
+          <w:tcPr>
+            <w:tcW w:type="dxa" w:w="567"/>
+          </w:tcPr>
+          <w:p>
+            <w:pPr>
+              <w:keepNext w:val="0"/>
+              <w:ind w:firstLine="0"/>
+              <w:jc w:val="left"/>
+            </w:pPr>
+            <w:r>
+              <w:rPr>
+                <w:sz w:val="22"/>
+              </w:rPr>
               <w:t>2.</w:t>
             </w:r>
           </w:p>
         </w:tc>
         <w:tc>
           <w:tcPr>
-            <w:tcW w:type="dxa" w:w="2409"/>
-          </w:tcPr>
-          <w:p>
-            <w:r>
-              <w:t>Ретенция технических событий</w:t>
-            </w:r>
-          </w:p>
-        </w:tc>
-        <w:tc>
-          <w:tcPr>
-            <w:tcW w:type="dxa" w:w="2409"/>
-          </w:tcPr>
-          <w:p>
-            <w:r>
-              <w:t>ежедневно, 04:00</w:t>
-            </w:r>
-          </w:p>
-        </w:tc>
-        <w:tc>
-          <w:tcPr>
-            <w:tcW w:type="dxa" w:w="2409"/>
-          </w:tcPr>
-          <w:p>
-            <w:r>
-              <w:t>удаление служебных событий идемпотентности старше 30 дней</w:t>
+            <w:tcW w:type="dxa" w:w="2835"/>
+          </w:tcPr>
+          <w:p>
+            <w:pPr>
+              <w:keepNext w:val="0"/>
+              <w:ind w:firstLine="0"/>
+              <w:jc w:val="left"/>
+            </w:pPr>
+            <w:r>
+              <w:rPr>
+                <w:sz w:val="22"/>
+              </w:rPr>
+              <w:t>pulse-hourly</w:t>
+            </w:r>
+          </w:p>
+        </w:tc>
+        <w:tc>
+          <w:tcPr>
+            <w:tcW w:type="dxa" w:w="2608"/>
+          </w:tcPr>
+          <w:p>
+            <w:pPr>
+              <w:keepNext w:val="0"/>
+              <w:ind w:firstLine="0"/>
+              <w:jc w:val="left"/>
+            </w:pPr>
+            <w:r>
+              <w:rPr>
+                <w:sz w:val="22"/>
+              </w:rPr>
+              <w:t>каждый час 24/7 в :05</w:t>
+            </w:r>
+          </w:p>
+        </w:tc>
+        <w:tc>
+          <w:tcPr>
+            <w:tcW w:type="dxa" w:w="3628"/>
+          </w:tcPr>
+          <w:p>
+            <w:pPr>
+              <w:keepNext w:val="0"/>
+              <w:ind w:firstLine="0"/>
+              <w:jc w:val="left"/>
+            </w:pPr>
+            <w:r>
+              <w:rPr>
+                <w:sz w:val="22"/>
+              </w:rPr>
+              <w:t>проверка возможности отправить включённый пульс не чаще раза в день</w:t>
             </w:r>
           </w:p>
         </w:tc>
       </w:tr>
       <w:tr>
-        <w:tc>
-          <w:tcPr>
-            <w:tcW w:type="dxa" w:w="2409"/>
-          </w:tcPr>
-          <w:p>
-            <w:r>
+        <w:trPr>
+          <w:cantSplit/>
+        </w:trPr>
+        <w:tc>
+          <w:tcPr>
+            <w:tcW w:type="dxa" w:w="567"/>
+          </w:tcPr>
+          <w:p>
+            <w:pPr>
+              <w:keepNext w:val="0"/>
+              <w:ind w:firstLine="0"/>
+              <w:jc w:val="left"/>
+            </w:pPr>
+            <w:r>
+              <w:rPr>
+                <w:sz w:val="22"/>
+              </w:rPr>
               <w:t>3.</w:t>
             </w:r>
           </w:p>
         </w:tc>
         <w:tc>
           <w:tcPr>
-            <w:tcW w:type="dxa" w:w="2409"/>
-          </w:tcPr>
-          <w:p>
-            <w:r>
-              <w:t>Ретенция журнала действий</w:t>
-            </w:r>
-          </w:p>
-        </w:tc>
-        <w:tc>
-          <w:tcPr>
-            <w:tcW w:type="dxa" w:w="2409"/>
-          </w:tcPr>
-          <w:p>
-            <w:r>
-              <w:t>ежедневно, 04:15</w:t>
-            </w:r>
-          </w:p>
-        </w:tc>
-        <w:tc>
-          <w:tcPr>
-            <w:tcW w:type="dxa" w:w="2409"/>
-          </w:tcPr>
-          <w:p>
-            <w:r>
-              <w:t>удаление записей журнала действий старше срока хранения (по умолчанию 365 дней); записи-подтверждения уничтожения персональных данных — старше 1095 дней (3 лет)</w:t>
+            <w:tcW w:type="dxa" w:w="2835"/>
+          </w:tcPr>
+          <w:p>
+            <w:pPr>
+              <w:keepNext w:val="0"/>
+              <w:ind w:firstLine="0"/>
+              <w:jc w:val="left"/>
+            </w:pPr>
+            <w:r>
+              <w:rPr>
+                <w:sz w:val="22"/>
+              </w:rPr>
+              <w:t>pulse-workhours-extra</w:t>
+            </w:r>
+          </w:p>
+        </w:tc>
+        <w:tc>
+          <w:tcPr>
+            <w:tcW w:type="dxa" w:w="2608"/>
+          </w:tcPr>
+          <w:p>
+            <w:pPr>
+              <w:keepNext w:val="0"/>
+              <w:ind w:firstLine="0"/>
+              <w:jc w:val="left"/>
+            </w:pPr>
+            <w:r>
+              <w:rPr>
+                <w:sz w:val="22"/>
+              </w:rPr>
+              <w:t>пн–пт 09:00–17:59 в :35</w:t>
+            </w:r>
+          </w:p>
+        </w:tc>
+        <w:tc>
+          <w:tcPr>
+            <w:tcW w:type="dxa" w:w="3628"/>
+          </w:tcPr>
+          <w:p>
+            <w:pPr>
+              <w:keepNext w:val="0"/>
+              <w:ind w:firstLine="0"/>
+              <w:jc w:val="left"/>
+            </w:pPr>
+            <w:r>
+              <w:rPr>
+                <w:sz w:val="22"/>
+              </w:rPr>
+              <w:t>дополнительная попытка пульса, если сегодня ещё не отправлялся</w:t>
             </w:r>
           </w:p>
         </w:tc>
       </w:tr>
       <w:tr>
-        <w:tc>
-          <w:tcPr>
-            <w:tcW w:type="dxa" w:w="2409"/>
-          </w:tcPr>
-          <w:p>
-            <w:r>
+        <w:trPr>
+          <w:cantSplit/>
+        </w:trPr>
+        <w:tc>
+          <w:tcPr>
+            <w:tcW w:type="dxa" w:w="567"/>
+          </w:tcPr>
+          <w:p>
+            <w:pPr>
+              <w:keepNext w:val="0"/>
+              <w:ind w:firstLine="0"/>
+              <w:jc w:val="left"/>
+            </w:pPr>
+            <w:r>
+              <w:rPr>
+                <w:sz w:val="22"/>
+              </w:rPr>
               <w:t>4.</w:t>
             </w:r>
           </w:p>
         </w:tc>
         <w:tc>
           <w:tcPr>
-            <w:tcW w:type="dxa" w:w="2409"/>
-          </w:tcPr>
-          <w:p>
-            <w:r>
-              <w:t>Деактивация выбывших операторов</w:t>
-            </w:r>
-          </w:p>
-        </w:tc>
-        <w:tc>
-          <w:tcPr>
-            <w:tcW w:type="dxa" w:w="2409"/>
-          </w:tcPr>
-          <w:p>
-            <w:r>
-              <w:t>ежедневно, 04:20</w:t>
-            </w:r>
-          </w:p>
-        </w:tc>
-        <w:tc>
-          <w:tcPr>
-            <w:tcW w:type="dxa" w:w="2409"/>
-          </w:tcPr>
-          <w:p>
-            <w:r>
-              <w:t>деактивация операторов, покинувших служебную группу (учетные записи роли «it» исключены)</w:t>
+            <w:tcW w:type="dxa" w:w="2835"/>
+          </w:tcPr>
+          <w:p>
+            <w:pPr>
+              <w:keepNext w:val="0"/>
+              <w:ind w:firstLine="0"/>
+              <w:jc w:val="left"/>
+            </w:pPr>
+            <w:r>
+              <w:rPr>
+                <w:sz w:val="22"/>
+              </w:rPr>
+              <w:t>startup-pulse</w:t>
+            </w:r>
+          </w:p>
+        </w:tc>
+        <w:tc>
+          <w:tcPr>
+            <w:tcW w:type="dxa" w:w="2608"/>
+          </w:tcPr>
+          <w:p>
+            <w:pPr>
+              <w:keepNext w:val="0"/>
+              <w:ind w:firstLine="0"/>
+              <w:jc w:val="left"/>
+            </w:pPr>
+            <w:r>
+              <w:rPr>
+                <w:sz w:val="22"/>
+              </w:rPr>
+              <w:t>+5 секунд после старта (DateTrigger, одноразово)</w:t>
+            </w:r>
+          </w:p>
+        </w:tc>
+        <w:tc>
+          <w:tcPr>
+            <w:tcW w:type="dxa" w:w="3628"/>
+          </w:tcPr>
+          <w:p>
+            <w:pPr>
+              <w:keepNext w:val="0"/>
+              <w:ind w:firstLine="0"/>
+              <w:jc w:val="left"/>
+            </w:pPr>
+            <w:r>
+              <w:rPr>
+                <w:sz w:val="22"/>
+              </w:rPr>
+              <w:t>подтверждение, что процесс поднялся</w:t>
             </w:r>
           </w:p>
         </w:tc>
       </w:tr>
       <w:tr>
-        <w:tc>
-          <w:tcPr>
-            <w:tcW w:type="dxa" w:w="2409"/>
-          </w:tcPr>
-          <w:p>
-            <w:r>
+        <w:trPr>
+          <w:cantSplit/>
+        </w:trPr>
+        <w:tc>
+          <w:tcPr>
+            <w:tcW w:type="dxa" w:w="567"/>
+          </w:tcPr>
+          <w:p>
+            <w:pPr>
+              <w:keepNext w:val="0"/>
+              <w:ind w:firstLine="0"/>
+              <w:jc w:val="left"/>
+            </w:pPr>
+            <w:r>
+              <w:rPr>
+                <w:sz w:val="22"/>
+              </w:rPr>
               <w:t>5.</w:t>
             </w:r>
           </w:p>
         </w:tc>
         <w:tc>
           <w:tcPr>
-            <w:tcW w:type="dxa" w:w="2409"/>
-          </w:tcPr>
-          <w:p>
-            <w:r>
-              <w:t>Очистка по отзыву согласия</w:t>
-            </w:r>
-          </w:p>
-        </w:tc>
-        <w:tc>
-          <w:tcPr>
-            <w:tcW w:type="dxa" w:w="2409"/>
-          </w:tcPr>
-          <w:p>
-            <w:r>
-              <w:t>ежечасно; предупреждение ежедневно, 04:30</w:t>
-            </w:r>
-          </w:p>
-        </w:tc>
-        <w:tc>
-          <w:tcPr>
-            <w:tcW w:type="dxa" w:w="2409"/>
-          </w:tcPr>
-          <w:p>
-            <w:r>
-              <w:t>очистка данных в рабочей базе начиная с 29-го дня после отзыва, с резервом до предельного срока; действия в отношении иных копий и самостоятельные основания обработки рассматриваются отдельно</w:t>
+            <w:tcW w:type="dxa" w:w="2835"/>
+          </w:tcPr>
+          <w:p>
+            <w:pPr>
+              <w:keepNext w:val="0"/>
+              <w:ind w:firstLine="0"/>
+              <w:jc w:val="left"/>
+            </w:pPr>
+            <w:r>
+              <w:rPr>
+                <w:sz w:val="22"/>
+              </w:rPr>
+              <w:t>health-selfcheck</w:t>
+            </w:r>
+          </w:p>
+        </w:tc>
+        <w:tc>
+          <w:tcPr>
+            <w:tcW w:type="dxa" w:w="2608"/>
+          </w:tcPr>
+          <w:p>
+            <w:pPr>
+              <w:keepNext w:val="0"/>
+              <w:ind w:firstLine="0"/>
+              <w:jc w:val="left"/>
+            </w:pPr>
+            <w:r>
+              <w:rPr>
+                <w:sz w:val="22"/>
+              </w:rPr>
+              <w:t>каждые HEALTHCHECK_INTERVAL_MIN мин (5 по умолчанию)</w:t>
+            </w:r>
+          </w:p>
+        </w:tc>
+        <w:tc>
+          <w:tcPr>
+            <w:tcW w:type="dxa" w:w="3628"/>
+          </w:tcPr>
+          <w:p>
+            <w:pPr>
+              <w:keepNext w:val="0"/>
+              <w:ind w:firstLine="0"/>
+              <w:jc w:val="left"/>
+            </w:pPr>
+            <w:r>
+              <w:rPr>
+                <w:sz w:val="22"/>
+              </w:rPr>
+              <w:t>мониторит heartbeat, шлёт алёрт при healthy↔unhealthy</w:t>
             </w:r>
           </w:p>
         </w:tc>
       </w:tr>
       <w:tr>
-        <w:tc>
-          <w:tcPr>
-            <w:tcW w:type="dxa" w:w="2409"/>
-          </w:tcPr>
-          <w:p>
-            <w:r>
+        <w:trPr>
+          <w:cantSplit/>
+        </w:trPr>
+        <w:tc>
+          <w:tcPr>
+            <w:tcW w:type="dxa" w:w="567"/>
+          </w:tcPr>
+          <w:p>
+            <w:pPr>
+              <w:keepNext w:val="0"/>
+              <w:ind w:firstLine="0"/>
+              <w:jc w:val="left"/>
+            </w:pPr>
+            <w:r>
+              <w:rPr>
+                <w:sz w:val="22"/>
+              </w:rPr>
               <w:t>6.</w:t>
             </w:r>
           </w:p>
         </w:tc>
         <w:tc>
           <w:tcPr>
-            <w:tcW w:type="dxa" w:w="2409"/>
-          </w:tcPr>
-          <w:p>
-            <w:r>
-              <w:t>Обезличивание обращений по сроку хранения</w:t>
-            </w:r>
-          </w:p>
-        </w:tc>
-        <w:tc>
-          <w:tcPr>
-            <w:tcW w:type="dxa" w:w="2409"/>
-          </w:tcPr>
-          <w:p>
-            <w:r>
-              <w:t>ежедневно, 04:45</w:t>
-            </w:r>
-          </w:p>
-        </w:tc>
-        <w:tc>
-          <w:tcPr>
-            <w:tcW w:type="dxa" w:w="2409"/>
-          </w:tcPr>
-          <w:p>
-            <w:r>
-              <w:t>обнуление текста обращений старше 5 лет</w:t>
+            <w:tcW w:type="dxa" w:w="2835"/>
+          </w:tcPr>
+          <w:p>
+            <w:pPr>
+              <w:keepNext w:val="0"/>
+              <w:ind w:firstLine="0"/>
+              <w:jc w:val="left"/>
+            </w:pPr>
+            <w:r>
+              <w:rPr>
+                <w:sz w:val="22"/>
+              </w:rPr>
+              <w:t>healthcheck-ping</w:t>
+            </w:r>
+          </w:p>
+        </w:tc>
+        <w:tc>
+          <w:tcPr>
+            <w:tcW w:type="dxa" w:w="2608"/>
+          </w:tcPr>
+          <w:p>
+            <w:pPr>
+              <w:keepNext w:val="0"/>
+              <w:ind w:firstLine="0"/>
+              <w:jc w:val="left"/>
+            </w:pPr>
+            <w:r>
+              <w:rPr>
+                <w:sz w:val="22"/>
+              </w:rPr>
+              <w:t>интервал HEALTHCHECK_INTERVAL_MIN; только при заданном HEALTHCHECK_URL</w:t>
+            </w:r>
+          </w:p>
+        </w:tc>
+        <w:tc>
+          <w:tcPr>
+            <w:tcW w:type="dxa" w:w="3628"/>
+          </w:tcPr>
+          <w:p>
+            <w:pPr>
+              <w:keepNext w:val="0"/>
+              <w:ind w:firstLine="0"/>
+              <w:jc w:val="left"/>
+            </w:pPr>
+            <w:r>
+              <w:rPr>
+                <w:sz w:val="22"/>
+              </w:rPr>
+              <w:t>внешний сигнал мониторинга</w:t>
             </w:r>
           </w:p>
         </w:tc>
       </w:tr>
       <w:tr>
-        <w:tc>
-          <w:tcPr>
-            <w:tcW w:type="dxa" w:w="2409"/>
-          </w:tcPr>
-          <w:p>
-            <w:r>
+        <w:trPr>
+          <w:cantSplit/>
+        </w:trPr>
+        <w:tc>
+          <w:tcPr>
+            <w:tcW w:type="dxa" w:w="567"/>
+          </w:tcPr>
+          <w:p>
+            <w:pPr>
+              <w:keepNext w:val="0"/>
+              <w:ind w:firstLine="0"/>
+              <w:jc w:val="left"/>
+            </w:pPr>
+            <w:r>
+              <w:rPr>
+                <w:sz w:val="22"/>
+              </w:rPr>
               <w:t>7.</w:t>
             </w:r>
           </w:p>
         </w:tc>
         <w:tc>
           <w:tcPr>
-            <w:tcW w:type="dxa" w:w="2409"/>
-          </w:tcPr>
-          <w:p>
-            <w:r>
-              <w:t>Обновление сведений о вредоносных ссылках</w:t>
-            </w:r>
-          </w:p>
-        </w:tc>
-        <w:tc>
-          <w:tcPr>
-            <w:tcW w:type="dxa" w:w="2409"/>
-          </w:tcPr>
-          <w:p>
-            <w:r>
-              <w:t>ежечасно, в 17 минут</w:t>
-            </w:r>
-          </w:p>
-        </w:tc>
-        <w:tc>
-          <w:tcPr>
-            <w:tcW w:type="dxa" w:w="2409"/>
-          </w:tcPr>
-          <w:p>
-            <w:r>
-              <w:t>обновление баз URLhaus, ThreatFox, PhishTank; критическое уведомление при устаревании более 6 часов</w:t>
+            <w:tcW w:type="dxa" w:w="2835"/>
+          </w:tcPr>
+          <w:p>
+            <w:pPr>
+              <w:keepNext w:val="0"/>
+              <w:ind w:firstLine="0"/>
+              <w:jc w:val="left"/>
+            </w:pPr>
+            <w:r>
+              <w:rPr>
+                <w:sz w:val="22"/>
+              </w:rPr>
+              <w:t>funnel-watchdog</w:t>
+            </w:r>
+          </w:p>
+        </w:tc>
+        <w:tc>
+          <w:tcPr>
+            <w:tcW w:type="dxa" w:w="2608"/>
+          </w:tcPr>
+          <w:p>
+            <w:pPr>
+              <w:keepNext w:val="0"/>
+              <w:ind w:firstLine="0"/>
+              <w:jc w:val="left"/>
+            </w:pPr>
+            <w:r>
+              <w:rPr>
+                <w:sz w:val="22"/>
+              </w:rPr>
+              <w:t>ежечасно в :15</w:t>
+            </w:r>
+          </w:p>
+        </w:tc>
+        <w:tc>
+          <w:tcPr>
+            <w:tcW w:type="dxa" w:w="3628"/>
+          </w:tcPr>
+          <w:p>
+            <w:pPr>
+              <w:keepNext w:val="0"/>
+              <w:ind w:firstLine="0"/>
+              <w:jc w:val="left"/>
+            </w:pPr>
+            <w:r>
+              <w:rPr>
+                <w:sz w:val="22"/>
+              </w:rPr>
+              <w:t>сброс зависших анкет воронки приёма обращения</w:t>
             </w:r>
           </w:p>
         </w:tc>
       </w:tr>
       <w:tr>
-        <w:tc>
-          <w:tcPr>
-            <w:tcW w:type="dxa" w:w="2409"/>
-          </w:tcPr>
-          <w:p>
-            <w:r>
+        <w:trPr>
+          <w:cantSplit/>
+        </w:trPr>
+        <w:tc>
+          <w:tcPr>
+            <w:tcW w:type="dxa" w:w="567"/>
+          </w:tcPr>
+          <w:p>
+            <w:pPr>
+              <w:keepNext w:val="0"/>
+              <w:ind w:firstLine="0"/>
+              <w:jc w:val="left"/>
+            </w:pPr>
+            <w:r>
+              <w:rPr>
+                <w:sz w:val="22"/>
+              </w:rPr>
               <w:t>8.</w:t>
             </w:r>
           </w:p>
         </w:tc>
         <w:tc>
           <w:tcPr>
-            <w:tcW w:type="dxa" w:w="2409"/>
-          </w:tcPr>
-          <w:p>
-            <w:r>
-              <w:t>Уборка зависших черновиков рассылок</w:t>
-            </w:r>
-          </w:p>
-        </w:tc>
-        <w:tc>
-          <w:tcPr>
-            <w:tcW w:type="dxa" w:w="2409"/>
-          </w:tcPr>
-          <w:p>
-            <w:r>
-              <w:t>ежечасно, в 37 минут</w:t>
-            </w:r>
-          </w:p>
-        </w:tc>
-        <w:tc>
-          <w:tcPr>
-            <w:tcW w:type="dxa" w:w="2409"/>
-          </w:tcPr>
-          <w:p>
-            <w:r>
-              <w:t>перевод черновиков рассылок старше 30 минут в статус «не отправлено»</w:t>
+            <w:tcW w:type="dxa" w:w="2835"/>
+          </w:tcPr>
+          <w:p>
+            <w:pPr>
+              <w:keepNext w:val="0"/>
+              <w:ind w:firstLine="0"/>
+              <w:jc w:val="left"/>
+            </w:pPr>
+            <w:r>
+              <w:rPr>
+                <w:sz w:val="22"/>
+              </w:rPr>
+              <w:t>open-reminder-workhours</w:t>
+            </w:r>
+          </w:p>
+        </w:tc>
+        <w:tc>
+          <w:tcPr>
+            <w:tcW w:type="dxa" w:w="2608"/>
+          </w:tcPr>
+          <w:p>
+            <w:pPr>
+              <w:keepNext w:val="0"/>
+              <w:ind w:firstLine="0"/>
+              <w:jc w:val="left"/>
+            </w:pPr>
+            <w:r>
+              <w:rPr>
+                <w:sz w:val="22"/>
+              </w:rPr>
+              <w:t>ежечасно в :10; действующее рабочее окно, тихие часы и переключатель</w:t>
+            </w:r>
+          </w:p>
+        </w:tc>
+        <w:tc>
+          <w:tcPr>
+            <w:tcW w:type="dxa" w:w="3628"/>
+          </w:tcPr>
+          <w:p>
+            <w:pPr>
+              <w:keepNext w:val="0"/>
+              <w:ind w:firstLine="0"/>
+              <w:jc w:val="left"/>
+            </w:pPr>
+            <w:r>
+              <w:rPr>
+                <w:sz w:val="22"/>
+              </w:rPr>
+              <w:t>обновление единой панели очереди</w:t>
             </w:r>
           </w:p>
         </w:tc>
       </w:tr>
       <w:tr>
-        <w:tc>
-          <w:tcPr>
-            <w:tcW w:type="dxa" w:w="2409"/>
-          </w:tcPr>
-          <w:p>
-            <w:r>
+        <w:trPr>
+          <w:cantSplit/>
+        </w:trPr>
+        <w:tc>
+          <w:tcPr>
+            <w:tcW w:type="dxa" w:w="567"/>
+          </w:tcPr>
+          <w:p>
+            <w:pPr>
+              <w:keepNext w:val="0"/>
+              <w:ind w:firstLine="0"/>
+              <w:jc w:val="left"/>
+            </w:pPr>
+            <w:r>
+              <w:rPr>
+                <w:sz w:val="22"/>
+              </w:rPr>
               <w:t>9.</w:t>
             </w:r>
           </w:p>
         </w:tc>
         <w:tc>
           <w:tcPr>
-            <w:tcW w:type="dxa" w:w="2409"/>
-          </w:tcPr>
-          <w:p>
-            <w:r>
-              <w:t>Сброс зависших анкет</w:t>
-            </w:r>
-          </w:p>
-        </w:tc>
-        <w:tc>
-          <w:tcPr>
-            <w:tcW w:type="dxa" w:w="2409"/>
-          </w:tcPr>
-          <w:p>
-            <w:r>
-              <w:t>ежечасно, в 15 минут</w:t>
-            </w:r>
-          </w:p>
-        </w:tc>
-        <w:tc>
-          <w:tcPr>
-            <w:tcW w:type="dxa" w:w="2409"/>
-          </w:tcPr>
-          <w:p>
-            <w:r>
-              <w:t>сброс незавершенных анкет старше 24 часов; уведомление при массовом сбросе</w:t>
+            <w:tcW w:type="dxa" w:w="2835"/>
+          </w:tcPr>
+          <w:p>
+            <w:pPr>
+              <w:keepNext w:val="0"/>
+              <w:ind w:firstLine="0"/>
+              <w:jc w:val="left"/>
+            </w:pPr>
+            <w:r>
+              <w:rPr>
+                <w:sz w:val="22"/>
+              </w:rPr>
+              <w:t>overdue-reminder-workhours</w:t>
+            </w:r>
+          </w:p>
+        </w:tc>
+        <w:tc>
+          <w:tcPr>
+            <w:tcW w:type="dxa" w:w="2608"/>
+          </w:tcPr>
+          <w:p>
+            <w:pPr>
+              <w:keepNext w:val="0"/>
+              <w:ind w:firstLine="0"/>
+              <w:jc w:val="left"/>
+            </w:pPr>
+            <w:r>
+              <w:rPr>
+                <w:sz w:val="22"/>
+              </w:rPr>
+              <w:t>ежечасно в :40; действующее рабочее окно, тихие часы и переключатель</w:t>
+            </w:r>
+          </w:p>
+        </w:tc>
+        <w:tc>
+          <w:tcPr>
+            <w:tcW w:type="dxa" w:w="3628"/>
+          </w:tcPr>
+          <w:p>
+            <w:pPr>
+              <w:keepNext w:val="0"/>
+              <w:ind w:firstLine="0"/>
+              <w:jc w:val="left"/>
+            </w:pPr>
+            <w:r>
+              <w:rPr>
+                <w:sz w:val="22"/>
+              </w:rPr>
+              <w:t>обновление той же панели очереди</w:t>
             </w:r>
           </w:p>
         </w:tc>
       </w:tr>
       <w:tr>
-        <w:tc>
-          <w:tcPr>
-            <w:tcW w:type="dxa" w:w="2409"/>
-          </w:tcPr>
-          <w:p>
-            <w:r>
+        <w:trPr>
+          <w:cantSplit/>
+        </w:trPr>
+        <w:tc>
+          <w:tcPr>
+            <w:tcW w:type="dxa" w:w="567"/>
+          </w:tcPr>
+          <w:p>
+            <w:pPr>
+              <w:keepNext w:val="0"/>
+              <w:ind w:firstLine="0"/>
+              <w:jc w:val="left"/>
+            </w:pPr>
+            <w:r>
+              <w:rPr>
+                <w:sz w:val="22"/>
+              </w:rPr>
               <w:t>10.</w:t>
             </w:r>
           </w:p>
         </w:tc>
         <w:tc>
           <w:tcPr>
-            <w:tcW w:type="dxa" w:w="2409"/>
-          </w:tcPr>
-          <w:p>
-            <w:r>
-              <w:t>Самопроверка работоспособности</w:t>
-            </w:r>
-          </w:p>
-        </w:tc>
-        <w:tc>
-          <w:tcPr>
-            <w:tcW w:type="dxa" w:w="2409"/>
-          </w:tcPr>
-          <w:p>
-            <w:r>
-              <w:t>каждые 5 минут</w:t>
-            </w:r>
-          </w:p>
-        </w:tc>
-        <w:tc>
-          <w:tcPr>
-            <w:tcW w:type="dxa" w:w="2409"/>
-          </w:tcPr>
-          <w:p>
-            <w:r>
-              <w:t>уведомление при изменении состояния «жив» / «не отвечает»</w:t>
+            <w:tcW w:type="dxa" w:w="2835"/>
+          </w:tcPr>
+          <w:p>
+            <w:pPr>
+              <w:keepNext w:val="0"/>
+              <w:ind w:firstLine="0"/>
+              <w:jc w:val="left"/>
+            </w:pPr>
+            <w:r>
+              <w:rPr>
+                <w:sz w:val="22"/>
+              </w:rPr>
+              <w:t>monthly-stats</w:t>
+            </w:r>
+          </w:p>
+        </w:tc>
+        <w:tc>
+          <w:tcPr>
+            <w:tcW w:type="dxa" w:w="2608"/>
+          </w:tcPr>
+          <w:p>
+            <w:pPr>
+              <w:keepNext w:val="0"/>
+              <w:ind w:firstLine="0"/>
+              <w:jc w:val="left"/>
+            </w:pPr>
+            <w:r>
+              <w:rPr>
+                <w:sz w:val="22"/>
+              </w:rPr>
+              <w:t>1 числа в 09:00</w:t>
+            </w:r>
+          </w:p>
+        </w:tc>
+        <w:tc>
+          <w:tcPr>
+            <w:tcW w:type="dxa" w:w="3628"/>
+          </w:tcPr>
+          <w:p>
+            <w:pPr>
+              <w:keepNext w:val="0"/>
+              <w:ind w:firstLine="0"/>
+              <w:jc w:val="left"/>
+            </w:pPr>
+            <w:r>
+              <w:rPr>
+                <w:sz w:val="22"/>
+              </w:rPr>
+              <w:t>автоматический отчёт за прошлый месяц</w:t>
             </w:r>
           </w:p>
         </w:tc>
       </w:tr>
       <w:tr>
-        <w:tc>
-          <w:tcPr>
-            <w:tcW w:type="dxa" w:w="2409"/>
-          </w:tcPr>
-          <w:p>
-            <w:r>
+        <w:trPr>
+          <w:cantSplit/>
+        </w:trPr>
+        <w:tc>
+          <w:tcPr>
+            <w:tcW w:type="dxa" w:w="567"/>
+          </w:tcPr>
+          <w:p>
+            <w:pPr>
+              <w:keepNext w:val="0"/>
+              <w:ind w:firstLine="0"/>
+              <w:jc w:val="left"/>
+            </w:pPr>
+            <w:r>
+              <w:rPr>
+                <w:sz w:val="22"/>
+              </w:rPr>
               <w:t>11.</w:t>
             </w:r>
           </w:p>
         </w:tc>
         <w:tc>
           <w:tcPr>
-            <w:tcW w:type="dxa" w:w="2409"/>
-          </w:tcPr>
-          <w:p>
-            <w:r>
-              <w:t>Месячный статистический отчет</w:t>
-            </w:r>
-          </w:p>
-        </w:tc>
-        <w:tc>
-          <w:tcPr>
-            <w:tcW w:type="dxa" w:w="2409"/>
-          </w:tcPr>
-          <w:p>
-            <w:r>
-              <w:t>1-го числа, 09:00</w:t>
-            </w:r>
-          </w:p>
-        </w:tc>
-        <w:tc>
-          <w:tcPr>
-            <w:tcW w:type="dxa" w:w="2409"/>
-          </w:tcPr>
-          <w:p>
-            <w:r>
-              <w:t>формирование отчета за месяц в формате XLSX в служебную группу</w:t>
+            <w:tcW w:type="dxa" w:w="2835"/>
+          </w:tcPr>
+          <w:p>
+            <w:pPr>
+              <w:keepNext w:val="0"/>
+              <w:ind w:firstLine="0"/>
+              <w:jc w:val="left"/>
+            </w:pPr>
+            <w:r>
+              <w:rPr>
+                <w:sz w:val="22"/>
+              </w:rPr>
+              <w:t>events-retention</w:t>
+            </w:r>
+          </w:p>
+        </w:tc>
+        <w:tc>
+          <w:tcPr>
+            <w:tcW w:type="dxa" w:w="2608"/>
+          </w:tcPr>
+          <w:p>
+            <w:pPr>
+              <w:keepNext w:val="0"/>
+              <w:ind w:firstLine="0"/>
+              <w:jc w:val="left"/>
+            </w:pPr>
+            <w:r>
+              <w:rPr>
+                <w:sz w:val="22"/>
+              </w:rPr>
+              <w:t>ежедневно 04:00</w:t>
+            </w:r>
+          </w:p>
+        </w:tc>
+        <w:tc>
+          <w:tcPr>
+            <w:tcW w:type="dxa" w:w="3628"/>
+          </w:tcPr>
+          <w:p>
+            <w:pPr>
+              <w:keepNext w:val="0"/>
+              <w:ind w:firstLine="0"/>
+              <w:jc w:val="left"/>
+            </w:pPr>
+            <w:r>
+              <w:rPr>
+                <w:sz w:val="22"/>
+              </w:rPr>
+              <w:t>удаление событий старше 30 дней (idempotency cleanup)</w:t>
             </w:r>
           </w:p>
         </w:tc>
       </w:tr>
       <w:tr>
-        <w:tc>
-          <w:tcPr>
-            <w:tcW w:type="dxa" w:w="2409"/>
-          </w:tcPr>
-          <w:p>
-            <w:r>
+        <w:trPr>
+          <w:cantSplit/>
+        </w:trPr>
+        <w:tc>
+          <w:tcPr>
+            <w:tcW w:type="dxa" w:w="567"/>
+          </w:tcPr>
+          <w:p>
+            <w:pPr>
+              <w:keepNext w:val="0"/>
+              <w:ind w:firstLine="0"/>
+              <w:jc w:val="left"/>
+            </w:pPr>
+            <w:r>
+              <w:rPr>
+                <w:sz w:val="22"/>
+              </w:rPr>
               <w:t>12.</w:t>
             </w:r>
           </w:p>
         </w:tc>
         <w:tc>
           <w:tcPr>
-            <w:tcW w:type="dxa" w:w="2409"/>
-          </w:tcPr>
-          <w:p>
-            <w:r>
-              <w:t>Сигнал жизни (базовый)</w:t>
-            </w:r>
-          </w:p>
-        </w:tc>
-        <w:tc>
-          <w:tcPr>
-            <w:tcW w:type="dxa" w:w="2409"/>
-          </w:tcPr>
-          <w:p>
-            <w:r>
-              <w:t>ежечасно, в 05 минут, круглосуточно</w:t>
-            </w:r>
-          </w:p>
-        </w:tc>
-        <w:tc>
-          <w:tcPr>
-            <w:tcW w:type="dxa" w:w="2409"/>
-          </w:tcPr>
-          <w:p>
-            <w:r>
-              <w:t>подтверждение работы Чат-бота</w:t>
+            <w:tcW w:type="dxa" w:w="2835"/>
+          </w:tcPr>
+          <w:p>
+            <w:pPr>
+              <w:keepNext w:val="0"/>
+              <w:ind w:firstLine="0"/>
+              <w:jc w:val="left"/>
+            </w:pPr>
+            <w:r>
+              <w:rPr>
+                <w:sz w:val="22"/>
+              </w:rPr>
+              <w:t>pdn-retention</w:t>
+            </w:r>
+          </w:p>
+        </w:tc>
+        <w:tc>
+          <w:tcPr>
+            <w:tcW w:type="dxa" w:w="2608"/>
+          </w:tcPr>
+          <w:p>
+            <w:pPr>
+              <w:keepNext w:val="0"/>
+              <w:ind w:firstLine="0"/>
+              <w:jc w:val="left"/>
+            </w:pPr>
+            <w:r>
+              <w:rPr>
+                <w:sz w:val="22"/>
+              </w:rPr>
+              <w:t>ежедневно в 04:30</w:t>
+            </w:r>
+          </w:p>
+        </w:tc>
+        <w:tc>
+          <w:tcPr>
+            <w:tcW w:type="dxa" w:w="3628"/>
+          </w:tcPr>
+          <w:p>
+            <w:pPr>
+              <w:keepNext w:val="0"/>
+              <w:ind w:firstLine="0"/>
+              <w:jc w:val="left"/>
+            </w:pPr>
+            <w:r>
+              <w:rPr>
+                <w:sz w:val="22"/>
+              </w:rPr>
+              <w:t>проверка очистки с 29-го дня после отзыва и предупреждение о приближении срока</w:t>
             </w:r>
           </w:p>
         </w:tc>
       </w:tr>
       <w:tr>
-        <w:tc>
-          <w:tcPr>
-            <w:tcW w:type="dxa" w:w="2409"/>
-          </w:tcPr>
-          <w:p>
-            <w:r>
+        <w:trPr>
+          <w:cantSplit/>
+        </w:trPr>
+        <w:tc>
+          <w:tcPr>
+            <w:tcW w:type="dxa" w:w="567"/>
+          </w:tcPr>
+          <w:p>
+            <w:pPr>
+              <w:keepNext w:val="0"/>
+              <w:ind w:firstLine="0"/>
+              <w:jc w:val="left"/>
+            </w:pPr>
+            <w:r>
+              <w:rPr>
+                <w:sz w:val="22"/>
+              </w:rPr>
               <w:t>13.</w:t>
             </w:r>
           </w:p>
         </w:tc>
         <w:tc>
           <w:tcPr>
-            <w:tcW w:type="dxa" w:w="2409"/>
-          </w:tcPr>
-          <w:p>
-            <w:r>
-              <w:t>Сигнал жизни (рабочее время)</w:t>
-            </w:r>
-          </w:p>
-        </w:tc>
-        <w:tc>
-          <w:tcPr>
-            <w:tcW w:type="dxa" w:w="2409"/>
-          </w:tcPr>
-          <w:p>
-            <w:r>
-              <w:t>понедельник — пятница, 09:35—17:35</w:t>
-            </w:r>
-          </w:p>
-        </w:tc>
-        <w:tc>
-          <w:tcPr>
-            <w:tcW w:type="dxa" w:w="2409"/>
-          </w:tcPr>
-          <w:p>
-            <w:r>
-              <w:t>дополнительное подтверждение работы в рабочее время</w:t>
+            <w:tcW w:type="dxa" w:w="2835"/>
+          </w:tcPr>
+          <w:p>
+            <w:pPr>
+              <w:keepNext w:val="0"/>
+              <w:ind w:firstLine="0"/>
+              <w:jc w:val="left"/>
+            </w:pPr>
+            <w:r>
+              <w:rPr>
+                <w:sz w:val="22"/>
+              </w:rPr>
+              <w:t>pdn-retention-hourly</w:t>
+            </w:r>
+          </w:p>
+        </w:tc>
+        <w:tc>
+          <w:tcPr>
+            <w:tcW w:type="dxa" w:w="2608"/>
+          </w:tcPr>
+          <w:p>
+            <w:pPr>
+              <w:keepNext w:val="0"/>
+              <w:ind w:firstLine="0"/>
+              <w:jc w:val="left"/>
+            </w:pPr>
+            <w:r>
+              <w:rPr>
+                <w:sz w:val="22"/>
+              </w:rPr>
+              <w:t>ежечасно в :20</w:t>
+            </w:r>
+          </w:p>
+        </w:tc>
+        <w:tc>
+          <w:tcPr>
+            <w:tcW w:type="dxa" w:w="3628"/>
+          </w:tcPr>
+          <w:p>
+            <w:pPr>
+              <w:keepNext w:val="0"/>
+              <w:ind w:firstLine="0"/>
+              <w:jc w:val="left"/>
+            </w:pPr>
+            <w:r>
+              <w:rPr>
+                <w:sz w:val="22"/>
+              </w:rPr>
+              <w:t>дополнительная проверка очистки после отзыва без повторного предупреждения</w:t>
             </w:r>
           </w:p>
         </w:tc>
       </w:tr>
       <w:tr>
-        <w:tc>
-          <w:tcPr>
-            <w:tcW w:type="dxa" w:w="2409"/>
-          </w:tcPr>
-          <w:p>
-            <w:r>
+        <w:trPr>
+          <w:cantSplit/>
+        </w:trPr>
+        <w:tc>
+          <w:tcPr>
+            <w:tcW w:type="dxa" w:w="567"/>
+          </w:tcPr>
+          <w:p>
+            <w:pPr>
+              <w:keepNext w:val="0"/>
+              <w:ind w:firstLine="0"/>
+              <w:jc w:val="left"/>
+            </w:pPr>
+            <w:r>
+              <w:rPr>
+                <w:sz w:val="22"/>
+              </w:rPr>
               <w:t>14.</w:t>
             </w:r>
           </w:p>
         </w:tc>
         <w:tc>
           <w:tcPr>
-            <w:tcW w:type="dxa" w:w="2409"/>
-          </w:tcPr>
-          <w:p>
-            <w:r>
-              <w:t>Напоминание об открытых обращениях</w:t>
-            </w:r>
-          </w:p>
-        </w:tc>
-        <w:tc>
-          <w:tcPr>
-            <w:tcW w:type="dxa" w:w="2409"/>
-          </w:tcPr>
-          <w:p>
-            <w:r>
-              <w:t>понедельник — пятница, в 10 минут (09:00—11:59 и 13:00—17:59)</w:t>
-            </w:r>
-          </w:p>
-        </w:tc>
-        <w:tc>
-          <w:tcPr>
-            <w:tcW w:type="dxa" w:w="2409"/>
-          </w:tcPr>
-          <w:p>
-            <w:r>
-              <w:t>напоминание операторам об открытых обращениях</w:t>
+            <w:tcW w:type="dxa" w:w="2835"/>
+          </w:tcPr>
+          <w:p>
+            <w:pPr>
+              <w:keepNext w:val="0"/>
+              <w:ind w:firstLine="0"/>
+              <w:jc w:val="left"/>
+            </w:pPr>
+            <w:r>
+              <w:rPr>
+                <w:sz w:val="22"/>
+              </w:rPr>
+              <w:t>appeals-5y-retention</w:t>
+            </w:r>
+          </w:p>
+        </w:tc>
+        <w:tc>
+          <w:tcPr>
+            <w:tcW w:type="dxa" w:w="2608"/>
+          </w:tcPr>
+          <w:p>
+            <w:pPr>
+              <w:keepNext w:val="0"/>
+              <w:ind w:firstLine="0"/>
+              <w:jc w:val="left"/>
+            </w:pPr>
+            <w:r>
+              <w:rPr>
+                <w:sz w:val="22"/>
+              </w:rPr>
+              <w:t>ежедневно в 04:45</w:t>
+            </w:r>
+          </w:p>
+        </w:tc>
+        <w:tc>
+          <w:tcPr>
+            <w:tcW w:type="dxa" w:w="3628"/>
+          </w:tcPr>
+          <w:p>
+            <w:pPr>
+              <w:keepNext w:val="0"/>
+              <w:ind w:firstLine="0"/>
+              <w:jc w:val="left"/>
+            </w:pPr>
+            <w:r>
+              <w:rPr>
+                <w:sz w:val="22"/>
+              </w:rPr>
+              <w:t>очистка содержимого по операционному пятилетнему правилу</w:t>
             </w:r>
           </w:p>
         </w:tc>
       </w:tr>
       <w:tr>
-        <w:tc>
-          <w:tcPr>
-            <w:tcW w:type="dxa" w:w="2409"/>
-          </w:tcPr>
-          <w:p>
-            <w:r>
+        <w:trPr>
+          <w:cantSplit/>
+        </w:trPr>
+        <w:tc>
+          <w:tcPr>
+            <w:tcW w:type="dxa" w:w="567"/>
+          </w:tcPr>
+          <w:p>
+            <w:pPr>
+              <w:keepNext w:val="0"/>
+              <w:ind w:firstLine="0"/>
+              <w:jc w:val="left"/>
+            </w:pPr>
+            <w:r>
+              <w:rPr>
+                <w:sz w:val="22"/>
+              </w:rPr>
               <w:t>15.</w:t>
             </w:r>
           </w:p>
         </w:tc>
         <w:tc>
           <w:tcPr>
-            <w:tcW w:type="dxa" w:w="2409"/>
-          </w:tcPr>
-          <w:p>
-            <w:r>
-              <w:t>Напоминание о просроченных обращениях</w:t>
-            </w:r>
-          </w:p>
-        </w:tc>
-        <w:tc>
-          <w:tcPr>
-            <w:tcW w:type="dxa" w:w="2409"/>
-          </w:tcPr>
-          <w:p>
-            <w:r>
-              <w:t>понедельник — пятница, в 40 минут (09:00—11:59 и 13:00—17:59)</w:t>
-            </w:r>
-          </w:p>
-        </w:tc>
-        <w:tc>
-          <w:tcPr>
-            <w:tcW w:type="dxa" w:w="2409"/>
-          </w:tcPr>
-          <w:p>
-            <w:r>
-              <w:t>напоминание операторам о просроченных по целевому сроку обращениях</w:t>
+            <w:tcW w:type="dxa" w:w="2835"/>
+          </w:tcPr>
+          <w:p>
+            <w:pPr>
+              <w:keepNext w:val="0"/>
+              <w:ind w:firstLine="0"/>
+              <w:jc w:val="left"/>
+            </w:pPr>
+            <w:r>
+              <w:rPr>
+                <w:sz w:val="22"/>
+              </w:rPr>
+              <w:t>audit-log-retention</w:t>
+            </w:r>
+          </w:p>
+        </w:tc>
+        <w:tc>
+          <w:tcPr>
+            <w:tcW w:type="dxa" w:w="2608"/>
+          </w:tcPr>
+          <w:p>
+            <w:pPr>
+              <w:keepNext w:val="0"/>
+              <w:ind w:firstLine="0"/>
+              <w:jc w:val="left"/>
+            </w:pPr>
+            <w:r>
+              <w:rPr>
+                <w:sz w:val="22"/>
+              </w:rPr>
+              <w:t>ежедневно 04:15</w:t>
+            </w:r>
+          </w:p>
+        </w:tc>
+        <w:tc>
+          <w:tcPr>
+            <w:tcW w:type="dxa" w:w="3628"/>
+          </w:tcPr>
+          <w:p>
+            <w:pPr>
+              <w:keepNext w:val="0"/>
+              <w:ind w:firstLine="0"/>
+              <w:jc w:val="left"/>
+            </w:pPr>
+            <w:r>
+              <w:rPr>
+                <w:sz w:val="22"/>
+              </w:rPr>
+              <w:t>удаление audit_log старше AUDIT_LOG_RETENTION_DAYS (default 365), 152-ФЗ</w:t>
             </w:r>
           </w:p>
         </w:tc>
       </w:tr>
       <w:tr>
-        <w:tc>
-          <w:tcPr>
-            <w:tcW w:type="dxa" w:w="2409"/>
-          </w:tcPr>
-          <w:p>
-            <w:r>
+        <w:trPr>
+          <w:cantSplit/>
+        </w:trPr>
+        <w:tc>
+          <w:tcPr>
+            <w:tcW w:type="dxa" w:w="567"/>
+          </w:tcPr>
+          <w:p>
+            <w:pPr>
+              <w:keepNext w:val="0"/>
+              <w:ind w:firstLine="0"/>
+              <w:jc w:val="left"/>
+            </w:pPr>
+            <w:r>
+              <w:rPr>
+                <w:sz w:val="22"/>
+              </w:rPr>
               <w:t>16.</w:t>
             </w:r>
           </w:p>
         </w:tc>
         <w:tc>
           <w:tcPr>
-            <w:tcW w:type="dxa" w:w="2409"/>
-          </w:tcPr>
-          <w:p>
-            <w:r>
-              <w:t>Сигнал жизни при запуске</w:t>
-            </w:r>
-          </w:p>
-        </w:tc>
-        <w:tc>
-          <w:tcPr>
-            <w:tcW w:type="dxa" w:w="2409"/>
-          </w:tcPr>
-          <w:p>
-            <w:r>
-              <w:t>однократно через 5 секунд после старта</w:t>
-            </w:r>
-          </w:p>
-        </w:tc>
-        <w:tc>
-          <w:tcPr>
-            <w:tcW w:type="dxa" w:w="2409"/>
-          </w:tcPr>
-          <w:p>
-            <w:r>
-              <w:t>подтверждение восстановления работы после перезапуска</w:t>
+            <w:tcW w:type="dxa" w:w="2835"/>
+          </w:tcPr>
+          <w:p>
+            <w:pPr>
+              <w:keepNext w:val="0"/>
+              <w:ind w:firstLine="0"/>
+              <w:jc w:val="left"/>
+            </w:pPr>
+            <w:r>
+              <w:rPr>
+                <w:sz w:val="22"/>
+              </w:rPr>
+              <w:t>events-retention-catchup</w:t>
+            </w:r>
+          </w:p>
+        </w:tc>
+        <w:tc>
+          <w:tcPr>
+            <w:tcW w:type="dxa" w:w="2608"/>
+          </w:tcPr>
+          <w:p>
+            <w:pPr>
+              <w:keepNext w:val="0"/>
+              <w:ind w:firstLine="0"/>
+              <w:jc w:val="left"/>
+            </w:pPr>
+            <w:r>
+              <w:rPr>
+                <w:sz w:val="22"/>
+              </w:rPr>
+              <w:t>+30 секунд после старта (DateTrigger, одноразово)</w:t>
+            </w:r>
+          </w:p>
+        </w:tc>
+        <w:tc>
+          <w:tcPr>
+            <w:tcW w:type="dxa" w:w="3628"/>
+          </w:tcPr>
+          <w:p>
+            <w:pPr>
+              <w:keepNext w:val="0"/>
+              <w:ind w:firstLine="0"/>
+              <w:jc w:val="left"/>
+            </w:pPr>
+            <w:r>
+              <w:rPr>
+                <w:sz w:val="22"/>
+              </w:rPr>
+              <w:t>догоняющий прогон events-retention, если суточный тик был пропущен простоем</w:t>
             </w:r>
           </w:p>
         </w:tc>
       </w:tr>
       <w:tr>
-        <w:tc>
-          <w:tcPr>
-            <w:tcW w:type="dxa" w:w="2409"/>
-          </w:tcPr>
-          <w:p>
-            <w:r>
+        <w:trPr>
+          <w:cantSplit/>
+        </w:trPr>
+        <w:tc>
+          <w:tcPr>
+            <w:tcW w:type="dxa" w:w="567"/>
+          </w:tcPr>
+          <w:p>
+            <w:pPr>
+              <w:keepNext w:val="0"/>
+              <w:ind w:firstLine="0"/>
+              <w:jc w:val="left"/>
+            </w:pPr>
+            <w:r>
+              <w:rPr>
+                <w:sz w:val="22"/>
+              </w:rPr>
               <w:t>17.</w:t>
             </w:r>
           </w:p>
         </w:tc>
         <w:tc>
           <w:tcPr>
-            <w:tcW w:type="dxa" w:w="2409"/>
-          </w:tcPr>
-          <w:p>
-            <w:r>
-              <w:t>Внешний контроль работоспособности (опционально)</w:t>
-            </w:r>
-          </w:p>
-        </w:tc>
-        <w:tc>
-          <w:tcPr>
-            <w:tcW w:type="dxa" w:w="2409"/>
-          </w:tcPr>
-          <w:p>
-            <w:r>
-              <w:t>каждые 5 минут (при заданном параметре HEALTHCHECK_URL)</w:t>
-            </w:r>
-          </w:p>
-        </w:tc>
-        <w:tc>
-          <w:tcPr>
-            <w:tcW w:type="dxa" w:w="2409"/>
-          </w:tcPr>
-          <w:p>
-            <w:r>
-              <w:t>внешний сигнал во внешнюю систему мониторинга</w:t>
+            <w:tcW w:type="dxa" w:w="2835"/>
+          </w:tcPr>
+          <w:p>
+            <w:pPr>
+              <w:keepNext w:val="0"/>
+              <w:ind w:firstLine="0"/>
+              <w:jc w:val="left"/>
+            </w:pPr>
+            <w:r>
+              <w:rPr>
+                <w:sz w:val="22"/>
+              </w:rPr>
+              <w:t>pdn-retention-catchup</w:t>
+            </w:r>
+          </w:p>
+        </w:tc>
+        <w:tc>
+          <w:tcPr>
+            <w:tcW w:type="dxa" w:w="2608"/>
+          </w:tcPr>
+          <w:p>
+            <w:pPr>
+              <w:keepNext w:val="0"/>
+              <w:ind w:firstLine="0"/>
+              <w:jc w:val="left"/>
+            </w:pPr>
+            <w:r>
+              <w:rPr>
+                <w:sz w:val="22"/>
+              </w:rPr>
+              <w:t>+30 секунд после старта (DateTrigger, одноразово)</w:t>
+            </w:r>
+          </w:p>
+        </w:tc>
+        <w:tc>
+          <w:tcPr>
+            <w:tcW w:type="dxa" w:w="3628"/>
+          </w:tcPr>
+          <w:p>
+            <w:pPr>
+              <w:keepNext w:val="0"/>
+              <w:ind w:firstLine="0"/>
+              <w:jc w:val="left"/>
+            </w:pPr>
+            <w:r>
+              <w:rPr>
+                <w:sz w:val="22"/>
+              </w:rPr>
+              <w:t>догоняющий прогон pdn-retention, если суточный тик был пропущен простоем</w:t>
             </w:r>
           </w:p>
         </w:tc>
       </w:tr>
       <w:tr>
-        <w:tc>
-          <w:tcPr>
-            <w:tcW w:type="dxa" w:w="2409"/>
-          </w:tcPr>
-          <w:p>
-            <w:r>
+        <w:trPr>
+          <w:cantSplit/>
+        </w:trPr>
+        <w:tc>
+          <w:tcPr>
+            <w:tcW w:type="dxa" w:w="567"/>
+          </w:tcPr>
+          <w:p>
+            <w:pPr>
+              <w:keepNext w:val="0"/>
+              <w:ind w:firstLine="0"/>
+              <w:jc w:val="left"/>
+            </w:pPr>
+            <w:r>
+              <w:rPr>
+                <w:sz w:val="22"/>
+              </w:rPr>
               <w:t>18.</w:t>
             </w:r>
           </w:p>
         </w:tc>
         <w:tc>
           <w:tcPr>
-            <w:tcW w:type="dxa" w:w="2409"/>
-          </w:tcPr>
-          <w:p>
-            <w:r>
-              <w:t>Проверка пригодности резервной копии</w:t>
-            </w:r>
-          </w:p>
-        </w:tc>
-        <w:tc>
-          <w:tcPr>
-            <w:tcW w:type="dxa" w:w="2409"/>
-          </w:tcPr>
-          <w:p>
-            <w:r>
-              <w:t>1-го числа, 04:30</w:t>
-            </w:r>
-          </w:p>
-        </w:tc>
-        <w:tc>
-          <w:tcPr>
-            <w:tcW w:type="dxa" w:w="2409"/>
-          </w:tcPr>
-          <w:p>
-            <w:r>
-              <w:t>автоматическая проверка последней резервной копии: расшифровка, контроль целостности и формата выгрузки; уведомление о результате в служебную группу</w:t>
+            <w:tcW w:type="dxa" w:w="2835"/>
+          </w:tcPr>
+          <w:p>
+            <w:pPr>
+              <w:keepNext w:val="0"/>
+              <w:ind w:firstLine="0"/>
+              <w:jc w:val="left"/>
+            </w:pPr>
+            <w:r>
+              <w:rPr>
+                <w:sz w:val="22"/>
+              </w:rPr>
+              <w:t>appeals-5y-retention-catchup</w:t>
+            </w:r>
+          </w:p>
+        </w:tc>
+        <w:tc>
+          <w:tcPr>
+            <w:tcW w:type="dxa" w:w="2608"/>
+          </w:tcPr>
+          <w:p>
+            <w:pPr>
+              <w:keepNext w:val="0"/>
+              <w:ind w:firstLine="0"/>
+              <w:jc w:val="left"/>
+            </w:pPr>
+            <w:r>
+              <w:rPr>
+                <w:sz w:val="22"/>
+              </w:rPr>
+              <w:t>+30 секунд после старта (DateTrigger, одноразово)</w:t>
+            </w:r>
+          </w:p>
+        </w:tc>
+        <w:tc>
+          <w:tcPr>
+            <w:tcW w:type="dxa" w:w="3628"/>
+          </w:tcPr>
+          <w:p>
+            <w:pPr>
+              <w:keepNext w:val="0"/>
+              <w:ind w:firstLine="0"/>
+              <w:jc w:val="left"/>
+            </w:pPr>
+            <w:r>
+              <w:rPr>
+                <w:sz w:val="22"/>
+              </w:rPr>
+              <w:t>догоняющий прогон appeals-5y-retention, если суточный тик был пропущен простоем</w:t>
+            </w:r>
+          </w:p>
+        </w:tc>
+      </w:tr>
+      <w:tr>
+        <w:trPr>
+          <w:cantSplit/>
+        </w:trPr>
+        <w:tc>
+          <w:tcPr>
+            <w:tcW w:type="dxa" w:w="567"/>
+          </w:tcPr>
+          <w:p>
+            <w:pPr>
+              <w:keepNext w:val="0"/>
+              <w:ind w:firstLine="0"/>
+              <w:jc w:val="left"/>
+            </w:pPr>
+            <w:r>
+              <w:rPr>
+                <w:sz w:val="22"/>
+              </w:rPr>
+              <w:t>19.</w:t>
+            </w:r>
+          </w:p>
+        </w:tc>
+        <w:tc>
+          <w:tcPr>
+            <w:tcW w:type="dxa" w:w="2835"/>
+          </w:tcPr>
+          <w:p>
+            <w:pPr>
+              <w:keepNext w:val="0"/>
+              <w:ind w:firstLine="0"/>
+              <w:jc w:val="left"/>
+            </w:pPr>
+            <w:r>
+              <w:rPr>
+                <w:sz w:val="22"/>
+              </w:rPr>
+              <w:t>audit-log-retention-catchup</w:t>
+            </w:r>
+          </w:p>
+        </w:tc>
+        <w:tc>
+          <w:tcPr>
+            <w:tcW w:type="dxa" w:w="2608"/>
+          </w:tcPr>
+          <w:p>
+            <w:pPr>
+              <w:keepNext w:val="0"/>
+              <w:ind w:firstLine="0"/>
+              <w:jc w:val="left"/>
+            </w:pPr>
+            <w:r>
+              <w:rPr>
+                <w:sz w:val="22"/>
+              </w:rPr>
+              <w:t>+30 секунд после старта (DateTrigger, одноразово)</w:t>
+            </w:r>
+          </w:p>
+        </w:tc>
+        <w:tc>
+          <w:tcPr>
+            <w:tcW w:type="dxa" w:w="3628"/>
+          </w:tcPr>
+          <w:p>
+            <w:pPr>
+              <w:keepNext w:val="0"/>
+              <w:ind w:firstLine="0"/>
+              <w:jc w:val="left"/>
+            </w:pPr>
+            <w:r>
+              <w:rPr>
+                <w:sz w:val="22"/>
+              </w:rPr>
+              <w:t>догоняющий прогон audit-log-retention, если суточный тик был пропущен простоем</w:t>
+            </w:r>
+          </w:p>
+        </w:tc>
+      </w:tr>
+      <w:tr>
+        <w:trPr>
+          <w:cantSplit/>
+        </w:trPr>
+        <w:tc>
+          <w:tcPr>
+            <w:tcW w:type="dxa" w:w="567"/>
+          </w:tcPr>
+          <w:p>
+            <w:pPr>
+              <w:keepNext w:val="0"/>
+              <w:ind w:firstLine="0"/>
+              <w:jc w:val="left"/>
+            </w:pPr>
+            <w:r>
+              <w:rPr>
+                <w:sz w:val="22"/>
+              </w:rPr>
+              <w:t>20.</w:t>
+            </w:r>
+          </w:p>
+        </w:tc>
+        <w:tc>
+          <w:tcPr>
+            <w:tcW w:type="dxa" w:w="2835"/>
+          </w:tcPr>
+          <w:p>
+            <w:pPr>
+              <w:keepNext w:val="0"/>
+              <w:ind w:firstLine="0"/>
+              <w:jc w:val="left"/>
+            </w:pPr>
+            <w:r>
+              <w:rPr>
+                <w:sz w:val="22"/>
+              </w:rPr>
+              <w:t>stale-operators-cleanup</w:t>
+            </w:r>
+          </w:p>
+        </w:tc>
+        <w:tc>
+          <w:tcPr>
+            <w:tcW w:type="dxa" w:w="2608"/>
+          </w:tcPr>
+          <w:p>
+            <w:pPr>
+              <w:keepNext w:val="0"/>
+              <w:ind w:firstLine="0"/>
+              <w:jc w:val="left"/>
+            </w:pPr>
+            <w:r>
+              <w:rPr>
+                <w:sz w:val="22"/>
+              </w:rPr>
+              <w:t>ежедневно 04:20</w:t>
+            </w:r>
+          </w:p>
+        </w:tc>
+        <w:tc>
+          <w:tcPr>
+            <w:tcW w:type="dxa" w:w="3628"/>
+          </w:tcPr>
+          <w:p>
+            <w:pPr>
+              <w:keepNext w:val="0"/>
+              <w:ind w:firstLine="0"/>
+              <w:jc w:val="left"/>
+            </w:pPr>
+            <w:r>
+              <w:rPr>
+                <w:sz w:val="22"/>
+              </w:rPr>
+              <w:t>пометить покинувших служебную группу операторов как неактивных</w:t>
+            </w:r>
+          </w:p>
+        </w:tc>
+      </w:tr>
+      <w:tr>
+        <w:trPr>
+          <w:cantSplit/>
+        </w:trPr>
+        <w:tc>
+          <w:tcPr>
+            <w:tcW w:type="dxa" w:w="567"/>
+          </w:tcPr>
+          <w:p>
+            <w:pPr>
+              <w:keepNext w:val="0"/>
+              <w:ind w:firstLine="0"/>
+              <w:jc w:val="left"/>
+            </w:pPr>
+            <w:r>
+              <w:rPr>
+                <w:sz w:val="22"/>
+              </w:rPr>
+              <w:t>21.</w:t>
+            </w:r>
+          </w:p>
+        </w:tc>
+        <w:tc>
+          <w:tcPr>
+            <w:tcW w:type="dxa" w:w="2835"/>
+          </w:tcPr>
+          <w:p>
+            <w:pPr>
+              <w:keepNext w:val="0"/>
+              <w:ind w:firstLine="0"/>
+              <w:jc w:val="left"/>
+            </w:pPr>
+            <w:r>
+              <w:rPr>
+                <w:sz w:val="22"/>
+              </w:rPr>
+              <w:t>threat-intel-refresh</w:t>
+            </w:r>
+          </w:p>
+        </w:tc>
+        <w:tc>
+          <w:tcPr>
+            <w:tcW w:type="dxa" w:w="2608"/>
+          </w:tcPr>
+          <w:p>
+            <w:pPr>
+              <w:keepNext w:val="0"/>
+              <w:ind w:firstLine="0"/>
+              <w:jc w:val="left"/>
+            </w:pPr>
+            <w:r>
+              <w:rPr>
+                <w:sz w:val="22"/>
+              </w:rPr>
+              <w:t>ежечасно в :17</w:t>
+            </w:r>
+          </w:p>
+        </w:tc>
+        <w:tc>
+          <w:tcPr>
+            <w:tcW w:type="dxa" w:w="3628"/>
+          </w:tcPr>
+          <w:p>
+            <w:pPr>
+              <w:keepNext w:val="0"/>
+              <w:ind w:firstLine="0"/>
+              <w:jc w:val="left"/>
+            </w:pPr>
+            <w:r>
+              <w:rPr>
+                <w:sz w:val="22"/>
+              </w:rPr>
+              <w:t>обновление локального кэша URL-хостов (URLhaus + ThreatFox + PhishTank)</w:t>
+            </w:r>
+          </w:p>
+        </w:tc>
+      </w:tr>
+      <w:tr>
+        <w:trPr>
+          <w:cantSplit/>
+        </w:trPr>
+        <w:tc>
+          <w:tcPr>
+            <w:tcW w:type="dxa" w:w="567"/>
+          </w:tcPr>
+          <w:p>
+            <w:pPr>
+              <w:keepNext w:val="0"/>
+              <w:ind w:firstLine="0"/>
+              <w:jc w:val="left"/>
+            </w:pPr>
+            <w:r>
+              <w:rPr>
+                <w:sz w:val="22"/>
+              </w:rPr>
+              <w:t>22.</w:t>
+            </w:r>
+          </w:p>
+        </w:tc>
+        <w:tc>
+          <w:tcPr>
+            <w:tcW w:type="dxa" w:w="2835"/>
+          </w:tcPr>
+          <w:p>
+            <w:pPr>
+              <w:keepNext w:val="0"/>
+              <w:ind w:firstLine="0"/>
+              <w:jc w:val="left"/>
+            </w:pPr>
+            <w:r>
+              <w:rPr>
+                <w:sz w:val="22"/>
+              </w:rPr>
+              <w:t>broadcast-draft-reaper</w:t>
+            </w:r>
+          </w:p>
+        </w:tc>
+        <w:tc>
+          <w:tcPr>
+            <w:tcW w:type="dxa" w:w="2608"/>
+          </w:tcPr>
+          <w:p>
+            <w:pPr>
+              <w:keepNext w:val="0"/>
+              <w:ind w:firstLine="0"/>
+              <w:jc w:val="left"/>
+            </w:pPr>
+            <w:r>
+              <w:rPr>
+                <w:sz w:val="22"/>
+              </w:rPr>
+              <w:t>ежечасно в :37</w:t>
+            </w:r>
+          </w:p>
+        </w:tc>
+        <w:tc>
+          <w:tcPr>
+            <w:tcW w:type="dxa" w:w="3628"/>
+          </w:tcPr>
+          <w:p>
+            <w:pPr>
+              <w:keepNext w:val="0"/>
+              <w:ind w:firstLine="0"/>
+              <w:jc w:val="left"/>
+            </w:pPr>
+            <w:r>
+              <w:rPr>
+                <w:sz w:val="22"/>
+              </w:rPr>
+              <w:t>DRAFT-рассылки старше 30 минут → FAILED</w:t>
+            </w:r>
+          </w:p>
+        </w:tc>
+      </w:tr>
+      <w:tr>
+        <w:trPr>
+          <w:cantSplit/>
+        </w:trPr>
+        <w:tc>
+          <w:tcPr>
+            <w:tcW w:type="dxa" w:w="567"/>
+          </w:tcPr>
+          <w:p>
+            <w:pPr>
+              <w:keepNext w:val="0"/>
+              <w:ind w:firstLine="0"/>
+              <w:jc w:val="left"/>
+            </w:pPr>
+            <w:r>
+              <w:rPr>
+                <w:sz w:val="22"/>
+              </w:rPr>
+              <w:t>23.</w:t>
+            </w:r>
+          </w:p>
+        </w:tc>
+        <w:tc>
+          <w:tcPr>
+            <w:tcW w:type="dxa" w:w="2835"/>
+          </w:tcPr>
+          <w:p>
+            <w:pPr>
+              <w:keepNext w:val="0"/>
+              <w:ind w:firstLine="0"/>
+              <w:jc w:val="left"/>
+            </w:pPr>
+            <w:r>
+              <w:rPr>
+                <w:sz w:val="22"/>
+              </w:rPr>
+              <w:t>db-backup</w:t>
+            </w:r>
+          </w:p>
+        </w:tc>
+        <w:tc>
+          <w:tcPr>
+            <w:tcW w:type="dxa" w:w="2608"/>
+          </w:tcPr>
+          <w:p>
+            <w:pPr>
+              <w:keepNext w:val="0"/>
+              <w:ind w:firstLine="0"/>
+              <w:jc w:val="left"/>
+            </w:pPr>
+            <w:r>
+              <w:rPr>
+                <w:sz w:val="22"/>
+              </w:rPr>
+              <w:t>BACKUP_DAY_OF_WEEK, BACKUP_HOUR, BACKUP_MINUTE; по умолчанию воскресенье 03:00</w:t>
+            </w:r>
+          </w:p>
+        </w:tc>
+        <w:tc>
+          <w:tcPr>
+            <w:tcW w:type="dxa" w:w="3628"/>
+          </w:tcPr>
+          <w:p>
+            <w:pPr>
+              <w:keepNext w:val="0"/>
+              <w:ind w:firstLine="0"/>
+              <w:jc w:val="left"/>
+            </w:pPr>
+            <w:r>
+              <w:rPr>
+                <w:sz w:val="22"/>
+              </w:rPr>
+              <w:t>необязательный бэкап при заданном локальном каталоге и отсутствии незавершенной очистки копий</w:t>
+            </w:r>
+          </w:p>
+        </w:tc>
+      </w:tr>
+      <w:tr>
+        <w:trPr>
+          <w:cantSplit/>
+        </w:trPr>
+        <w:tc>
+          <w:tcPr>
+            <w:tcW w:type="dxa" w:w="567"/>
+          </w:tcPr>
+          <w:p>
+            <w:pPr>
+              <w:keepNext w:val="0"/>
+              <w:ind w:firstLine="0"/>
+              <w:jc w:val="left"/>
+            </w:pPr>
+            <w:r>
+              <w:rPr>
+                <w:sz w:val="22"/>
+              </w:rPr>
+              <w:t>24.</w:t>
+            </w:r>
+          </w:p>
+        </w:tc>
+        <w:tc>
+          <w:tcPr>
+            <w:tcW w:type="dxa" w:w="2835"/>
+          </w:tcPr>
+          <w:p>
+            <w:pPr>
+              <w:keepNext w:val="0"/>
+              <w:ind w:firstLine="0"/>
+              <w:jc w:val="left"/>
+            </w:pPr>
+            <w:r>
+              <w:rPr>
+                <w:sz w:val="22"/>
+              </w:rPr>
+              <w:t>db-backup-verify</w:t>
+            </w:r>
+          </w:p>
+        </w:tc>
+        <w:tc>
+          <w:tcPr>
+            <w:tcW w:type="dxa" w:w="2608"/>
+          </w:tcPr>
+          <w:p>
+            <w:pPr>
+              <w:keepNext w:val="0"/>
+              <w:ind w:firstLine="0"/>
+              <w:jc w:val="left"/>
+            </w:pPr>
+            <w:r>
+              <w:rPr>
+                <w:sz w:val="22"/>
+              </w:rPr>
+              <w:t>1-го числа каждого месяца в 04:30 (BACKUP_VERIFY_*)</w:t>
+            </w:r>
+          </w:p>
+        </w:tc>
+        <w:tc>
+          <w:tcPr>
+            <w:tcW w:type="dxa" w:w="3628"/>
+          </w:tcPr>
+          <w:p>
+            <w:pPr>
+              <w:keepNext w:val="0"/>
+              <w:ind w:firstLine="0"/>
+              <w:jc w:val="left"/>
+            </w:pPr>
+            <w:r>
+              <w:rPr>
+                <w:sz w:val="22"/>
+              </w:rPr>
+              <w:t>проверка пригодности бэкапа: свежайший дамп расшифровывается потоком (без диска и БД), сверяется сигнатура pg_dump; ловит потерю GPG-фразы и обрезанный файл</w:t>
             </w:r>
           </w:p>
         </w:tc>
@@ -4009,15 +6054,15 @@
         <w:jc w:val="both"/>
       </w:pPr>
       <w:r>
-        <w:t>111. Производственный календарь Российской Федерации (нерабочие праздничные дни) учитывают только напоминания об открытых и просроченных обращениях: в нерабочие праздничные дни они не направляются. Сигналы жизни направляются по календарному расписанию без учета праздничных дней. Задачи ретенции и обезличивания персональных данных выполняются ежедневно, включая выходные и праздничные дни. Внешний контроль работоспособности активируется только при заданном параметре HEALTHCHECK_URL.</w:t>
-      </w:r>
-    </w:p>
-    <w:p>
-      <w:pPr>
-        <w:jc w:val="both"/>
-      </w:pPr>
-      <w:r>
-        <w:t>112. Производственный календарь Чат-бота охватывает 2026 и 2027 годы (включая переносы выходных дней). При отсутствии либо повреждении файла календаря Чат-бот переходит в безопасный режим, считая нерабочими днями только воскресенья.</w:t>
+        <w:t>111. Обе проверки пульса используют общую суточную отметку: при включенном пульсе и вне тихих часов допускается не более одного рутинного уведомления в день; тики :05 и :35 не означают одно или два сообщения каждый час. Сигнал запуска и критические сигналы здоровья учитываются отдельно. Задачи очистки работают независимо от выходных; при старте через 30 секунд выполняются четыре догоняющие проверки ретенции, но бэкап автоматически в них не включен.</w:t>
+      </w:r>
+    </w:p>
+    <w:p>
+      <w:pPr>
+        <w:jc w:val="both"/>
+      </w:pPr>
+      <w:r>
+        <w:t>112. Расчет рабочего времени исключает субботу, воскресенье, обед и праздничные даты из снимка периода; текущие напоминания используют действующее расписание. При отсутствии или повреждении seed/holidays.json исходная загрузка возвращает пустой список праздников с предупреждением: выходными остаются суббота и воскресенье, а не только воскресенье. Некорректная сохраненная настройка не должна молча подменяться другим календарем. Администратор проверяет покрытие календаря и обновляет его до использования новых периодов.</w:t>
       </w:r>
     </w:p>
     <w:p>
@@ -4033,7 +6078,7 @@
         <w:jc w:val="both"/>
       </w:pPr>
       <w:r>
-        <w:t>114. Глубина хранения еженедельных резервных копий — последние 8 (восемь) файлов, что соответствует приблизительно 2 (двум) месяцам истории (параметр BACKUP_KEEP_COUNT). Имя файла резервной копии имеет вид aemr-ГГГГММДД_ЧЧММСС.sql.gpg. Внеплановое снятие резервной копии осуществляется специалистом с ролью «it» командой /backup в служебной группе.</w:t>
+        <w:t>114. Локальная ротация резервных копий сохраняет последние BACKUP_KEEP_COUNT файлов по времени изменения (по умолчанию восемь). При еженедельном успешном копировании это приблизительно два месяца истории, но не гарантированный максимальный возраст копии: при простое старые копии остаются. Выгрузка во внешнее объектное хранилище выполняет копирование; удаление и версии объектов регулируются отдельной политикой хранения. Внеплановая копия создается специалистом с ролью «it» через /backup. Отсутствие BACKUP_LOCAL_DIR означает отключенное резервное копирование.</w:t>
       </w:r>
     </w:p>
     <w:p>
@@ -4057,19 +6102,20 @@
         <w:jc w:val="both"/>
       </w:pPr>
       <w:r>
-        <w:t>117. Восстановление основной базы данных Чат-бота из резервной копии в случае повреждения данных, аварии серверного оборудования либо инцидента информационной безопасности, требующего отката, выполняется специалистом с ролью «it» в соответствии с внутренней технической документацией отдела цифрового развития. До начала восстановления в служебную группу направляется уведомление о технических работах с указанием ожидаемой длительности. По завершении направляется уведомление о восстановлении работоспособности с указанием даты и времени, к которым относится восстановленное состояние базы данных. Обращения и сообщения, поступившие в Чат-бот между моментом снятия использованной резервной копии и моментом восстановления, считаются утерянными по техническим причинам; операторы оповещают об этом жителей при получении повторных сообщений по той же тематике.</w:t>
-      </w:r>
-    </w:p>
-    <w:p>
-      <w:pPr>
-        <w:jc w:val="both"/>
-      </w:pPr>
-      <w:r>
-        <w:t>118. Плановая ротация секретов Чат-бота (токен бота, пароль базы данных, парольная фраза шифрования резервных копий, при наличии — секрет веб-перехватчика, реквизиты объектного хранилища, токены доступа к репозиторию, ключи для автоматического развертывания) выполняется специалистом с ролью «it» не реже одного раза в шесть календарных месяцев. Каждый факт ротации фиксируется в журнале эксплуатации отдела цифрового развития. Внеплановая ротация выполняется немедленно при наличии оснований полагать компрометацию (увольнение сотрудника, имевшего доступ к секретам; обнаружение секрета в постороннем канале; компрометация рабочего устройства специалиста с ролью «it»). При ротации парольной фразы шифрования резервных копий прежняя парольная фраза сохраняется в защищенном хранилище паролей до полного выпадения из ротации всех резервных копий, зашифрованных прежней фразой (приблизительно два месяца при глубине хранения 8 копий).</w:t>
-      </w:r>
-    </w:p>
-    <w:p>
-      <w:pPr>
+        <w:t>117. Восстановление выполняет специалист с ролью «it» по внутренней инструкции обработки и удаления данных. Бот останавливается, данные восстанавливаются в изолированную базу без подключения к MAX. До возобновления приема необходимо применить все удаления, отзывы и отключения подписки, произошедшие после даты копии, по независимому защищенному реестру, проверить сроки хранения, очистить персональные данные в восстановленных событиях, черновиках, попытках ответов и иных копиях. Программа подготавливает независимые HMAC-метки удаления и ограничения отзывов/подписки в ERASURE_STATE_DIR и служебный сценарий replay_erasure_tombstones.py; при восстановлении требуются актуальный каталог вместе с исходным subject.key и явно проверенный DATABASE_URL изолированной базы. Охват всех путей, исторические пробелы и состояния отзывов/подписки проверяются дополнительно; старый дамп и метки удаления сами по себе их полноту не подтверждают. Без достоверных сведений нельзя утверждать, что удаленные данные не восстановились; выпуск восстановленной базы откладывается до сверки ответственным лицом либо выбирается чистая база. Неизвестные исходы отправки не повторяются вслепую. О технических работах и результате сообщают операторам; потерянные между копией и сбоем события не считаются обработанными.</w:t>
+      </w:r>
+    </w:p>
+    <w:p>
+      <w:pPr>
+        <w:jc w:val="both"/>
+      </w:pPr>
+      <w:r>
+        <w:t>118. Плановая ротация секретов Чат-бота (токен бота, пароль базы данных, парольная фраза шифрования резервных копий, при наличии — секрет веб-перехватчика, реквизиты объектного хранилища, токены доступа к репозиторию, ключи для автоматического развертывания) выполняется специалистом с ролью «it» не реже одного раза в шесть календарных месяцев. Каждый факт ротации фиксируется в журнале эксплуатации отдела цифрового развития. Внеплановая ротация выполняется немедленно при наличии оснований полагать компрометацию (увольнение сотрудника, имевшего доступ к секретам; обнаружение секрета в постороннем канале; компрометация рабочего устройства специалиста с ролью «it»). При ротации парольной фразы шифрования резервных копий прежняя парольная фраза сохраняется в защищенном хранилище паролей до полного выпадения из ротации всех резервных копий, зашифрованных прежней фразой (срок определяется по фактическому наличию копий во всех хранилищах; восемь файлов не гарантируют двухмесячный возраст).</w:t>
+      </w:r>
+    </w:p>
+    <w:p>
+      <w:pPr>
+        <w:keepNext/>
         <w:ind w:firstLine="0"/>
         <w:jc w:val="center"/>
       </w:pPr>
@@ -4314,6 +6360,7 @@
     </w:p>
     <w:p>
       <w:pPr>
+        <w:keepNext/>
         <w:ind w:firstLine="0"/>
         <w:jc w:val="center"/>
       </w:pPr>
@@ -4382,6 +6429,7 @@
     </w:p>
     <w:p>
       <w:pPr>
+        <w:keepNext/>
         <w:ind w:firstLine="0"/>
         <w:jc w:val="center"/>
       </w:pPr>
@@ -4434,6 +6482,7 @@
     </w:p>
     <w:p>
       <w:pPr>
+        <w:keepNext/>
         <w:ind w:firstLine="0"/>
         <w:jc w:val="center"/>
       </w:pPr>
@@ -4582,6 +6631,7 @@
     </w:p>
     <w:p>
       <w:pPr>
+        <w:pageBreakBefore/>
         <w:jc w:val="both"/>
       </w:pPr>
       <w:r>
@@ -4648,639 +6698,1167 @@
       <w:tblPr>
         <w:tblStyle w:val="TableGrid"/>
         <w:tblW w:type="auto" w:w="0"/>
+        <w:tblLayout w:type="fixed"/>
         <w:tblLook w:firstColumn="1" w:firstRow="1" w:lastColumn="0" w:lastRow="0" w:noHBand="0" w:noVBand="1" w:val="04A0"/>
       </w:tblPr>
       <w:tblGrid>
-        <w:gridCol w:w="2409"/>
-        <w:gridCol w:w="2409"/>
-        <w:gridCol w:w="2409"/>
-        <w:gridCol w:w="2409"/>
+        <w:gridCol w:w="567"/>
+        <w:gridCol w:w="3061"/>
+        <w:gridCol w:w="3685"/>
+        <w:gridCol w:w="2324"/>
       </w:tblGrid>
       <w:tr>
-        <w:tc>
-          <w:tcPr>
-            <w:tcW w:type="dxa" w:w="2409"/>
-          </w:tcPr>
-          <w:p>
-            <w:r>
+        <w:trPr>
+          <w:cantSplit/>
+          <w:tblHeader/>
+        </w:trPr>
+        <w:tc>
+          <w:tcPr>
+            <w:tcW w:type="dxa" w:w="567"/>
+          </w:tcPr>
+          <w:p>
+            <w:pPr>
+              <w:keepNext w:val="0"/>
+              <w:ind w:firstLine="0"/>
+              <w:jc w:val="left"/>
+            </w:pPr>
+            <w:r>
+              <w:rPr>
+                <w:sz w:val="22"/>
+              </w:rPr>
               <w:t>№ п/п</w:t>
             </w:r>
           </w:p>
         </w:tc>
         <w:tc>
           <w:tcPr>
-            <w:tcW w:type="dxa" w:w="2409"/>
-          </w:tcPr>
-          <w:p>
-            <w:r>
+            <w:tcW w:type="dxa" w:w="3061"/>
+          </w:tcPr>
+          <w:p>
+            <w:pPr>
+              <w:keepNext w:val="0"/>
+              <w:ind w:firstLine="0"/>
+              <w:jc w:val="left"/>
+            </w:pPr>
+            <w:r>
+              <w:rPr>
+                <w:sz w:val="22"/>
+              </w:rPr>
               <w:t>Команда</w:t>
             </w:r>
           </w:p>
         </w:tc>
         <w:tc>
           <w:tcPr>
-            <w:tcW w:type="dxa" w:w="2409"/>
-          </w:tcPr>
-          <w:p>
-            <w:r>
+            <w:tcW w:type="dxa" w:w="3685"/>
+          </w:tcPr>
+          <w:p>
+            <w:pPr>
+              <w:keepNext w:val="0"/>
+              <w:ind w:firstLine="0"/>
+              <w:jc w:val="left"/>
+            </w:pPr>
+            <w:r>
+              <w:rPr>
+                <w:sz w:val="22"/>
+              </w:rPr>
               <w:t>Назначение</w:t>
             </w:r>
           </w:p>
         </w:tc>
         <w:tc>
           <w:tcPr>
-            <w:tcW w:type="dxa" w:w="2409"/>
-          </w:tcPr>
-          <w:p>
-            <w:r>
+            <w:tcW w:type="dxa" w:w="2324"/>
+          </w:tcPr>
+          <w:p>
+            <w:pPr>
+              <w:keepNext w:val="0"/>
+              <w:ind w:firstLine="0"/>
+              <w:jc w:val="left"/>
+            </w:pPr>
+            <w:r>
+              <w:rPr>
+                <w:sz w:val="22"/>
+              </w:rPr>
               <w:t>Доступность по ролям</w:t>
             </w:r>
           </w:p>
         </w:tc>
       </w:tr>
       <w:tr>
-        <w:tc>
-          <w:tcPr>
-            <w:tcW w:type="dxa" w:w="2409"/>
-          </w:tcPr>
-          <w:p>
-            <w:r>
+        <w:trPr>
+          <w:cantSplit/>
+          <w:tblHeader/>
+        </w:trPr>
+        <w:tc>
+          <w:tcPr>
+            <w:tcW w:type="dxa" w:w="567"/>
+          </w:tcPr>
+          <w:p>
+            <w:pPr>
+              <w:keepNext w:val="0"/>
+              <w:ind w:firstLine="0"/>
+              <w:jc w:val="left"/>
+            </w:pPr>
+            <w:r>
+              <w:rPr>
+                <w:sz w:val="22"/>
+              </w:rPr>
               <w:t>1</w:t>
             </w:r>
           </w:p>
         </w:tc>
         <w:tc>
           <w:tcPr>
-            <w:tcW w:type="dxa" w:w="2409"/>
-          </w:tcPr>
-          <w:p>
-            <w:r>
+            <w:tcW w:type="dxa" w:w="3061"/>
+          </w:tcPr>
+          <w:p>
+            <w:pPr>
+              <w:keepNext w:val="0"/>
+              <w:ind w:firstLine="0"/>
+              <w:jc w:val="left"/>
+            </w:pPr>
+            <w:r>
+              <w:rPr>
+                <w:sz w:val="22"/>
+              </w:rPr>
               <w:t>2</w:t>
             </w:r>
           </w:p>
         </w:tc>
         <w:tc>
           <w:tcPr>
-            <w:tcW w:type="dxa" w:w="2409"/>
-          </w:tcPr>
-          <w:p>
-            <w:r>
+            <w:tcW w:type="dxa" w:w="3685"/>
+          </w:tcPr>
+          <w:p>
+            <w:pPr>
+              <w:keepNext w:val="0"/>
+              <w:ind w:firstLine="0"/>
+              <w:jc w:val="left"/>
+            </w:pPr>
+            <w:r>
+              <w:rPr>
+                <w:sz w:val="22"/>
+              </w:rPr>
               <w:t>3</w:t>
             </w:r>
           </w:p>
         </w:tc>
         <w:tc>
           <w:tcPr>
-            <w:tcW w:type="dxa" w:w="2409"/>
-          </w:tcPr>
-          <w:p>
-            <w:r>
+            <w:tcW w:type="dxa" w:w="2324"/>
+          </w:tcPr>
+          <w:p>
+            <w:pPr>
+              <w:keepNext w:val="0"/>
+              <w:ind w:firstLine="0"/>
+              <w:jc w:val="left"/>
+            </w:pPr>
+            <w:r>
+              <w:rPr>
+                <w:sz w:val="22"/>
+              </w:rPr>
               <w:t>4</w:t>
             </w:r>
           </w:p>
         </w:tc>
       </w:tr>
       <w:tr>
-        <w:tc>
-          <w:tcPr>
-            <w:tcW w:type="dxa" w:w="2409"/>
-          </w:tcPr>
-          <w:p>
-            <w:r>
+        <w:trPr>
+          <w:cantSplit/>
+        </w:trPr>
+        <w:tc>
+          <w:tcPr>
+            <w:tcW w:type="dxa" w:w="567"/>
+          </w:tcPr>
+          <w:p>
+            <w:pPr>
+              <w:keepNext w:val="0"/>
+              <w:ind w:firstLine="0"/>
+              <w:jc w:val="left"/>
+            </w:pPr>
+            <w:r>
+              <w:rPr>
+                <w:sz w:val="22"/>
+              </w:rPr>
               <w:t>1.</w:t>
             </w:r>
           </w:p>
         </w:tc>
         <w:tc>
           <w:tcPr>
-            <w:tcW w:type="dxa" w:w="2409"/>
-          </w:tcPr>
-          <w:p>
-            <w:r>
+            <w:tcW w:type="dxa" w:w="3061"/>
+          </w:tcPr>
+          <w:p>
+            <w:pPr>
+              <w:keepNext w:val="0"/>
+              <w:ind w:firstLine="0"/>
+              <w:jc w:val="left"/>
+            </w:pPr>
+            <w:r>
+              <w:rPr>
+                <w:sz w:val="22"/>
+              </w:rPr>
               <w:t>/open_tickets</w:t>
             </w:r>
           </w:p>
         </w:tc>
         <w:tc>
           <w:tcPr>
-            <w:tcW w:type="dxa" w:w="2409"/>
-          </w:tcPr>
-          <w:p>
-            <w:r>
+            <w:tcW w:type="dxa" w:w="3685"/>
+          </w:tcPr>
+          <w:p>
+            <w:pPr>
+              <w:keepNext w:val="0"/>
+              <w:ind w:firstLine="0"/>
+              <w:jc w:val="left"/>
+            </w:pPr>
+            <w:r>
+              <w:rPr>
+                <w:sz w:val="22"/>
+              </w:rPr>
               <w:t>перечень открытых обращений</w:t>
             </w:r>
           </w:p>
         </w:tc>
         <w:tc>
           <w:tcPr>
-            <w:tcW w:type="dxa" w:w="2409"/>
-          </w:tcPr>
-          <w:p>
-            <w:r>
+            <w:tcW w:type="dxa" w:w="2324"/>
+          </w:tcPr>
+          <w:p>
+            <w:pPr>
+              <w:keepNext w:val="0"/>
+              <w:ind w:firstLine="0"/>
+              <w:jc w:val="left"/>
+            </w:pPr>
+            <w:r>
+              <w:rPr>
+                <w:sz w:val="22"/>
+              </w:rPr>
               <w:t>все роли</w:t>
             </w:r>
           </w:p>
         </w:tc>
       </w:tr>
       <w:tr>
-        <w:tc>
-          <w:tcPr>
-            <w:tcW w:type="dxa" w:w="2409"/>
-          </w:tcPr>
-          <w:p>
-            <w:r>
+        <w:trPr>
+          <w:cantSplit/>
+        </w:trPr>
+        <w:tc>
+          <w:tcPr>
+            <w:tcW w:type="dxa" w:w="567"/>
+          </w:tcPr>
+          <w:p>
+            <w:pPr>
+              <w:keepNext w:val="0"/>
+              <w:ind w:firstLine="0"/>
+              <w:jc w:val="left"/>
+            </w:pPr>
+            <w:r>
+              <w:rPr>
+                <w:sz w:val="22"/>
+              </w:rPr>
               <w:t>2.</w:t>
             </w:r>
           </w:p>
         </w:tc>
         <w:tc>
           <w:tcPr>
-            <w:tcW w:type="dxa" w:w="2409"/>
-          </w:tcPr>
-          <w:p>
-            <w:r>
+            <w:tcW w:type="dxa" w:w="3061"/>
+          </w:tcPr>
+          <w:p>
+            <w:pPr>
+              <w:keepNext w:val="0"/>
+              <w:ind w:firstLine="0"/>
+              <w:jc w:val="left"/>
+            </w:pPr>
+            <w:r>
+              <w:rPr>
+                <w:sz w:val="22"/>
+              </w:rPr>
               <w:t>/stats [период]</w:t>
             </w:r>
           </w:p>
         </w:tc>
         <w:tc>
           <w:tcPr>
-            <w:tcW w:type="dxa" w:w="2409"/>
-          </w:tcPr>
-          <w:p>
-            <w:r>
+            <w:tcW w:type="dxa" w:w="3685"/>
+          </w:tcPr>
+          <w:p>
+            <w:pPr>
+              <w:keepNext w:val="0"/>
+              <w:ind w:firstLine="0"/>
+              <w:jc w:val="left"/>
+            </w:pPr>
+            <w:r>
+              <w:rPr>
+                <w:sz w:val="22"/>
+              </w:rPr>
               <w:t>выгрузка статистики в формате XLSX</w:t>
             </w:r>
           </w:p>
         </w:tc>
         <w:tc>
           <w:tcPr>
-            <w:tcW w:type="dxa" w:w="2409"/>
-          </w:tcPr>
-          <w:p>
-            <w:r>
+            <w:tcW w:type="dxa" w:w="2324"/>
+          </w:tcPr>
+          <w:p>
+            <w:pPr>
+              <w:keepNext w:val="0"/>
+              <w:ind w:firstLine="0"/>
+              <w:jc w:val="left"/>
+            </w:pPr>
+            <w:r>
+              <w:rPr>
+                <w:sz w:val="22"/>
+              </w:rPr>
               <w:t>все роли</w:t>
             </w:r>
           </w:p>
         </w:tc>
       </w:tr>
       <w:tr>
-        <w:tc>
-          <w:tcPr>
-            <w:tcW w:type="dxa" w:w="2409"/>
-          </w:tcPr>
-          <w:p>
-            <w:r>
+        <w:trPr>
+          <w:cantSplit/>
+        </w:trPr>
+        <w:tc>
+          <w:tcPr>
+            <w:tcW w:type="dxa" w:w="567"/>
+          </w:tcPr>
+          <w:p>
+            <w:pPr>
+              <w:keepNext w:val="0"/>
+              <w:ind w:firstLine="0"/>
+              <w:jc w:val="left"/>
+            </w:pPr>
+            <w:r>
+              <w:rPr>
+                <w:sz w:val="22"/>
+              </w:rPr>
               <w:t>3.</w:t>
             </w:r>
           </w:p>
         </w:tc>
         <w:tc>
           <w:tcPr>
-            <w:tcW w:type="dxa" w:w="2409"/>
-          </w:tcPr>
-          <w:p>
-            <w:r>
+            <w:tcW w:type="dxa" w:w="3061"/>
+          </w:tcPr>
+          <w:p>
+            <w:pPr>
+              <w:keepNext w:val="0"/>
+              <w:ind w:firstLine="0"/>
+              <w:jc w:val="left"/>
+            </w:pPr>
+            <w:r>
+              <w:rPr>
+                <w:sz w:val="22"/>
+              </w:rPr>
               <w:t>/reply &lt;номер&gt; &lt;текст&gt;</w:t>
             </w:r>
           </w:p>
         </w:tc>
         <w:tc>
           <w:tcPr>
-            <w:tcW w:type="dxa" w:w="2409"/>
-          </w:tcPr>
-          <w:p>
-            <w:r>
+            <w:tcW w:type="dxa" w:w="3685"/>
+          </w:tcPr>
+          <w:p>
+            <w:pPr>
+              <w:keepNext w:val="0"/>
+              <w:ind w:firstLine="0"/>
+              <w:jc w:val="left"/>
+            </w:pPr>
+            <w:r>
+              <w:rPr>
+                <w:sz w:val="22"/>
+              </w:rPr>
               <w:t>ответ жителю командой</w:t>
             </w:r>
           </w:p>
         </w:tc>
         <w:tc>
           <w:tcPr>
-            <w:tcW w:type="dxa" w:w="2409"/>
-          </w:tcPr>
-          <w:p>
-            <w:r>
+            <w:tcW w:type="dxa" w:w="2324"/>
+          </w:tcPr>
+          <w:p>
+            <w:pPr>
+              <w:keepNext w:val="0"/>
+              <w:ind w:firstLine="0"/>
+              <w:jc w:val="left"/>
+            </w:pPr>
+            <w:r>
+              <w:rPr>
+                <w:sz w:val="22"/>
+              </w:rPr>
               <w:t>все роли</w:t>
             </w:r>
           </w:p>
         </w:tc>
       </w:tr>
       <w:tr>
-        <w:tc>
-          <w:tcPr>
-            <w:tcW w:type="dxa" w:w="2409"/>
-          </w:tcPr>
-          <w:p>
-            <w:r>
+        <w:trPr>
+          <w:cantSplit/>
+        </w:trPr>
+        <w:tc>
+          <w:tcPr>
+            <w:tcW w:type="dxa" w:w="567"/>
+          </w:tcPr>
+          <w:p>
+            <w:pPr>
+              <w:keepNext w:val="0"/>
+              <w:ind w:firstLine="0"/>
+              <w:jc w:val="left"/>
+            </w:pPr>
+            <w:r>
+              <w:rPr>
+                <w:sz w:val="22"/>
+              </w:rPr>
               <w:t>4.</w:t>
             </w:r>
           </w:p>
         </w:tc>
         <w:tc>
           <w:tcPr>
-            <w:tcW w:type="dxa" w:w="2409"/>
-          </w:tcPr>
-          <w:p>
-            <w:r>
+            <w:tcW w:type="dxa" w:w="3061"/>
+          </w:tcPr>
+          <w:p>
+            <w:pPr>
+              <w:keepNext w:val="0"/>
+              <w:ind w:firstLine="0"/>
+              <w:jc w:val="left"/>
+            </w:pPr>
+            <w:r>
+              <w:rPr>
+                <w:sz w:val="22"/>
+              </w:rPr>
               <w:t>/reopen &lt;номер&gt;</w:t>
             </w:r>
           </w:p>
         </w:tc>
         <w:tc>
           <w:tcPr>
-            <w:tcW w:type="dxa" w:w="2409"/>
-          </w:tcPr>
-          <w:p>
-            <w:r>
+            <w:tcW w:type="dxa" w:w="3685"/>
+          </w:tcPr>
+          <w:p>
+            <w:pPr>
+              <w:keepNext w:val="0"/>
+              <w:ind w:firstLine="0"/>
+              <w:jc w:val="left"/>
+            </w:pPr>
+            <w:r>
+              <w:rPr>
+                <w:sz w:val="22"/>
+              </w:rPr>
               <w:t>возобновление обращения</w:t>
             </w:r>
           </w:p>
         </w:tc>
         <w:tc>
           <w:tcPr>
-            <w:tcW w:type="dxa" w:w="2409"/>
-          </w:tcPr>
-          <w:p>
-            <w:r>
+            <w:tcW w:type="dxa" w:w="2324"/>
+          </w:tcPr>
+          <w:p>
+            <w:pPr>
+              <w:keepNext w:val="0"/>
+              <w:ind w:firstLine="0"/>
+              <w:jc w:val="left"/>
+            </w:pPr>
+            <w:r>
+              <w:rPr>
+                <w:sz w:val="22"/>
+              </w:rPr>
               <w:t>все роли</w:t>
             </w:r>
           </w:p>
         </w:tc>
       </w:tr>
       <w:tr>
-        <w:tc>
-          <w:tcPr>
-            <w:tcW w:type="dxa" w:w="2409"/>
-          </w:tcPr>
-          <w:p>
-            <w:r>
+        <w:trPr>
+          <w:cantSplit/>
+        </w:trPr>
+        <w:tc>
+          <w:tcPr>
+            <w:tcW w:type="dxa" w:w="567"/>
+          </w:tcPr>
+          <w:p>
+            <w:pPr>
+              <w:keepNext w:val="0"/>
+              <w:ind w:firstLine="0"/>
+              <w:jc w:val="left"/>
+            </w:pPr>
+            <w:r>
+              <w:rPr>
+                <w:sz w:val="22"/>
+              </w:rPr>
               <w:t>5.</w:t>
             </w:r>
           </w:p>
         </w:tc>
         <w:tc>
           <w:tcPr>
-            <w:tcW w:type="dxa" w:w="2409"/>
-          </w:tcPr>
-          <w:p>
-            <w:r>
+            <w:tcW w:type="dxa" w:w="3061"/>
+          </w:tcPr>
+          <w:p>
+            <w:pPr>
+              <w:keepNext w:val="0"/>
+              <w:ind w:firstLine="0"/>
+              <w:jc w:val="left"/>
+            </w:pPr>
+            <w:r>
+              <w:rPr>
+                <w:sz w:val="22"/>
+              </w:rPr>
               <w:t>/close &lt;номер&gt;</w:t>
             </w:r>
           </w:p>
         </w:tc>
         <w:tc>
           <w:tcPr>
-            <w:tcW w:type="dxa" w:w="2409"/>
-          </w:tcPr>
-          <w:p>
-            <w:r>
+            <w:tcW w:type="dxa" w:w="3685"/>
+          </w:tcPr>
+          <w:p>
+            <w:pPr>
+              <w:keepNext w:val="0"/>
+              <w:ind w:firstLine="0"/>
+              <w:jc w:val="left"/>
+            </w:pPr>
+            <w:r>
+              <w:rPr>
+                <w:sz w:val="22"/>
+              </w:rPr>
               <w:t>закрытие обращения без ответа</w:t>
             </w:r>
           </w:p>
         </w:tc>
         <w:tc>
           <w:tcPr>
-            <w:tcW w:type="dxa" w:w="2409"/>
-          </w:tcPr>
-          <w:p>
-            <w:r>
+            <w:tcW w:type="dxa" w:w="2324"/>
+          </w:tcPr>
+          <w:p>
+            <w:pPr>
+              <w:keepNext w:val="0"/>
+              <w:ind w:firstLine="0"/>
+              <w:jc w:val="left"/>
+            </w:pPr>
+            <w:r>
+              <w:rPr>
+                <w:sz w:val="22"/>
+              </w:rPr>
               <w:t>все роли</w:t>
             </w:r>
           </w:p>
         </w:tc>
       </w:tr>
       <w:tr>
-        <w:tc>
-          <w:tcPr>
-            <w:tcW w:type="dxa" w:w="2409"/>
-          </w:tcPr>
-          <w:p>
-            <w:r>
+        <w:trPr>
+          <w:cantSplit/>
+        </w:trPr>
+        <w:tc>
+          <w:tcPr>
+            <w:tcW w:type="dxa" w:w="567"/>
+          </w:tcPr>
+          <w:p>
+            <w:pPr>
+              <w:keepNext w:val="0"/>
+              <w:ind w:firstLine="0"/>
+              <w:jc w:val="left"/>
+            </w:pPr>
+            <w:r>
+              <w:rPr>
+                <w:sz w:val="22"/>
+              </w:rPr>
               <w:t>6.</w:t>
             </w:r>
           </w:p>
         </w:tc>
         <w:tc>
           <w:tcPr>
-            <w:tcW w:type="dxa" w:w="2409"/>
-          </w:tcPr>
-          <w:p>
-            <w:r>
+            <w:tcW w:type="dxa" w:w="3061"/>
+          </w:tcPr>
+          <w:p>
+            <w:pPr>
+              <w:keepNext w:val="0"/>
+              <w:ind w:firstLine="0"/>
+              <w:jc w:val="left"/>
+            </w:pPr>
+            <w:r>
+              <w:rPr>
+                <w:sz w:val="22"/>
+              </w:rPr>
               <w:t>/diag</w:t>
             </w:r>
           </w:p>
         </w:tc>
         <w:tc>
           <w:tcPr>
-            <w:tcW w:type="dxa" w:w="2409"/>
-          </w:tcPr>
-          <w:p>
-            <w:r>
+            <w:tcW w:type="dxa" w:w="3685"/>
+          </w:tcPr>
+          <w:p>
+            <w:pPr>
+              <w:keepNext w:val="0"/>
+              <w:ind w:firstLine="0"/>
+              <w:jc w:val="left"/>
+            </w:pPr>
+            <w:r>
+              <w:rPr>
+                <w:sz w:val="22"/>
+              </w:rPr>
               <w:t>сводка о состоянии Чат-бота</w:t>
             </w:r>
           </w:p>
         </w:tc>
         <w:tc>
           <w:tcPr>
-            <w:tcW w:type="dxa" w:w="2409"/>
-          </w:tcPr>
-          <w:p>
-            <w:r>
+            <w:tcW w:type="dxa" w:w="2324"/>
+          </w:tcPr>
+          <w:p>
+            <w:pPr>
+              <w:keepNext w:val="0"/>
+              <w:ind w:firstLine="0"/>
+              <w:jc w:val="left"/>
+            </w:pPr>
+            <w:r>
+              <w:rPr>
+                <w:sz w:val="22"/>
+              </w:rPr>
               <w:t>все роли</w:t>
             </w:r>
           </w:p>
         </w:tc>
       </w:tr>
       <w:tr>
-        <w:tc>
-          <w:tcPr>
-            <w:tcW w:type="dxa" w:w="2409"/>
-          </w:tcPr>
-          <w:p>
-            <w:r>
+        <w:trPr>
+          <w:cantSplit/>
+        </w:trPr>
+        <w:tc>
+          <w:tcPr>
+            <w:tcW w:type="dxa" w:w="567"/>
+          </w:tcPr>
+          <w:p>
+            <w:pPr>
+              <w:keepNext w:val="0"/>
+              <w:ind w:firstLine="0"/>
+              <w:jc w:val="left"/>
+            </w:pPr>
+            <w:r>
+              <w:rPr>
+                <w:sz w:val="22"/>
+              </w:rPr>
               <w:t>7.</w:t>
             </w:r>
           </w:p>
         </w:tc>
         <w:tc>
           <w:tcPr>
-            <w:tcW w:type="dxa" w:w="2409"/>
-          </w:tcPr>
-          <w:p>
-            <w:r>
+            <w:tcW w:type="dxa" w:w="3061"/>
+          </w:tcPr>
+          <w:p>
+            <w:pPr>
+              <w:keepNext w:val="0"/>
+              <w:ind w:firstLine="0"/>
+              <w:jc w:val="left"/>
+            </w:pPr>
+            <w:r>
+              <w:rPr>
+                <w:sz w:val="22"/>
+              </w:rPr>
               <w:t>/find_resident &lt;телефон либо max_user_id&gt;</w:t>
             </w:r>
           </w:p>
         </w:tc>
         <w:tc>
           <w:tcPr>
-            <w:tcW w:type="dxa" w:w="2409"/>
-          </w:tcPr>
-          <w:p>
-            <w:r>
+            <w:tcW w:type="dxa" w:w="3685"/>
+          </w:tcPr>
+          <w:p>
+            <w:pPr>
+              <w:keepNext w:val="0"/>
+              <w:ind w:firstLine="0"/>
+              <w:jc w:val="left"/>
+            </w:pPr>
+            <w:r>
+              <w:rPr>
+                <w:sz w:val="22"/>
+              </w:rPr>
               <w:t>поиск жителя (телефон в результате маскируется)</w:t>
             </w:r>
           </w:p>
         </w:tc>
         <w:tc>
           <w:tcPr>
-            <w:tcW w:type="dxa" w:w="2409"/>
-          </w:tcPr>
-          <w:p>
-            <w:r>
+            <w:tcW w:type="dxa" w:w="2324"/>
+          </w:tcPr>
+          <w:p>
+            <w:pPr>
+              <w:keepNext w:val="0"/>
+              <w:ind w:firstLine="0"/>
+              <w:jc w:val="left"/>
+            </w:pPr>
+            <w:r>
+              <w:rPr>
+                <w:sz w:val="22"/>
+              </w:rPr>
               <w:t>все роли</w:t>
             </w:r>
           </w:p>
         </w:tc>
       </w:tr>
       <w:tr>
-        <w:tc>
-          <w:tcPr>
-            <w:tcW w:type="dxa" w:w="2409"/>
-          </w:tcPr>
-          <w:p>
-            <w:r>
+        <w:trPr>
+          <w:cantSplit/>
+        </w:trPr>
+        <w:tc>
+          <w:tcPr>
+            <w:tcW w:type="dxa" w:w="567"/>
+          </w:tcPr>
+          <w:p>
+            <w:pPr>
+              <w:keepNext w:val="0"/>
+              <w:ind w:firstLine="0"/>
+              <w:jc w:val="left"/>
+            </w:pPr>
+            <w:r>
+              <w:rPr>
+                <w:sz w:val="22"/>
+              </w:rPr>
               <w:t>8.</w:t>
             </w:r>
           </w:p>
         </w:tc>
         <w:tc>
           <w:tcPr>
-            <w:tcW w:type="dxa" w:w="2409"/>
-          </w:tcPr>
-          <w:p>
-            <w:r>
+            <w:tcW w:type="dxa" w:w="3061"/>
+          </w:tcPr>
+          <w:p>
+            <w:pPr>
+              <w:keepNext w:val="0"/>
+              <w:ind w:firstLine="0"/>
+              <w:jc w:val="left"/>
+            </w:pPr>
+            <w:r>
+              <w:rPr>
+                <w:sz w:val="22"/>
+              </w:rPr>
               <w:t>/op_help</w:t>
             </w:r>
           </w:p>
         </w:tc>
         <w:tc>
           <w:tcPr>
-            <w:tcW w:type="dxa" w:w="2409"/>
-          </w:tcPr>
-          <w:p>
-            <w:r>
+            <w:tcW w:type="dxa" w:w="3685"/>
+          </w:tcPr>
+          <w:p>
+            <w:pPr>
+              <w:keepNext w:val="0"/>
+              <w:ind w:firstLine="0"/>
+              <w:jc w:val="left"/>
+            </w:pPr>
+            <w:r>
+              <w:rPr>
+                <w:sz w:val="22"/>
+              </w:rPr>
               <w:t>панель быстрых действий (состав кнопок зависит от роли)</w:t>
             </w:r>
           </w:p>
         </w:tc>
         <w:tc>
           <w:tcPr>
-            <w:tcW w:type="dxa" w:w="2409"/>
-          </w:tcPr>
-          <w:p>
-            <w:r>
+            <w:tcW w:type="dxa" w:w="2324"/>
+          </w:tcPr>
+          <w:p>
+            <w:pPr>
+              <w:keepNext w:val="0"/>
+              <w:ind w:firstLine="0"/>
+              <w:jc w:val="left"/>
+            </w:pPr>
+            <w:r>
+              <w:rPr>
+                <w:sz w:val="22"/>
+              </w:rPr>
               <w:t>любой участник служебной группы</w:t>
             </w:r>
           </w:p>
         </w:tc>
       </w:tr>
       <w:tr>
-        <w:tc>
-          <w:tcPr>
-            <w:tcW w:type="dxa" w:w="2409"/>
-          </w:tcPr>
-          <w:p>
-            <w:r>
+        <w:trPr>
+          <w:cantSplit/>
+        </w:trPr>
+        <w:tc>
+          <w:tcPr>
+            <w:tcW w:type="dxa" w:w="567"/>
+          </w:tcPr>
+          <w:p>
+            <w:pPr>
+              <w:keepNext w:val="0"/>
+              <w:ind w:firstLine="0"/>
+              <w:jc w:val="left"/>
+            </w:pPr>
+            <w:r>
+              <w:rPr>
+                <w:sz w:val="22"/>
+              </w:rPr>
               <w:t>9.</w:t>
             </w:r>
           </w:p>
         </w:tc>
         <w:tc>
           <w:tcPr>
-            <w:tcW w:type="dxa" w:w="2409"/>
-          </w:tcPr>
-          <w:p>
-            <w:r>
+            <w:tcW w:type="dxa" w:w="3061"/>
+          </w:tcPr>
+          <w:p>
+            <w:pPr>
+              <w:keepNext w:val="0"/>
+              <w:ind w:firstLine="0"/>
+              <w:jc w:val="left"/>
+            </w:pPr>
+            <w:r>
+              <w:rPr>
+                <w:sz w:val="22"/>
+              </w:rPr>
               <w:t>/broadcast [list]</w:t>
             </w:r>
           </w:p>
         </w:tc>
         <w:tc>
           <w:tcPr>
-            <w:tcW w:type="dxa" w:w="2409"/>
-          </w:tcPr>
-          <w:p>
-            <w:r>
+            <w:tcW w:type="dxa" w:w="3685"/>
+          </w:tcPr>
+          <w:p>
+            <w:pPr>
+              <w:keepNext w:val="0"/>
+              <w:ind w:firstLine="0"/>
+              <w:jc w:val="left"/>
+            </w:pPr>
+            <w:r>
+              <w:rPr>
+                <w:sz w:val="22"/>
+              </w:rPr>
               <w:t>мастер информационной рассылки</w:t>
             </w:r>
           </w:p>
         </w:tc>
         <w:tc>
           <w:tcPr>
-            <w:tcW w:type="dxa" w:w="2409"/>
-          </w:tcPr>
-          <w:p>
-            <w:r>
+            <w:tcW w:type="dxa" w:w="2324"/>
+          </w:tcPr>
+          <w:p>
+            <w:pPr>
+              <w:keepNext w:val="0"/>
+              <w:ind w:firstLine="0"/>
+              <w:jc w:val="left"/>
+            </w:pPr>
+            <w:r>
+              <w:rPr>
+                <w:sz w:val="22"/>
+              </w:rPr>
               <w:t>coordinator, it</w:t>
             </w:r>
           </w:p>
         </w:tc>
       </w:tr>
       <w:tr>
-        <w:tc>
-          <w:tcPr>
-            <w:tcW w:type="dxa" w:w="2409"/>
-          </w:tcPr>
-          <w:p>
-            <w:r>
+        <w:trPr>
+          <w:cantSplit/>
+        </w:trPr>
+        <w:tc>
+          <w:tcPr>
+            <w:tcW w:type="dxa" w:w="567"/>
+          </w:tcPr>
+          <w:p>
+            <w:pPr>
+              <w:keepNext w:val="0"/>
+              <w:ind w:firstLine="0"/>
+              <w:jc w:val="left"/>
+            </w:pPr>
+            <w:r>
+              <w:rPr>
+                <w:sz w:val="22"/>
+              </w:rPr>
               <w:t>10.</w:t>
             </w:r>
           </w:p>
         </w:tc>
         <w:tc>
           <w:tcPr>
-            <w:tcW w:type="dxa" w:w="2409"/>
-          </w:tcPr>
-          <w:p>
-            <w:r>
+            <w:tcW w:type="dxa" w:w="3061"/>
+          </w:tcPr>
+          <w:p>
+            <w:pPr>
+              <w:keepNext w:val="0"/>
+              <w:ind w:firstLine="0"/>
+              <w:jc w:val="left"/>
+            </w:pPr>
+            <w:r>
+              <w:rPr>
+                <w:sz w:val="22"/>
+              </w:rPr>
               <w:t>/erase max_user_id= либо /erase phone=</w:t>
             </w:r>
           </w:p>
         </w:tc>
         <w:tc>
           <w:tcPr>
-            <w:tcW w:type="dxa" w:w="2409"/>
-          </w:tcPr>
-          <w:p>
-            <w:r>
+            <w:tcW w:type="dxa" w:w="3685"/>
+          </w:tcPr>
+          <w:p>
+            <w:pPr>
+              <w:keepNext w:val="0"/>
+              <w:ind w:firstLine="0"/>
+              <w:jc w:val="left"/>
+            </w:pPr>
+            <w:r>
+              <w:rPr>
+                <w:sz w:val="22"/>
+              </w:rPr>
               <w:t>удаление персональных данных жителя</w:t>
             </w:r>
           </w:p>
         </w:tc>
         <w:tc>
           <w:tcPr>
-            <w:tcW w:type="dxa" w:w="2409"/>
-          </w:tcPr>
-          <w:p>
-            <w:r>
+            <w:tcW w:type="dxa" w:w="2324"/>
+          </w:tcPr>
+          <w:p>
+            <w:pPr>
+              <w:keepNext w:val="0"/>
+              <w:ind w:firstLine="0"/>
+              <w:jc w:val="left"/>
+            </w:pPr>
+            <w:r>
+              <w:rPr>
+                <w:sz w:val="22"/>
+              </w:rPr>
               <w:t>только it</w:t>
             </w:r>
           </w:p>
         </w:tc>
       </w:tr>
       <w:tr>
-        <w:tc>
-          <w:tcPr>
-            <w:tcW w:type="dxa" w:w="2409"/>
-          </w:tcPr>
-          <w:p>
-            <w:r>
+        <w:trPr>
+          <w:cantSplit/>
+        </w:trPr>
+        <w:tc>
+          <w:tcPr>
+            <w:tcW w:type="dxa" w:w="567"/>
+          </w:tcPr>
+          <w:p>
+            <w:pPr>
+              <w:keepNext w:val="0"/>
+              <w:ind w:firstLine="0"/>
+              <w:jc w:val="left"/>
+            </w:pPr>
+            <w:r>
+              <w:rPr>
+                <w:sz w:val="22"/>
+              </w:rPr>
               <w:t>11.</w:t>
             </w:r>
           </w:p>
         </w:tc>
         <w:tc>
           <w:tcPr>
-            <w:tcW w:type="dxa" w:w="2409"/>
-          </w:tcPr>
-          <w:p>
-            <w:r>
+            <w:tcW w:type="dxa" w:w="3061"/>
+          </w:tcPr>
+          <w:p>
+            <w:pPr>
+              <w:keepNext w:val="0"/>
+              <w:ind w:firstLine="0"/>
+              <w:jc w:val="left"/>
+            </w:pPr>
+            <w:r>
+              <w:rPr>
+                <w:sz w:val="22"/>
+              </w:rPr>
               <w:t>/setting [list либо &lt;ключ&gt; &lt;значение&gt;]</w:t>
             </w:r>
           </w:p>
         </w:tc>
         <w:tc>
           <w:tcPr>
-            <w:tcW w:type="dxa" w:w="2409"/>
-          </w:tcPr>
-          <w:p>
-            <w:r>
+            <w:tcW w:type="dxa" w:w="3685"/>
+          </w:tcPr>
+          <w:p>
+            <w:pPr>
+              <w:keepNext w:val="0"/>
+              <w:ind w:firstLine="0"/>
+              <w:jc w:val="left"/>
+            </w:pPr>
+            <w:r>
+              <w:rPr>
+                <w:sz w:val="22"/>
+              </w:rPr>
               <w:t>изменение настройки</w:t>
             </w:r>
           </w:p>
         </w:tc>
         <w:tc>
           <w:tcPr>
-            <w:tcW w:type="dxa" w:w="2409"/>
-          </w:tcPr>
-          <w:p>
-            <w:r>
+            <w:tcW w:type="dxa" w:w="2324"/>
+          </w:tcPr>
+          <w:p>
+            <w:pPr>
+              <w:keepNext w:val="0"/>
+              <w:ind w:firstLine="0"/>
+              <w:jc w:val="left"/>
+            </w:pPr>
+            <w:r>
+              <w:rPr>
+                <w:sz w:val="22"/>
+              </w:rPr>
               <w:t>только it</w:t>
             </w:r>
           </w:p>
         </w:tc>
       </w:tr>
       <w:tr>
-        <w:tc>
-          <w:tcPr>
-            <w:tcW w:type="dxa" w:w="2409"/>
-          </w:tcPr>
-          <w:p>
-            <w:r>
+        <w:trPr>
+          <w:cantSplit/>
+        </w:trPr>
+        <w:tc>
+          <w:tcPr>
+            <w:tcW w:type="dxa" w:w="567"/>
+          </w:tcPr>
+          <w:p>
+            <w:pPr>
+              <w:keepNext w:val="0"/>
+              <w:ind w:firstLine="0"/>
+              <w:jc w:val="left"/>
+            </w:pPr>
+            <w:r>
+              <w:rPr>
+                <w:sz w:val="22"/>
+              </w:rPr>
               <w:t>12.</w:t>
             </w:r>
           </w:p>
         </w:tc>
         <w:tc>
           <w:tcPr>
-            <w:tcW w:type="dxa" w:w="2409"/>
-          </w:tcPr>
-          <w:p>
-            <w:r>
+            <w:tcW w:type="dxa" w:w="3061"/>
+          </w:tcPr>
+          <w:p>
+            <w:pPr>
+              <w:keepNext w:val="0"/>
+              <w:ind w:firstLine="0"/>
+              <w:jc w:val="left"/>
+            </w:pPr>
+            <w:r>
+              <w:rPr>
+                <w:sz w:val="22"/>
+              </w:rPr>
               <w:t>/backup</w:t>
             </w:r>
           </w:p>
         </w:tc>
         <w:tc>
           <w:tcPr>
-            <w:tcW w:type="dxa" w:w="2409"/>
-          </w:tcPr>
-          <w:p>
-            <w:r>
+            <w:tcW w:type="dxa" w:w="3685"/>
+          </w:tcPr>
+          <w:p>
+            <w:pPr>
+              <w:keepNext w:val="0"/>
+              <w:ind w:firstLine="0"/>
+              <w:jc w:val="left"/>
+            </w:pPr>
+            <w:r>
+              <w:rPr>
+                <w:sz w:val="22"/>
+              </w:rPr>
               <w:t>внеплановое снятие резервной копии</w:t>
             </w:r>
           </w:p>
         </w:tc>
         <w:tc>
           <w:tcPr>
-            <w:tcW w:type="dxa" w:w="2409"/>
-          </w:tcPr>
-          <w:p>
-            <w:r>
+            <w:tcW w:type="dxa" w:w="2324"/>
+          </w:tcPr>
+          <w:p>
+            <w:pPr>
+              <w:keepNext w:val="0"/>
+              <w:ind w:firstLine="0"/>
+              <w:jc w:val="left"/>
+            </w:pPr>
+            <w:r>
+              <w:rPr>
+                <w:sz w:val="22"/>
+              </w:rPr>
               <w:t>только it</w:t>
             </w:r>
           </w:p>
         </w:tc>
       </w:tr>
       <w:tr>
-        <w:tc>
-          <w:tcPr>
-            <w:tcW w:type="dxa" w:w="2409"/>
-          </w:tcPr>
-          <w:p>
-            <w:r>
+        <w:trPr>
+          <w:cantSplit/>
+        </w:trPr>
+        <w:tc>
+          <w:tcPr>
+            <w:tcW w:type="dxa" w:w="567"/>
+          </w:tcPr>
+          <w:p>
+            <w:pPr>
+              <w:keepNext w:val="0"/>
+              <w:ind w:firstLine="0"/>
+              <w:jc w:val="left"/>
+            </w:pPr>
+            <w:r>
+              <w:rPr>
+                <w:sz w:val="22"/>
+              </w:rPr>
               <w:t>13.</w:t>
             </w:r>
           </w:p>
         </w:tc>
         <w:tc>
           <w:tcPr>
-            <w:tcW w:type="dxa" w:w="2409"/>
-          </w:tcPr>
-          <w:p>
-            <w:r>
+            <w:tcW w:type="dxa" w:w="3061"/>
+          </w:tcPr>
+          <w:p>
+            <w:pPr>
+              <w:keepNext w:val="0"/>
+              <w:ind w:firstLine="0"/>
+              <w:jc w:val="left"/>
+            </w:pPr>
+            <w:r>
+              <w:rPr>
+                <w:sz w:val="22"/>
+              </w:rPr>
               <w:t>/add_operators</w:t>
             </w:r>
           </w:p>
         </w:tc>
         <w:tc>
           <w:tcPr>
-            <w:tcW w:type="dxa" w:w="2409"/>
-          </w:tcPr>
-          <w:p>
-            <w:r>
+            <w:tcW w:type="dxa" w:w="3685"/>
+          </w:tcPr>
+          <w:p>
+            <w:pPr>
+              <w:keepNext w:val="0"/>
+              <w:ind w:firstLine="0"/>
+              <w:jc w:val="left"/>
+            </w:pPr>
+            <w:r>
+              <w:rPr>
+                <w:sz w:val="22"/>
+              </w:rPr>
               <w:t>массовая регистрация операторов</w:t>
             </w:r>
           </w:p>
         </w:tc>
         <w:tc>
           <w:tcPr>
-            <w:tcW w:type="dxa" w:w="2409"/>
-          </w:tcPr>
-          <w:p>
-            <w:r>
+            <w:tcW w:type="dxa" w:w="2324"/>
+          </w:tcPr>
+          <w:p>
+            <w:pPr>
+              <w:keepNext w:val="0"/>
+              <w:ind w:firstLine="0"/>
+              <w:jc w:val="left"/>
+            </w:pPr>
+            <w:r>
+              <w:rPr>
+                <w:sz w:val="22"/>
+              </w:rPr>
               <w:t>только it</w:t>
             </w:r>
           </w:p>
@@ -5353,6 +7931,7 @@
     </w:p>
     <w:p>
       <w:pPr>
+        <w:pageBreakBefore/>
         <w:jc w:val="both"/>
       </w:pPr>
       <w:r>
@@ -5585,6 +8164,7 @@
     </w:p>
     <w:p>
       <w:pPr>
+        <w:pageBreakBefore/>
         <w:jc w:val="both"/>
       </w:pPr>
       <w:r>
@@ -5651,390 +8231,718 @@
       <w:tblPr>
         <w:tblStyle w:val="TableGrid"/>
         <w:tblW w:type="auto" w:w="0"/>
+        <w:tblLayout w:type="fixed"/>
         <w:tblLook w:firstColumn="1" w:firstRow="1" w:lastColumn="0" w:lastRow="0" w:noHBand="0" w:noVBand="1" w:val="04A0"/>
       </w:tblPr>
       <w:tblGrid>
-        <w:gridCol w:w="3213"/>
-        <w:gridCol w:w="3213"/>
-        <w:gridCol w:w="3213"/>
+        <w:gridCol w:w="567"/>
+        <w:gridCol w:w="3969"/>
+        <w:gridCol w:w="5102"/>
       </w:tblGrid>
       <w:tr>
-        <w:tc>
-          <w:tcPr>
-            <w:tcW w:type="dxa" w:w="3213"/>
-          </w:tcPr>
-          <w:p>
-            <w:r>
+        <w:trPr>
+          <w:cantSplit/>
+          <w:tblHeader/>
+        </w:trPr>
+        <w:tc>
+          <w:tcPr>
+            <w:tcW w:type="dxa" w:w="567"/>
+          </w:tcPr>
+          <w:p>
+            <w:pPr>
+              <w:keepNext w:val="0"/>
+              <w:ind w:firstLine="0"/>
+              <w:jc w:val="left"/>
+            </w:pPr>
+            <w:r>
+              <w:rPr>
+                <w:sz w:val="22"/>
+              </w:rPr>
               <w:t>№ п/п</w:t>
             </w:r>
           </w:p>
         </w:tc>
         <w:tc>
           <w:tcPr>
-            <w:tcW w:type="dxa" w:w="3213"/>
-          </w:tcPr>
-          <w:p>
-            <w:r>
+            <w:tcW w:type="dxa" w:w="3969"/>
+          </w:tcPr>
+          <w:p>
+            <w:pPr>
+              <w:keepNext w:val="0"/>
+              <w:ind w:firstLine="0"/>
+              <w:jc w:val="left"/>
+            </w:pPr>
+            <w:r>
+              <w:rPr>
+                <w:sz w:val="22"/>
+              </w:rPr>
               <w:t>Элемент запроса</w:t>
             </w:r>
           </w:p>
         </w:tc>
         <w:tc>
           <w:tcPr>
-            <w:tcW w:type="dxa" w:w="3213"/>
-          </w:tcPr>
-          <w:p>
-            <w:r>
+            <w:tcW w:type="dxa" w:w="5102"/>
+          </w:tcPr>
+          <w:p>
+            <w:pPr>
+              <w:keepNext w:val="0"/>
+              <w:ind w:firstLine="0"/>
+              <w:jc w:val="left"/>
+            </w:pPr>
+            <w:r>
+              <w:rPr>
+                <w:sz w:val="22"/>
+              </w:rPr>
               <w:t>Содержание</w:t>
             </w:r>
           </w:p>
         </w:tc>
       </w:tr>
       <w:tr>
-        <w:tc>
-          <w:tcPr>
-            <w:tcW w:type="dxa" w:w="3213"/>
-          </w:tcPr>
-          <w:p>
-            <w:r>
+        <w:trPr>
+          <w:cantSplit/>
+          <w:tblHeader/>
+        </w:trPr>
+        <w:tc>
+          <w:tcPr>
+            <w:tcW w:type="dxa" w:w="567"/>
+          </w:tcPr>
+          <w:p>
+            <w:pPr>
+              <w:keepNext w:val="0"/>
+              <w:ind w:firstLine="0"/>
+              <w:jc w:val="left"/>
+            </w:pPr>
+            <w:r>
+              <w:rPr>
+                <w:sz w:val="22"/>
+              </w:rPr>
               <w:t>1</w:t>
             </w:r>
           </w:p>
         </w:tc>
         <w:tc>
           <w:tcPr>
-            <w:tcW w:type="dxa" w:w="3213"/>
-          </w:tcPr>
-          <w:p>
-            <w:r>
+            <w:tcW w:type="dxa" w:w="3969"/>
+          </w:tcPr>
+          <w:p>
+            <w:pPr>
+              <w:keepNext w:val="0"/>
+              <w:ind w:firstLine="0"/>
+              <w:jc w:val="left"/>
+            </w:pPr>
+            <w:r>
+              <w:rPr>
+                <w:sz w:val="22"/>
+              </w:rPr>
               <w:t>2</w:t>
             </w:r>
           </w:p>
         </w:tc>
         <w:tc>
           <w:tcPr>
-            <w:tcW w:type="dxa" w:w="3213"/>
-          </w:tcPr>
-          <w:p>
-            <w:r>
+            <w:tcW w:type="dxa" w:w="5102"/>
+          </w:tcPr>
+          <w:p>
+            <w:pPr>
+              <w:keepNext w:val="0"/>
+              <w:ind w:firstLine="0"/>
+              <w:jc w:val="left"/>
+            </w:pPr>
+            <w:r>
+              <w:rPr>
+                <w:sz w:val="22"/>
+              </w:rPr>
               <w:t>3</w:t>
             </w:r>
           </w:p>
         </w:tc>
       </w:tr>
       <w:tr>
-        <w:tc>
-          <w:tcPr>
-            <w:tcW w:type="dxa" w:w="3213"/>
-          </w:tcPr>
-          <w:p>
-            <w:r>
+        <w:trPr>
+          <w:cantSplit/>
+        </w:trPr>
+        <w:tc>
+          <w:tcPr>
+            <w:tcW w:type="dxa" w:w="567"/>
+          </w:tcPr>
+          <w:p>
+            <w:pPr>
+              <w:keepNext w:val="0"/>
+              <w:ind w:firstLine="0"/>
+              <w:jc w:val="left"/>
+            </w:pPr>
+            <w:r>
+              <w:rPr>
+                <w:sz w:val="22"/>
+              </w:rPr>
               <w:t>1.</w:t>
             </w:r>
           </w:p>
         </w:tc>
         <w:tc>
           <w:tcPr>
-            <w:tcW w:type="dxa" w:w="3213"/>
-          </w:tcPr>
-          <w:p>
-            <w:r>
+            <w:tcW w:type="dxa" w:w="3969"/>
+          </w:tcPr>
+          <w:p>
+            <w:pPr>
+              <w:keepNext w:val="0"/>
+              <w:ind w:firstLine="0"/>
+              <w:jc w:val="left"/>
+            </w:pPr>
+            <w:r>
+              <w:rPr>
+                <w:sz w:val="22"/>
+              </w:rPr>
               <w:t>Номер обращения</w:t>
             </w:r>
           </w:p>
         </w:tc>
         <w:tc>
           <w:tcPr>
-            <w:tcW w:type="dxa" w:w="3213"/>
-          </w:tcPr>
-          <w:p>
-            <w:r>
+            <w:tcW w:type="dxa" w:w="5102"/>
+          </w:tcPr>
+          <w:p>
+            <w:pPr>
+              <w:keepNext w:val="0"/>
+              <w:ind w:firstLine="0"/>
+              <w:jc w:val="left"/>
+            </w:pPr>
+            <w:r>
+              <w:rPr>
+                <w:sz w:val="22"/>
+              </w:rPr>
               <w:t>#N (из карточки обращения)</w:t>
             </w:r>
           </w:p>
         </w:tc>
       </w:tr>
       <w:tr>
-        <w:tc>
-          <w:tcPr>
-            <w:tcW w:type="dxa" w:w="3213"/>
-          </w:tcPr>
-          <w:p>
-            <w:r>
+        <w:trPr>
+          <w:cantSplit/>
+        </w:trPr>
+        <w:tc>
+          <w:tcPr>
+            <w:tcW w:type="dxa" w:w="567"/>
+          </w:tcPr>
+          <w:p>
+            <w:pPr>
+              <w:keepNext w:val="0"/>
+              <w:ind w:firstLine="0"/>
+              <w:jc w:val="left"/>
+            </w:pPr>
+            <w:r>
+              <w:rPr>
+                <w:sz w:val="22"/>
+              </w:rPr>
               <w:t>2.</w:t>
             </w:r>
           </w:p>
         </w:tc>
         <w:tc>
           <w:tcPr>
-            <w:tcW w:type="dxa" w:w="3213"/>
-          </w:tcPr>
-          <w:p>
-            <w:r>
+            <w:tcW w:type="dxa" w:w="3969"/>
+          </w:tcPr>
+          <w:p>
+            <w:pPr>
+              <w:keepNext w:val="0"/>
+              <w:ind w:firstLine="0"/>
+              <w:jc w:val="left"/>
+            </w:pPr>
+            <w:r>
+              <w:rPr>
+                <w:sz w:val="22"/>
+              </w:rPr>
               <w:t>Дата и время направления запроса</w:t>
             </w:r>
           </w:p>
         </w:tc>
         <w:tc>
           <w:tcPr>
-            <w:tcW w:type="dxa" w:w="3213"/>
-          </w:tcPr>
-          <w:p>
-            <w:r/>
+            <w:tcW w:type="dxa" w:w="5102"/>
+          </w:tcPr>
+          <w:p>
+            <w:pPr>
+              <w:keepNext w:val="0"/>
+              <w:ind w:firstLine="0"/>
+              <w:jc w:val="left"/>
+            </w:pPr>
+            <w:r>
+              <w:rPr>
+                <w:sz w:val="22"/>
+              </w:rPr>
+            </w:r>
           </w:p>
         </w:tc>
       </w:tr>
       <w:tr>
-        <w:tc>
-          <w:tcPr>
-            <w:tcW w:type="dxa" w:w="3213"/>
-          </w:tcPr>
-          <w:p>
-            <w:r>
+        <w:trPr>
+          <w:cantSplit/>
+        </w:trPr>
+        <w:tc>
+          <w:tcPr>
+            <w:tcW w:type="dxa" w:w="567"/>
+          </w:tcPr>
+          <w:p>
+            <w:pPr>
+              <w:keepNext w:val="0"/>
+              <w:ind w:firstLine="0"/>
+              <w:jc w:val="left"/>
+            </w:pPr>
+            <w:r>
+              <w:rPr>
+                <w:sz w:val="22"/>
+              </w:rPr>
               <w:t>3.</w:t>
             </w:r>
           </w:p>
         </w:tc>
         <w:tc>
           <w:tcPr>
-            <w:tcW w:type="dxa" w:w="3213"/>
-          </w:tcPr>
-          <w:p>
-            <w:r>
+            <w:tcW w:type="dxa" w:w="3969"/>
+          </w:tcPr>
+          <w:p>
+            <w:pPr>
+              <w:keepNext w:val="0"/>
+              <w:ind w:firstLine="0"/>
+              <w:jc w:val="left"/>
+            </w:pPr>
+            <w:r>
+              <w:rPr>
+                <w:sz w:val="22"/>
+              </w:rPr>
               <w:t>Оператор (инициатор запроса)</w:t>
             </w:r>
           </w:p>
         </w:tc>
         <w:tc>
           <w:tcPr>
-            <w:tcW w:type="dxa" w:w="3213"/>
-          </w:tcPr>
-          <w:p>
-            <w:r>
+            <w:tcW w:type="dxa" w:w="5102"/>
+          </w:tcPr>
+          <w:p>
+            <w:pPr>
+              <w:keepNext w:val="0"/>
+              <w:ind w:firstLine="0"/>
+              <w:jc w:val="left"/>
+            </w:pPr>
+            <w:r>
+              <w:rPr>
+                <w:sz w:val="22"/>
+              </w:rPr>
               <w:t>фамилия, инициалы, роль</w:t>
             </w:r>
           </w:p>
         </w:tc>
       </w:tr>
       <w:tr>
-        <w:tc>
-          <w:tcPr>
-            <w:tcW w:type="dxa" w:w="3213"/>
-          </w:tcPr>
-          <w:p>
-            <w:r>
+        <w:trPr>
+          <w:cantSplit/>
+        </w:trPr>
+        <w:tc>
+          <w:tcPr>
+            <w:tcW w:type="dxa" w:w="567"/>
+          </w:tcPr>
+          <w:p>
+            <w:pPr>
+              <w:keepNext w:val="0"/>
+              <w:ind w:firstLine="0"/>
+              <w:jc w:val="left"/>
+            </w:pPr>
+            <w:r>
+              <w:rPr>
+                <w:sz w:val="22"/>
+              </w:rPr>
               <w:t>4.</w:t>
             </w:r>
           </w:p>
         </w:tc>
         <w:tc>
           <w:tcPr>
-            <w:tcW w:type="dxa" w:w="3213"/>
-          </w:tcPr>
-          <w:p>
-            <w:r>
+            <w:tcW w:type="dxa" w:w="3969"/>
+          </w:tcPr>
+          <w:p>
+            <w:pPr>
+              <w:keepNext w:val="0"/>
+              <w:ind w:firstLine="0"/>
+              <w:jc w:val="left"/>
+            </w:pPr>
+            <w:r>
+              <w:rPr>
+                <w:sz w:val="22"/>
+              </w:rPr>
               <w:t>Профильное подразделение (получатель)</w:t>
             </w:r>
           </w:p>
         </w:tc>
         <w:tc>
           <w:tcPr>
-            <w:tcW w:type="dxa" w:w="3213"/>
-          </w:tcPr>
-          <w:p>
-            <w:r>
+            <w:tcW w:type="dxa" w:w="5102"/>
+          </w:tcPr>
+          <w:p>
+            <w:pPr>
+              <w:keepNext w:val="0"/>
+              <w:ind w:firstLine="0"/>
+              <w:jc w:val="left"/>
+            </w:pPr>
+            <w:r>
+              <w:rPr>
+                <w:sz w:val="22"/>
+              </w:rPr>
               <w:t>наименование; при нескольких получателях — перечень</w:t>
             </w:r>
           </w:p>
         </w:tc>
       </w:tr>
       <w:tr>
-        <w:tc>
-          <w:tcPr>
-            <w:tcW w:type="dxa" w:w="3213"/>
-          </w:tcPr>
-          <w:p>
-            <w:r>
+        <w:trPr>
+          <w:cantSplit/>
+        </w:trPr>
+        <w:tc>
+          <w:tcPr>
+            <w:tcW w:type="dxa" w:w="567"/>
+          </w:tcPr>
+          <w:p>
+            <w:pPr>
+              <w:keepNext w:val="0"/>
+              <w:ind w:firstLine="0"/>
+              <w:jc w:val="left"/>
+            </w:pPr>
+            <w:r>
+              <w:rPr>
+                <w:sz w:val="22"/>
+              </w:rPr>
               <w:t>5.</w:t>
             </w:r>
           </w:p>
         </w:tc>
         <w:tc>
           <w:tcPr>
-            <w:tcW w:type="dxa" w:w="3213"/>
-          </w:tcPr>
-          <w:p>
-            <w:r>
+            <w:tcW w:type="dxa" w:w="3969"/>
+          </w:tcPr>
+          <w:p>
+            <w:pPr>
+              <w:keepNext w:val="0"/>
+              <w:ind w:firstLine="0"/>
+              <w:jc w:val="left"/>
+            </w:pPr>
+            <w:r>
+              <w:rPr>
+                <w:sz w:val="22"/>
+              </w:rPr>
               <w:t>Тематика обращения</w:t>
             </w:r>
           </w:p>
         </w:tc>
         <w:tc>
           <w:tcPr>
-            <w:tcW w:type="dxa" w:w="3213"/>
-          </w:tcPr>
-          <w:p>
-            <w:r>
+            <w:tcW w:type="dxa" w:w="5102"/>
+          </w:tcPr>
+          <w:p>
+            <w:pPr>
+              <w:keepNext w:val="0"/>
+              <w:ind w:firstLine="0"/>
+              <w:jc w:val="left"/>
+            </w:pPr>
+            <w:r>
+              <w:rPr>
+                <w:sz w:val="22"/>
+              </w:rPr>
               <w:t>из карточки обращения</w:t>
             </w:r>
           </w:p>
         </w:tc>
       </w:tr>
       <w:tr>
-        <w:tc>
-          <w:tcPr>
-            <w:tcW w:type="dxa" w:w="3213"/>
-          </w:tcPr>
-          <w:p>
-            <w:r>
+        <w:trPr>
+          <w:cantSplit/>
+        </w:trPr>
+        <w:tc>
+          <w:tcPr>
+            <w:tcW w:type="dxa" w:w="567"/>
+          </w:tcPr>
+          <w:p>
+            <w:pPr>
+              <w:keepNext w:val="0"/>
+              <w:ind w:firstLine="0"/>
+              <w:jc w:val="left"/>
+            </w:pPr>
+            <w:r>
+              <w:rPr>
+                <w:sz w:val="22"/>
+              </w:rPr>
               <w:t>6.</w:t>
             </w:r>
           </w:p>
         </w:tc>
         <w:tc>
           <w:tcPr>
-            <w:tcW w:type="dxa" w:w="3213"/>
-          </w:tcPr>
-          <w:p>
-            <w:r>
+            <w:tcW w:type="dxa" w:w="3969"/>
+          </w:tcPr>
+          <w:p>
+            <w:pPr>
+              <w:keepNext w:val="0"/>
+              <w:ind w:firstLine="0"/>
+              <w:jc w:val="left"/>
+            </w:pPr>
+            <w:r>
+              <w:rPr>
+                <w:sz w:val="22"/>
+              </w:rPr>
               <w:t>Существо вопроса</w:t>
             </w:r>
           </w:p>
         </w:tc>
         <w:tc>
           <w:tcPr>
-            <w:tcW w:type="dxa" w:w="3213"/>
-          </w:tcPr>
-          <w:p>
-            <w:r>
+            <w:tcW w:type="dxa" w:w="5102"/>
+          </w:tcPr>
+          <w:p>
+            <w:pPr>
+              <w:keepNext w:val="0"/>
+              <w:ind w:firstLine="0"/>
+              <w:jc w:val="left"/>
+            </w:pPr>
+            <w:r>
+              <w:rPr>
+                <w:sz w:val="22"/>
+              </w:rPr>
               <w:t>формулировка запрашиваемых фактических сведений</w:t>
             </w:r>
           </w:p>
         </w:tc>
       </w:tr>
       <w:tr>
-        <w:tc>
-          <w:tcPr>
-            <w:tcW w:type="dxa" w:w="3213"/>
-          </w:tcPr>
-          <w:p>
-            <w:r>
+        <w:trPr>
+          <w:cantSplit/>
+        </w:trPr>
+        <w:tc>
+          <w:tcPr>
+            <w:tcW w:type="dxa" w:w="567"/>
+          </w:tcPr>
+          <w:p>
+            <w:pPr>
+              <w:keepNext w:val="0"/>
+              <w:ind w:firstLine="0"/>
+              <w:jc w:val="left"/>
+            </w:pPr>
+            <w:r>
+              <w:rPr>
+                <w:sz w:val="22"/>
+              </w:rPr>
               <w:t>7.</w:t>
             </w:r>
           </w:p>
         </w:tc>
         <w:tc>
           <w:tcPr>
-            <w:tcW w:type="dxa" w:w="3213"/>
-          </w:tcPr>
-          <w:p>
-            <w:r>
+            <w:tcW w:type="dxa" w:w="3969"/>
+          </w:tcPr>
+          <w:p>
+            <w:pPr>
+              <w:keepNext w:val="0"/>
+              <w:ind w:firstLine="0"/>
+              <w:jc w:val="left"/>
+            </w:pPr>
+            <w:r>
+              <w:rPr>
+                <w:sz w:val="22"/>
+              </w:rPr>
               <w:t>Целевой срок направления сведений</w:t>
             </w:r>
           </w:p>
         </w:tc>
         <w:tc>
           <w:tcPr>
-            <w:tcW w:type="dxa" w:w="3213"/>
-          </w:tcPr>
-          <w:p>
-            <w:r>
+            <w:tcW w:type="dxa" w:w="5102"/>
+          </w:tcPr>
+          <w:p>
+            <w:pPr>
+              <w:keepNext w:val="0"/>
+              <w:ind w:firstLine="0"/>
+              <w:jc w:val="left"/>
+            </w:pPr>
+            <w:r>
+              <w:rPr>
+                <w:sz w:val="22"/>
+              </w:rPr>
               <w:t>в соответствии с разделом 8 настоящего Регламента</w:t>
             </w:r>
           </w:p>
         </w:tc>
       </w:tr>
       <w:tr>
-        <w:tc>
-          <w:tcPr>
-            <w:tcW w:type="dxa" w:w="3213"/>
-          </w:tcPr>
-          <w:p>
-            <w:r>
+        <w:trPr>
+          <w:cantSplit/>
+        </w:trPr>
+        <w:tc>
+          <w:tcPr>
+            <w:tcW w:type="dxa" w:w="567"/>
+          </w:tcPr>
+          <w:p>
+            <w:pPr>
+              <w:keepNext w:val="0"/>
+              <w:ind w:firstLine="0"/>
+              <w:jc w:val="left"/>
+            </w:pPr>
+            <w:r>
+              <w:rPr>
+                <w:sz w:val="22"/>
+              </w:rPr>
               <w:t>8.</w:t>
             </w:r>
           </w:p>
         </w:tc>
         <w:tc>
           <w:tcPr>
-            <w:tcW w:type="dxa" w:w="3213"/>
-          </w:tcPr>
-          <w:p>
-            <w:r>
+            <w:tcW w:type="dxa" w:w="3969"/>
+          </w:tcPr>
+          <w:p>
+            <w:pPr>
+              <w:keepNext w:val="0"/>
+              <w:ind w:firstLine="0"/>
+              <w:jc w:val="left"/>
+            </w:pPr>
+            <w:r>
+              <w:rPr>
+                <w:sz w:val="22"/>
+              </w:rPr>
               <w:t>Персональные данные жителя (в необходимом объеме)</w:t>
             </w:r>
           </w:p>
         </w:tc>
         <w:tc>
           <w:tcPr>
-            <w:tcW w:type="dxa" w:w="3213"/>
-          </w:tcPr>
-          <w:p>
-            <w:r>
+            <w:tcW w:type="dxa" w:w="5102"/>
+          </w:tcPr>
+          <w:p>
+            <w:pPr>
+              <w:keepNext w:val="0"/>
+              <w:ind w:firstLine="0"/>
+              <w:jc w:val="left"/>
+            </w:pPr>
+            <w:r>
+              <w:rPr>
+                <w:sz w:val="22"/>
+              </w:rPr>
               <w:t>только относящиеся к существу вопроса</w:t>
             </w:r>
           </w:p>
         </w:tc>
       </w:tr>
       <w:tr>
-        <w:tc>
-          <w:tcPr>
-            <w:tcW w:type="dxa" w:w="3213"/>
-          </w:tcPr>
-          <w:p>
-            <w:r>
+        <w:trPr>
+          <w:cantSplit/>
+        </w:trPr>
+        <w:tc>
+          <w:tcPr>
+            <w:tcW w:type="dxa" w:w="567"/>
+          </w:tcPr>
+          <w:p>
+            <w:pPr>
+              <w:keepNext w:val="0"/>
+              <w:ind w:firstLine="0"/>
+              <w:jc w:val="left"/>
+            </w:pPr>
+            <w:r>
+              <w:rPr>
+                <w:sz w:val="22"/>
+              </w:rPr>
               <w:t>9.</w:t>
             </w:r>
           </w:p>
         </w:tc>
         <w:tc>
           <w:tcPr>
-            <w:tcW w:type="dxa" w:w="3213"/>
-          </w:tcPr>
-          <w:p>
-            <w:r>
+            <w:tcW w:type="dxa" w:w="3969"/>
+          </w:tcPr>
+          <w:p>
+            <w:pPr>
+              <w:keepNext w:val="0"/>
+              <w:ind w:firstLine="0"/>
+              <w:jc w:val="left"/>
+            </w:pPr>
+            <w:r>
+              <w:rPr>
+                <w:sz w:val="22"/>
+              </w:rPr>
               <w:t>Категория важности</w:t>
             </w:r>
           </w:p>
         </w:tc>
         <w:tc>
           <w:tcPr>
-            <w:tcW w:type="dxa" w:w="3213"/>
-          </w:tcPr>
-          <w:p>
-            <w:r>
+            <w:tcW w:type="dxa" w:w="5102"/>
+          </w:tcPr>
+          <w:p>
+            <w:pPr>
+              <w:keepNext w:val="0"/>
+              <w:ind w:firstLine="0"/>
+              <w:jc w:val="left"/>
+            </w:pPr>
+            <w:r>
+              <w:rPr>
+                <w:sz w:val="22"/>
+              </w:rPr>
               <w:t>высокая либо стандартная (назначается координатором АЕМО)</w:t>
             </w:r>
           </w:p>
         </w:tc>
       </w:tr>
       <w:tr>
-        <w:tc>
-          <w:tcPr>
-            <w:tcW w:type="dxa" w:w="3213"/>
-          </w:tcPr>
-          <w:p>
-            <w:r>
+        <w:trPr>
+          <w:cantSplit/>
+        </w:trPr>
+        <w:tc>
+          <w:tcPr>
+            <w:tcW w:type="dxa" w:w="567"/>
+          </w:tcPr>
+          <w:p>
+            <w:pPr>
+              <w:keepNext w:val="0"/>
+              <w:ind w:firstLine="0"/>
+              <w:jc w:val="left"/>
+            </w:pPr>
+            <w:r>
+              <w:rPr>
+                <w:sz w:val="22"/>
+              </w:rPr>
               <w:t>10.</w:t>
             </w:r>
           </w:p>
         </w:tc>
         <w:tc>
           <w:tcPr>
-            <w:tcW w:type="dxa" w:w="3213"/>
-          </w:tcPr>
-          <w:p>
-            <w:r>
+            <w:tcW w:type="dxa" w:w="3969"/>
+          </w:tcPr>
+          <w:p>
+            <w:pPr>
+              <w:keepNext w:val="0"/>
+              <w:ind w:firstLine="0"/>
+              <w:jc w:val="left"/>
+            </w:pPr>
+            <w:r>
+              <w:rPr>
+                <w:sz w:val="22"/>
+              </w:rPr>
               <w:t>Способ направления ответа оператору</w:t>
             </w:r>
           </w:p>
         </w:tc>
         <w:tc>
           <w:tcPr>
-            <w:tcW w:type="dxa" w:w="3213"/>
-          </w:tcPr>
-          <w:p>
-            <w:r>
+            <w:tcW w:type="dxa" w:w="5102"/>
+          </w:tcPr>
+          <w:p>
+            <w:pPr>
+              <w:keepNext w:val="0"/>
+              <w:ind w:firstLine="0"/>
+              <w:jc w:val="left"/>
+            </w:pPr>
+            <w:r>
+              <w:rPr>
+                <w:sz w:val="22"/>
+              </w:rPr>
               <w:t>служебная группа, телефон либо служебная электронная почта</w:t>
             </w:r>
           </w:p>
@@ -6059,6 +8967,7 @@
     </w:p>
     <w:p>
       <w:pPr>
+        <w:pageBreakBefore/>
         <w:jc w:val="both"/>
       </w:pPr>
       <w:r>
@@ -6125,656 +9034,1323 @@
       <w:tblPr>
         <w:tblStyle w:val="TableGrid"/>
         <w:tblW w:type="auto" w:w="0"/>
+        <w:tblLayout w:type="fixed"/>
         <w:tblLook w:firstColumn="1" w:firstRow="1" w:lastColumn="0" w:lastRow="0" w:noHBand="0" w:noVBand="1" w:val="04A0"/>
       </w:tblPr>
       <w:tblGrid>
-        <w:gridCol w:w="1928"/>
-        <w:gridCol w:w="1928"/>
-        <w:gridCol w:w="1928"/>
-        <w:gridCol w:w="1928"/>
-        <w:gridCol w:w="1928"/>
+        <w:gridCol w:w="567"/>
+        <w:gridCol w:w="3118"/>
+        <w:gridCol w:w="2268"/>
+        <w:gridCol w:w="2268"/>
+        <w:gridCol w:w="1417"/>
       </w:tblGrid>
       <w:tr>
-        <w:tc>
-          <w:tcPr>
-            <w:tcW w:type="dxa" w:w="1928"/>
-          </w:tcPr>
-          <w:p>
-            <w:r>
+        <w:trPr>
+          <w:cantSplit/>
+          <w:tblHeader/>
+        </w:trPr>
+        <w:tc>
+          <w:tcPr>
+            <w:tcW w:type="dxa" w:w="567"/>
+          </w:tcPr>
+          <w:p>
+            <w:pPr>
+              <w:keepNext w:val="0"/>
+              <w:ind w:firstLine="0"/>
+              <w:jc w:val="left"/>
+            </w:pPr>
+            <w:r>
+              <w:rPr>
+                <w:sz w:val="22"/>
+              </w:rPr>
               <w:t>№ п/п</w:t>
             </w:r>
           </w:p>
         </w:tc>
         <w:tc>
           <w:tcPr>
-            <w:tcW w:type="dxa" w:w="1928"/>
-          </w:tcPr>
-          <w:p>
-            <w:r>
+            <w:tcW w:type="dxa" w:w="3118"/>
+          </w:tcPr>
+          <w:p>
+            <w:pPr>
+              <w:keepNext w:val="0"/>
+              <w:ind w:firstLine="0"/>
+              <w:jc w:val="left"/>
+            </w:pPr>
+            <w:r>
+              <w:rPr>
+                <w:sz w:val="22"/>
+              </w:rPr>
               <w:t>Фамилия, имя, отчество</w:t>
             </w:r>
           </w:p>
         </w:tc>
         <w:tc>
           <w:tcPr>
-            <w:tcW w:type="dxa" w:w="1928"/>
-          </w:tcPr>
-          <w:p>
-            <w:r>
+            <w:tcW w:type="dxa" w:w="2268"/>
+          </w:tcPr>
+          <w:p>
+            <w:pPr>
+              <w:keepNext w:val="0"/>
+              <w:ind w:firstLine="0"/>
+              <w:jc w:val="left"/>
+            </w:pPr>
+            <w:r>
+              <w:rPr>
+                <w:sz w:val="22"/>
+              </w:rPr>
               <w:t>Должность</w:t>
             </w:r>
           </w:p>
         </w:tc>
         <w:tc>
           <w:tcPr>
-            <w:tcW w:type="dxa" w:w="1928"/>
-          </w:tcPr>
-          <w:p>
-            <w:r>
+            <w:tcW w:type="dxa" w:w="2268"/>
+          </w:tcPr>
+          <w:p>
+            <w:pPr>
+              <w:keepNext w:val="0"/>
+              <w:ind w:firstLine="0"/>
+              <w:jc w:val="left"/>
+            </w:pPr>
+            <w:r>
+              <w:rPr>
+                <w:sz w:val="22"/>
+              </w:rPr>
               <w:t>Дата ознакомления</w:t>
             </w:r>
           </w:p>
         </w:tc>
         <w:tc>
           <w:tcPr>
-            <w:tcW w:type="dxa" w:w="1928"/>
-          </w:tcPr>
-          <w:p>
-            <w:r>
+            <w:tcW w:type="dxa" w:w="1417"/>
+          </w:tcPr>
+          <w:p>
+            <w:pPr>
+              <w:keepNext w:val="0"/>
+              <w:ind w:firstLine="0"/>
+              <w:jc w:val="left"/>
+            </w:pPr>
+            <w:r>
+              <w:rPr>
+                <w:sz w:val="22"/>
+              </w:rPr>
               <w:t>Подпись</w:t>
             </w:r>
           </w:p>
         </w:tc>
       </w:tr>
       <w:tr>
-        <w:tc>
-          <w:tcPr>
-            <w:tcW w:type="dxa" w:w="1928"/>
-          </w:tcPr>
-          <w:p>
-            <w:r>
+        <w:trPr>
+          <w:cantSplit/>
+          <w:tblHeader/>
+        </w:trPr>
+        <w:tc>
+          <w:tcPr>
+            <w:tcW w:type="dxa" w:w="567"/>
+          </w:tcPr>
+          <w:p>
+            <w:pPr>
+              <w:keepNext w:val="0"/>
+              <w:ind w:firstLine="0"/>
+              <w:jc w:val="left"/>
+            </w:pPr>
+            <w:r>
+              <w:rPr>
+                <w:sz w:val="22"/>
+              </w:rPr>
               <w:t>1</w:t>
             </w:r>
           </w:p>
         </w:tc>
         <w:tc>
           <w:tcPr>
-            <w:tcW w:type="dxa" w:w="1928"/>
-          </w:tcPr>
-          <w:p>
-            <w:r>
+            <w:tcW w:type="dxa" w:w="3118"/>
+          </w:tcPr>
+          <w:p>
+            <w:pPr>
+              <w:keepNext w:val="0"/>
+              <w:ind w:firstLine="0"/>
+              <w:jc w:val="left"/>
+            </w:pPr>
+            <w:r>
+              <w:rPr>
+                <w:sz w:val="22"/>
+              </w:rPr>
               <w:t>2</w:t>
             </w:r>
           </w:p>
         </w:tc>
         <w:tc>
           <w:tcPr>
-            <w:tcW w:type="dxa" w:w="1928"/>
-          </w:tcPr>
-          <w:p>
-            <w:r>
+            <w:tcW w:type="dxa" w:w="2268"/>
+          </w:tcPr>
+          <w:p>
+            <w:pPr>
+              <w:keepNext w:val="0"/>
+              <w:ind w:firstLine="0"/>
+              <w:jc w:val="left"/>
+            </w:pPr>
+            <w:r>
+              <w:rPr>
+                <w:sz w:val="22"/>
+              </w:rPr>
               <w:t>3</w:t>
             </w:r>
           </w:p>
         </w:tc>
         <w:tc>
           <w:tcPr>
-            <w:tcW w:type="dxa" w:w="1928"/>
-          </w:tcPr>
-          <w:p>
-            <w:r>
+            <w:tcW w:type="dxa" w:w="2268"/>
+          </w:tcPr>
+          <w:p>
+            <w:pPr>
+              <w:keepNext w:val="0"/>
+              <w:ind w:firstLine="0"/>
+              <w:jc w:val="left"/>
+            </w:pPr>
+            <w:r>
+              <w:rPr>
+                <w:sz w:val="22"/>
+              </w:rPr>
               <w:t>4</w:t>
             </w:r>
           </w:p>
         </w:tc>
         <w:tc>
           <w:tcPr>
-            <w:tcW w:type="dxa" w:w="1928"/>
-          </w:tcPr>
-          <w:p>
-            <w:r>
+            <w:tcW w:type="dxa" w:w="1417"/>
+          </w:tcPr>
+          <w:p>
+            <w:pPr>
+              <w:keepNext w:val="0"/>
+              <w:ind w:firstLine="0"/>
+              <w:jc w:val="left"/>
+            </w:pPr>
+            <w:r>
+              <w:rPr>
+                <w:sz w:val="22"/>
+              </w:rPr>
               <w:t>5</w:t>
             </w:r>
           </w:p>
         </w:tc>
       </w:tr>
       <w:tr>
-        <w:tc>
-          <w:tcPr>
-            <w:tcW w:type="dxa" w:w="1928"/>
-          </w:tcPr>
-          <w:p>
-            <w:r>
+        <w:trPr>
+          <w:cantSplit/>
+        </w:trPr>
+        <w:tc>
+          <w:tcPr>
+            <w:tcW w:type="dxa" w:w="567"/>
+          </w:tcPr>
+          <w:p>
+            <w:pPr>
+              <w:keepNext w:val="0"/>
+              <w:ind w:firstLine="0"/>
+              <w:jc w:val="left"/>
+            </w:pPr>
+            <w:r>
+              <w:rPr>
+                <w:sz w:val="22"/>
+              </w:rPr>
               <w:t>1.</w:t>
             </w:r>
           </w:p>
         </w:tc>
         <w:tc>
           <w:tcPr>
-            <w:tcW w:type="dxa" w:w="1928"/>
-          </w:tcPr>
-          <w:p>
-            <w:r/>
-          </w:p>
-        </w:tc>
-        <w:tc>
-          <w:tcPr>
-            <w:tcW w:type="dxa" w:w="1928"/>
-          </w:tcPr>
-          <w:p>
-            <w:r/>
-          </w:p>
-        </w:tc>
-        <w:tc>
-          <w:tcPr>
-            <w:tcW w:type="dxa" w:w="1928"/>
-          </w:tcPr>
-          <w:p>
-            <w:r/>
-          </w:p>
-        </w:tc>
-        <w:tc>
-          <w:tcPr>
-            <w:tcW w:type="dxa" w:w="1928"/>
-          </w:tcPr>
-          <w:p>
-            <w:r/>
+            <w:tcW w:type="dxa" w:w="3118"/>
+          </w:tcPr>
+          <w:p>
+            <w:pPr>
+              <w:keepNext w:val="0"/>
+              <w:ind w:firstLine="0"/>
+              <w:jc w:val="left"/>
+            </w:pPr>
+            <w:r>
+              <w:rPr>
+                <w:sz w:val="22"/>
+              </w:rPr>
+            </w:r>
+          </w:p>
+        </w:tc>
+        <w:tc>
+          <w:tcPr>
+            <w:tcW w:type="dxa" w:w="2268"/>
+          </w:tcPr>
+          <w:p>
+            <w:pPr>
+              <w:keepNext w:val="0"/>
+              <w:ind w:firstLine="0"/>
+              <w:jc w:val="left"/>
+            </w:pPr>
+            <w:r>
+              <w:rPr>
+                <w:sz w:val="22"/>
+              </w:rPr>
+            </w:r>
+          </w:p>
+        </w:tc>
+        <w:tc>
+          <w:tcPr>
+            <w:tcW w:type="dxa" w:w="2268"/>
+          </w:tcPr>
+          <w:p>
+            <w:pPr>
+              <w:keepNext w:val="0"/>
+              <w:ind w:firstLine="0"/>
+              <w:jc w:val="left"/>
+            </w:pPr>
+            <w:r>
+              <w:rPr>
+                <w:sz w:val="22"/>
+              </w:rPr>
+            </w:r>
+          </w:p>
+        </w:tc>
+        <w:tc>
+          <w:tcPr>
+            <w:tcW w:type="dxa" w:w="1417"/>
+          </w:tcPr>
+          <w:p>
+            <w:pPr>
+              <w:keepNext w:val="0"/>
+              <w:ind w:firstLine="0"/>
+              <w:jc w:val="left"/>
+            </w:pPr>
+            <w:r>
+              <w:rPr>
+                <w:sz w:val="22"/>
+              </w:rPr>
+            </w:r>
           </w:p>
         </w:tc>
       </w:tr>
       <w:tr>
-        <w:tc>
-          <w:tcPr>
-            <w:tcW w:type="dxa" w:w="1928"/>
-          </w:tcPr>
-          <w:p>
-            <w:r>
+        <w:trPr>
+          <w:cantSplit/>
+        </w:trPr>
+        <w:tc>
+          <w:tcPr>
+            <w:tcW w:type="dxa" w:w="567"/>
+          </w:tcPr>
+          <w:p>
+            <w:pPr>
+              <w:keepNext w:val="0"/>
+              <w:ind w:firstLine="0"/>
+              <w:jc w:val="left"/>
+            </w:pPr>
+            <w:r>
+              <w:rPr>
+                <w:sz w:val="22"/>
+              </w:rPr>
               <w:t>2.</w:t>
             </w:r>
           </w:p>
         </w:tc>
         <w:tc>
           <w:tcPr>
-            <w:tcW w:type="dxa" w:w="1928"/>
-          </w:tcPr>
-          <w:p>
-            <w:r/>
-          </w:p>
-        </w:tc>
-        <w:tc>
-          <w:tcPr>
-            <w:tcW w:type="dxa" w:w="1928"/>
-          </w:tcPr>
-          <w:p>
-            <w:r/>
-          </w:p>
-        </w:tc>
-        <w:tc>
-          <w:tcPr>
-            <w:tcW w:type="dxa" w:w="1928"/>
-          </w:tcPr>
-          <w:p>
-            <w:r/>
-          </w:p>
-        </w:tc>
-        <w:tc>
-          <w:tcPr>
-            <w:tcW w:type="dxa" w:w="1928"/>
-          </w:tcPr>
-          <w:p>
-            <w:r/>
+            <w:tcW w:type="dxa" w:w="3118"/>
+          </w:tcPr>
+          <w:p>
+            <w:pPr>
+              <w:keepNext w:val="0"/>
+              <w:ind w:firstLine="0"/>
+              <w:jc w:val="left"/>
+            </w:pPr>
+            <w:r>
+              <w:rPr>
+                <w:sz w:val="22"/>
+              </w:rPr>
+            </w:r>
+          </w:p>
+        </w:tc>
+        <w:tc>
+          <w:tcPr>
+            <w:tcW w:type="dxa" w:w="2268"/>
+          </w:tcPr>
+          <w:p>
+            <w:pPr>
+              <w:keepNext w:val="0"/>
+              <w:ind w:firstLine="0"/>
+              <w:jc w:val="left"/>
+            </w:pPr>
+            <w:r>
+              <w:rPr>
+                <w:sz w:val="22"/>
+              </w:rPr>
+            </w:r>
+          </w:p>
+        </w:tc>
+        <w:tc>
+          <w:tcPr>
+            <w:tcW w:type="dxa" w:w="2268"/>
+          </w:tcPr>
+          <w:p>
+            <w:pPr>
+              <w:keepNext w:val="0"/>
+              <w:ind w:firstLine="0"/>
+              <w:jc w:val="left"/>
+            </w:pPr>
+            <w:r>
+              <w:rPr>
+                <w:sz w:val="22"/>
+              </w:rPr>
+            </w:r>
+          </w:p>
+        </w:tc>
+        <w:tc>
+          <w:tcPr>
+            <w:tcW w:type="dxa" w:w="1417"/>
+          </w:tcPr>
+          <w:p>
+            <w:pPr>
+              <w:keepNext w:val="0"/>
+              <w:ind w:firstLine="0"/>
+              <w:jc w:val="left"/>
+            </w:pPr>
+            <w:r>
+              <w:rPr>
+                <w:sz w:val="22"/>
+              </w:rPr>
+            </w:r>
           </w:p>
         </w:tc>
       </w:tr>
       <w:tr>
-        <w:tc>
-          <w:tcPr>
-            <w:tcW w:type="dxa" w:w="1928"/>
-          </w:tcPr>
-          <w:p>
-            <w:r>
+        <w:trPr>
+          <w:cantSplit/>
+        </w:trPr>
+        <w:tc>
+          <w:tcPr>
+            <w:tcW w:type="dxa" w:w="567"/>
+          </w:tcPr>
+          <w:p>
+            <w:pPr>
+              <w:keepNext w:val="0"/>
+              <w:ind w:firstLine="0"/>
+              <w:jc w:val="left"/>
+            </w:pPr>
+            <w:r>
+              <w:rPr>
+                <w:sz w:val="22"/>
+              </w:rPr>
               <w:t>3.</w:t>
             </w:r>
           </w:p>
         </w:tc>
         <w:tc>
           <w:tcPr>
-            <w:tcW w:type="dxa" w:w="1928"/>
-          </w:tcPr>
-          <w:p>
-            <w:r/>
-          </w:p>
-        </w:tc>
-        <w:tc>
-          <w:tcPr>
-            <w:tcW w:type="dxa" w:w="1928"/>
-          </w:tcPr>
-          <w:p>
-            <w:r/>
-          </w:p>
-        </w:tc>
-        <w:tc>
-          <w:tcPr>
-            <w:tcW w:type="dxa" w:w="1928"/>
-          </w:tcPr>
-          <w:p>
-            <w:r/>
-          </w:p>
-        </w:tc>
-        <w:tc>
-          <w:tcPr>
-            <w:tcW w:type="dxa" w:w="1928"/>
-          </w:tcPr>
-          <w:p>
-            <w:r/>
+            <w:tcW w:type="dxa" w:w="3118"/>
+          </w:tcPr>
+          <w:p>
+            <w:pPr>
+              <w:keepNext w:val="0"/>
+              <w:ind w:firstLine="0"/>
+              <w:jc w:val="left"/>
+            </w:pPr>
+            <w:r>
+              <w:rPr>
+                <w:sz w:val="22"/>
+              </w:rPr>
+            </w:r>
+          </w:p>
+        </w:tc>
+        <w:tc>
+          <w:tcPr>
+            <w:tcW w:type="dxa" w:w="2268"/>
+          </w:tcPr>
+          <w:p>
+            <w:pPr>
+              <w:keepNext w:val="0"/>
+              <w:ind w:firstLine="0"/>
+              <w:jc w:val="left"/>
+            </w:pPr>
+            <w:r>
+              <w:rPr>
+                <w:sz w:val="22"/>
+              </w:rPr>
+            </w:r>
+          </w:p>
+        </w:tc>
+        <w:tc>
+          <w:tcPr>
+            <w:tcW w:type="dxa" w:w="2268"/>
+          </w:tcPr>
+          <w:p>
+            <w:pPr>
+              <w:keepNext w:val="0"/>
+              <w:ind w:firstLine="0"/>
+              <w:jc w:val="left"/>
+            </w:pPr>
+            <w:r>
+              <w:rPr>
+                <w:sz w:val="22"/>
+              </w:rPr>
+            </w:r>
+          </w:p>
+        </w:tc>
+        <w:tc>
+          <w:tcPr>
+            <w:tcW w:type="dxa" w:w="1417"/>
+          </w:tcPr>
+          <w:p>
+            <w:pPr>
+              <w:keepNext w:val="0"/>
+              <w:ind w:firstLine="0"/>
+              <w:jc w:val="left"/>
+            </w:pPr>
+            <w:r>
+              <w:rPr>
+                <w:sz w:val="22"/>
+              </w:rPr>
+            </w:r>
           </w:p>
         </w:tc>
       </w:tr>
       <w:tr>
-        <w:tc>
-          <w:tcPr>
-            <w:tcW w:type="dxa" w:w="1928"/>
-          </w:tcPr>
-          <w:p>
-            <w:r>
+        <w:trPr>
+          <w:cantSplit/>
+        </w:trPr>
+        <w:tc>
+          <w:tcPr>
+            <w:tcW w:type="dxa" w:w="567"/>
+          </w:tcPr>
+          <w:p>
+            <w:pPr>
+              <w:keepNext w:val="0"/>
+              <w:ind w:firstLine="0"/>
+              <w:jc w:val="left"/>
+            </w:pPr>
+            <w:r>
+              <w:rPr>
+                <w:sz w:val="22"/>
+              </w:rPr>
               <w:t>4.</w:t>
             </w:r>
           </w:p>
         </w:tc>
         <w:tc>
           <w:tcPr>
-            <w:tcW w:type="dxa" w:w="1928"/>
-          </w:tcPr>
-          <w:p>
-            <w:r/>
-          </w:p>
-        </w:tc>
-        <w:tc>
-          <w:tcPr>
-            <w:tcW w:type="dxa" w:w="1928"/>
-          </w:tcPr>
-          <w:p>
-            <w:r/>
-          </w:p>
-        </w:tc>
-        <w:tc>
-          <w:tcPr>
-            <w:tcW w:type="dxa" w:w="1928"/>
-          </w:tcPr>
-          <w:p>
-            <w:r/>
-          </w:p>
-        </w:tc>
-        <w:tc>
-          <w:tcPr>
-            <w:tcW w:type="dxa" w:w="1928"/>
-          </w:tcPr>
-          <w:p>
-            <w:r/>
+            <w:tcW w:type="dxa" w:w="3118"/>
+          </w:tcPr>
+          <w:p>
+            <w:pPr>
+              <w:keepNext w:val="0"/>
+              <w:ind w:firstLine="0"/>
+              <w:jc w:val="left"/>
+            </w:pPr>
+            <w:r>
+              <w:rPr>
+                <w:sz w:val="22"/>
+              </w:rPr>
+            </w:r>
+          </w:p>
+        </w:tc>
+        <w:tc>
+          <w:tcPr>
+            <w:tcW w:type="dxa" w:w="2268"/>
+          </w:tcPr>
+          <w:p>
+            <w:pPr>
+              <w:keepNext w:val="0"/>
+              <w:ind w:firstLine="0"/>
+              <w:jc w:val="left"/>
+            </w:pPr>
+            <w:r>
+              <w:rPr>
+                <w:sz w:val="22"/>
+              </w:rPr>
+            </w:r>
+          </w:p>
+        </w:tc>
+        <w:tc>
+          <w:tcPr>
+            <w:tcW w:type="dxa" w:w="2268"/>
+          </w:tcPr>
+          <w:p>
+            <w:pPr>
+              <w:keepNext w:val="0"/>
+              <w:ind w:firstLine="0"/>
+              <w:jc w:val="left"/>
+            </w:pPr>
+            <w:r>
+              <w:rPr>
+                <w:sz w:val="22"/>
+              </w:rPr>
+            </w:r>
+          </w:p>
+        </w:tc>
+        <w:tc>
+          <w:tcPr>
+            <w:tcW w:type="dxa" w:w="1417"/>
+          </w:tcPr>
+          <w:p>
+            <w:pPr>
+              <w:keepNext w:val="0"/>
+              <w:ind w:firstLine="0"/>
+              <w:jc w:val="left"/>
+            </w:pPr>
+            <w:r>
+              <w:rPr>
+                <w:sz w:val="22"/>
+              </w:rPr>
+            </w:r>
           </w:p>
         </w:tc>
       </w:tr>
       <w:tr>
-        <w:tc>
-          <w:tcPr>
-            <w:tcW w:type="dxa" w:w="1928"/>
-          </w:tcPr>
-          <w:p>
-            <w:r>
+        <w:trPr>
+          <w:cantSplit/>
+        </w:trPr>
+        <w:tc>
+          <w:tcPr>
+            <w:tcW w:type="dxa" w:w="567"/>
+          </w:tcPr>
+          <w:p>
+            <w:pPr>
+              <w:keepNext w:val="0"/>
+              <w:ind w:firstLine="0"/>
+              <w:jc w:val="left"/>
+            </w:pPr>
+            <w:r>
+              <w:rPr>
+                <w:sz w:val="22"/>
+              </w:rPr>
               <w:t>5.</w:t>
             </w:r>
           </w:p>
         </w:tc>
         <w:tc>
           <w:tcPr>
-            <w:tcW w:type="dxa" w:w="1928"/>
-          </w:tcPr>
-          <w:p>
-            <w:r/>
-          </w:p>
-        </w:tc>
-        <w:tc>
-          <w:tcPr>
-            <w:tcW w:type="dxa" w:w="1928"/>
-          </w:tcPr>
-          <w:p>
-            <w:r/>
-          </w:p>
-        </w:tc>
-        <w:tc>
-          <w:tcPr>
-            <w:tcW w:type="dxa" w:w="1928"/>
-          </w:tcPr>
-          <w:p>
-            <w:r/>
-          </w:p>
-        </w:tc>
-        <w:tc>
-          <w:tcPr>
-            <w:tcW w:type="dxa" w:w="1928"/>
-          </w:tcPr>
-          <w:p>
-            <w:r/>
+            <w:tcW w:type="dxa" w:w="3118"/>
+          </w:tcPr>
+          <w:p>
+            <w:pPr>
+              <w:keepNext w:val="0"/>
+              <w:ind w:firstLine="0"/>
+              <w:jc w:val="left"/>
+            </w:pPr>
+            <w:r>
+              <w:rPr>
+                <w:sz w:val="22"/>
+              </w:rPr>
+            </w:r>
+          </w:p>
+        </w:tc>
+        <w:tc>
+          <w:tcPr>
+            <w:tcW w:type="dxa" w:w="2268"/>
+          </w:tcPr>
+          <w:p>
+            <w:pPr>
+              <w:keepNext w:val="0"/>
+              <w:ind w:firstLine="0"/>
+              <w:jc w:val="left"/>
+            </w:pPr>
+            <w:r>
+              <w:rPr>
+                <w:sz w:val="22"/>
+              </w:rPr>
+            </w:r>
+          </w:p>
+        </w:tc>
+        <w:tc>
+          <w:tcPr>
+            <w:tcW w:type="dxa" w:w="2268"/>
+          </w:tcPr>
+          <w:p>
+            <w:pPr>
+              <w:keepNext w:val="0"/>
+              <w:ind w:firstLine="0"/>
+              <w:jc w:val="left"/>
+            </w:pPr>
+            <w:r>
+              <w:rPr>
+                <w:sz w:val="22"/>
+              </w:rPr>
+            </w:r>
+          </w:p>
+        </w:tc>
+        <w:tc>
+          <w:tcPr>
+            <w:tcW w:type="dxa" w:w="1417"/>
+          </w:tcPr>
+          <w:p>
+            <w:pPr>
+              <w:keepNext w:val="0"/>
+              <w:ind w:firstLine="0"/>
+              <w:jc w:val="left"/>
+            </w:pPr>
+            <w:r>
+              <w:rPr>
+                <w:sz w:val="22"/>
+              </w:rPr>
+            </w:r>
           </w:p>
         </w:tc>
       </w:tr>
       <w:tr>
-        <w:tc>
-          <w:tcPr>
-            <w:tcW w:type="dxa" w:w="1928"/>
-          </w:tcPr>
-          <w:p>
-            <w:r>
+        <w:trPr>
+          <w:cantSplit/>
+        </w:trPr>
+        <w:tc>
+          <w:tcPr>
+            <w:tcW w:type="dxa" w:w="567"/>
+          </w:tcPr>
+          <w:p>
+            <w:pPr>
+              <w:keepNext w:val="0"/>
+              <w:ind w:firstLine="0"/>
+              <w:jc w:val="left"/>
+            </w:pPr>
+            <w:r>
+              <w:rPr>
+                <w:sz w:val="22"/>
+              </w:rPr>
               <w:t>6.</w:t>
             </w:r>
           </w:p>
         </w:tc>
         <w:tc>
           <w:tcPr>
-            <w:tcW w:type="dxa" w:w="1928"/>
-          </w:tcPr>
-          <w:p>
-            <w:r/>
-          </w:p>
-        </w:tc>
-        <w:tc>
-          <w:tcPr>
-            <w:tcW w:type="dxa" w:w="1928"/>
-          </w:tcPr>
-          <w:p>
-            <w:r/>
-          </w:p>
-        </w:tc>
-        <w:tc>
-          <w:tcPr>
-            <w:tcW w:type="dxa" w:w="1928"/>
-          </w:tcPr>
-          <w:p>
-            <w:r/>
-          </w:p>
-        </w:tc>
-        <w:tc>
-          <w:tcPr>
-            <w:tcW w:type="dxa" w:w="1928"/>
-          </w:tcPr>
-          <w:p>
-            <w:r/>
+            <w:tcW w:type="dxa" w:w="3118"/>
+          </w:tcPr>
+          <w:p>
+            <w:pPr>
+              <w:keepNext w:val="0"/>
+              <w:ind w:firstLine="0"/>
+              <w:jc w:val="left"/>
+            </w:pPr>
+            <w:r>
+              <w:rPr>
+                <w:sz w:val="22"/>
+              </w:rPr>
+            </w:r>
+          </w:p>
+        </w:tc>
+        <w:tc>
+          <w:tcPr>
+            <w:tcW w:type="dxa" w:w="2268"/>
+          </w:tcPr>
+          <w:p>
+            <w:pPr>
+              <w:keepNext w:val="0"/>
+              <w:ind w:firstLine="0"/>
+              <w:jc w:val="left"/>
+            </w:pPr>
+            <w:r>
+              <w:rPr>
+                <w:sz w:val="22"/>
+              </w:rPr>
+            </w:r>
+          </w:p>
+        </w:tc>
+        <w:tc>
+          <w:tcPr>
+            <w:tcW w:type="dxa" w:w="2268"/>
+          </w:tcPr>
+          <w:p>
+            <w:pPr>
+              <w:keepNext w:val="0"/>
+              <w:ind w:firstLine="0"/>
+              <w:jc w:val="left"/>
+            </w:pPr>
+            <w:r>
+              <w:rPr>
+                <w:sz w:val="22"/>
+              </w:rPr>
+            </w:r>
+          </w:p>
+        </w:tc>
+        <w:tc>
+          <w:tcPr>
+            <w:tcW w:type="dxa" w:w="1417"/>
+          </w:tcPr>
+          <w:p>
+            <w:pPr>
+              <w:keepNext w:val="0"/>
+              <w:ind w:firstLine="0"/>
+              <w:jc w:val="left"/>
+            </w:pPr>
+            <w:r>
+              <w:rPr>
+                <w:sz w:val="22"/>
+              </w:rPr>
+            </w:r>
           </w:p>
         </w:tc>
       </w:tr>
       <w:tr>
-        <w:tc>
-          <w:tcPr>
-            <w:tcW w:type="dxa" w:w="1928"/>
-          </w:tcPr>
-          <w:p>
-            <w:r>
+        <w:trPr>
+          <w:cantSplit/>
+        </w:trPr>
+        <w:tc>
+          <w:tcPr>
+            <w:tcW w:type="dxa" w:w="567"/>
+          </w:tcPr>
+          <w:p>
+            <w:pPr>
+              <w:keepNext w:val="0"/>
+              <w:ind w:firstLine="0"/>
+              <w:jc w:val="left"/>
+            </w:pPr>
+            <w:r>
+              <w:rPr>
+                <w:sz w:val="22"/>
+              </w:rPr>
               <w:t>7.</w:t>
             </w:r>
           </w:p>
         </w:tc>
         <w:tc>
           <w:tcPr>
-            <w:tcW w:type="dxa" w:w="1928"/>
-          </w:tcPr>
-          <w:p>
-            <w:r/>
-          </w:p>
-        </w:tc>
-        <w:tc>
-          <w:tcPr>
-            <w:tcW w:type="dxa" w:w="1928"/>
-          </w:tcPr>
-          <w:p>
-            <w:r/>
-          </w:p>
-        </w:tc>
-        <w:tc>
-          <w:tcPr>
-            <w:tcW w:type="dxa" w:w="1928"/>
-          </w:tcPr>
-          <w:p>
-            <w:r/>
-          </w:p>
-        </w:tc>
-        <w:tc>
-          <w:tcPr>
-            <w:tcW w:type="dxa" w:w="1928"/>
-          </w:tcPr>
-          <w:p>
-            <w:r/>
+            <w:tcW w:type="dxa" w:w="3118"/>
+          </w:tcPr>
+          <w:p>
+            <w:pPr>
+              <w:keepNext w:val="0"/>
+              <w:ind w:firstLine="0"/>
+              <w:jc w:val="left"/>
+            </w:pPr>
+            <w:r>
+              <w:rPr>
+                <w:sz w:val="22"/>
+              </w:rPr>
+            </w:r>
+          </w:p>
+        </w:tc>
+        <w:tc>
+          <w:tcPr>
+            <w:tcW w:type="dxa" w:w="2268"/>
+          </w:tcPr>
+          <w:p>
+            <w:pPr>
+              <w:keepNext w:val="0"/>
+              <w:ind w:firstLine="0"/>
+              <w:jc w:val="left"/>
+            </w:pPr>
+            <w:r>
+              <w:rPr>
+                <w:sz w:val="22"/>
+              </w:rPr>
+            </w:r>
+          </w:p>
+        </w:tc>
+        <w:tc>
+          <w:tcPr>
+            <w:tcW w:type="dxa" w:w="2268"/>
+          </w:tcPr>
+          <w:p>
+            <w:pPr>
+              <w:keepNext w:val="0"/>
+              <w:ind w:firstLine="0"/>
+              <w:jc w:val="left"/>
+            </w:pPr>
+            <w:r>
+              <w:rPr>
+                <w:sz w:val="22"/>
+              </w:rPr>
+            </w:r>
+          </w:p>
+        </w:tc>
+        <w:tc>
+          <w:tcPr>
+            <w:tcW w:type="dxa" w:w="1417"/>
+          </w:tcPr>
+          <w:p>
+            <w:pPr>
+              <w:keepNext w:val="0"/>
+              <w:ind w:firstLine="0"/>
+              <w:jc w:val="left"/>
+            </w:pPr>
+            <w:r>
+              <w:rPr>
+                <w:sz w:val="22"/>
+              </w:rPr>
+            </w:r>
           </w:p>
         </w:tc>
       </w:tr>
       <w:tr>
-        <w:tc>
-          <w:tcPr>
-            <w:tcW w:type="dxa" w:w="1928"/>
-          </w:tcPr>
-          <w:p>
-            <w:r>
+        <w:trPr>
+          <w:cantSplit/>
+        </w:trPr>
+        <w:tc>
+          <w:tcPr>
+            <w:tcW w:type="dxa" w:w="567"/>
+          </w:tcPr>
+          <w:p>
+            <w:pPr>
+              <w:keepNext w:val="0"/>
+              <w:ind w:firstLine="0"/>
+              <w:jc w:val="left"/>
+            </w:pPr>
+            <w:r>
+              <w:rPr>
+                <w:sz w:val="22"/>
+              </w:rPr>
               <w:t>8.</w:t>
             </w:r>
           </w:p>
         </w:tc>
         <w:tc>
           <w:tcPr>
-            <w:tcW w:type="dxa" w:w="1928"/>
-          </w:tcPr>
-          <w:p>
-            <w:r/>
-          </w:p>
-        </w:tc>
-        <w:tc>
-          <w:tcPr>
-            <w:tcW w:type="dxa" w:w="1928"/>
-          </w:tcPr>
-          <w:p>
-            <w:r/>
-          </w:p>
-        </w:tc>
-        <w:tc>
-          <w:tcPr>
-            <w:tcW w:type="dxa" w:w="1928"/>
-          </w:tcPr>
-          <w:p>
-            <w:r/>
-          </w:p>
-        </w:tc>
-        <w:tc>
-          <w:tcPr>
-            <w:tcW w:type="dxa" w:w="1928"/>
-          </w:tcPr>
-          <w:p>
-            <w:r/>
+            <w:tcW w:type="dxa" w:w="3118"/>
+          </w:tcPr>
+          <w:p>
+            <w:pPr>
+              <w:keepNext w:val="0"/>
+              <w:ind w:firstLine="0"/>
+              <w:jc w:val="left"/>
+            </w:pPr>
+            <w:r>
+              <w:rPr>
+                <w:sz w:val="22"/>
+              </w:rPr>
+            </w:r>
+          </w:p>
+        </w:tc>
+        <w:tc>
+          <w:tcPr>
+            <w:tcW w:type="dxa" w:w="2268"/>
+          </w:tcPr>
+          <w:p>
+            <w:pPr>
+              <w:keepNext w:val="0"/>
+              <w:ind w:firstLine="0"/>
+              <w:jc w:val="left"/>
+            </w:pPr>
+            <w:r>
+              <w:rPr>
+                <w:sz w:val="22"/>
+              </w:rPr>
+            </w:r>
+          </w:p>
+        </w:tc>
+        <w:tc>
+          <w:tcPr>
+            <w:tcW w:type="dxa" w:w="2268"/>
+          </w:tcPr>
+          <w:p>
+            <w:pPr>
+              <w:keepNext w:val="0"/>
+              <w:ind w:firstLine="0"/>
+              <w:jc w:val="left"/>
+            </w:pPr>
+            <w:r>
+              <w:rPr>
+                <w:sz w:val="22"/>
+              </w:rPr>
+            </w:r>
+          </w:p>
+        </w:tc>
+        <w:tc>
+          <w:tcPr>
+            <w:tcW w:type="dxa" w:w="1417"/>
+          </w:tcPr>
+          <w:p>
+            <w:pPr>
+              <w:keepNext w:val="0"/>
+              <w:ind w:firstLine="0"/>
+              <w:jc w:val="left"/>
+            </w:pPr>
+            <w:r>
+              <w:rPr>
+                <w:sz w:val="22"/>
+              </w:rPr>
+            </w:r>
           </w:p>
         </w:tc>
       </w:tr>
       <w:tr>
-        <w:tc>
-          <w:tcPr>
-            <w:tcW w:type="dxa" w:w="1928"/>
-          </w:tcPr>
-          <w:p>
-            <w:r>
+        <w:trPr>
+          <w:cantSplit/>
+        </w:trPr>
+        <w:tc>
+          <w:tcPr>
+            <w:tcW w:type="dxa" w:w="567"/>
+          </w:tcPr>
+          <w:p>
+            <w:pPr>
+              <w:keepNext w:val="0"/>
+              <w:ind w:firstLine="0"/>
+              <w:jc w:val="left"/>
+            </w:pPr>
+            <w:r>
+              <w:rPr>
+                <w:sz w:val="22"/>
+              </w:rPr>
               <w:t>9.</w:t>
             </w:r>
           </w:p>
         </w:tc>
         <w:tc>
           <w:tcPr>
-            <w:tcW w:type="dxa" w:w="1928"/>
-          </w:tcPr>
-          <w:p>
-            <w:r/>
-          </w:p>
-        </w:tc>
-        <w:tc>
-          <w:tcPr>
-            <w:tcW w:type="dxa" w:w="1928"/>
-          </w:tcPr>
-          <w:p>
-            <w:r/>
-          </w:p>
-        </w:tc>
-        <w:tc>
-          <w:tcPr>
-            <w:tcW w:type="dxa" w:w="1928"/>
-          </w:tcPr>
-          <w:p>
-            <w:r/>
-          </w:p>
-        </w:tc>
-        <w:tc>
-          <w:tcPr>
-            <w:tcW w:type="dxa" w:w="1928"/>
-          </w:tcPr>
-          <w:p>
-            <w:r/>
+            <w:tcW w:type="dxa" w:w="3118"/>
+          </w:tcPr>
+          <w:p>
+            <w:pPr>
+              <w:keepNext w:val="0"/>
+              <w:ind w:firstLine="0"/>
+              <w:jc w:val="left"/>
+            </w:pPr>
+            <w:r>
+              <w:rPr>
+                <w:sz w:val="22"/>
+              </w:rPr>
+            </w:r>
+          </w:p>
+        </w:tc>
+        <w:tc>
+          <w:tcPr>
+            <w:tcW w:type="dxa" w:w="2268"/>
+          </w:tcPr>
+          <w:p>
+            <w:pPr>
+              <w:keepNext w:val="0"/>
+              <w:ind w:firstLine="0"/>
+              <w:jc w:val="left"/>
+            </w:pPr>
+            <w:r>
+              <w:rPr>
+                <w:sz w:val="22"/>
+              </w:rPr>
+            </w:r>
+          </w:p>
+        </w:tc>
+        <w:tc>
+          <w:tcPr>
+            <w:tcW w:type="dxa" w:w="2268"/>
+          </w:tcPr>
+          <w:p>
+            <w:pPr>
+              <w:keepNext w:val="0"/>
+              <w:ind w:firstLine="0"/>
+              <w:jc w:val="left"/>
+            </w:pPr>
+            <w:r>
+              <w:rPr>
+                <w:sz w:val="22"/>
+              </w:rPr>
+            </w:r>
+          </w:p>
+        </w:tc>
+        <w:tc>
+          <w:tcPr>
+            <w:tcW w:type="dxa" w:w="1417"/>
+          </w:tcPr>
+          <w:p>
+            <w:pPr>
+              <w:keepNext w:val="0"/>
+              <w:ind w:firstLine="0"/>
+              <w:jc w:val="left"/>
+            </w:pPr>
+            <w:r>
+              <w:rPr>
+                <w:sz w:val="22"/>
+              </w:rPr>
+            </w:r>
           </w:p>
         </w:tc>
       </w:tr>
       <w:tr>
-        <w:tc>
-          <w:tcPr>
-            <w:tcW w:type="dxa" w:w="1928"/>
-          </w:tcPr>
-          <w:p>
-            <w:r>
+        <w:trPr>
+          <w:cantSplit/>
+        </w:trPr>
+        <w:tc>
+          <w:tcPr>
+            <w:tcW w:type="dxa" w:w="567"/>
+          </w:tcPr>
+          <w:p>
+            <w:pPr>
+              <w:keepNext w:val="0"/>
+              <w:ind w:firstLine="0"/>
+              <w:jc w:val="left"/>
+            </w:pPr>
+            <w:r>
+              <w:rPr>
+                <w:sz w:val="22"/>
+              </w:rPr>
               <w:t>10.</w:t>
             </w:r>
           </w:p>
         </w:tc>
         <w:tc>
           <w:tcPr>
-            <w:tcW w:type="dxa" w:w="1928"/>
-          </w:tcPr>
-          <w:p>
-            <w:r/>
-          </w:p>
-        </w:tc>
-        <w:tc>
-          <w:tcPr>
-            <w:tcW w:type="dxa" w:w="1928"/>
-          </w:tcPr>
-          <w:p>
-            <w:r/>
-          </w:p>
-        </w:tc>
-        <w:tc>
-          <w:tcPr>
-            <w:tcW w:type="dxa" w:w="1928"/>
-          </w:tcPr>
-          <w:p>
-            <w:r/>
-          </w:p>
-        </w:tc>
-        <w:tc>
-          <w:tcPr>
-            <w:tcW w:type="dxa" w:w="1928"/>
-          </w:tcPr>
-          <w:p>
-            <w:r/>
+            <w:tcW w:type="dxa" w:w="3118"/>
+          </w:tcPr>
+          <w:p>
+            <w:pPr>
+              <w:keepNext w:val="0"/>
+              <w:ind w:firstLine="0"/>
+              <w:jc w:val="left"/>
+            </w:pPr>
+            <w:r>
+              <w:rPr>
+                <w:sz w:val="22"/>
+              </w:rPr>
+            </w:r>
+          </w:p>
+        </w:tc>
+        <w:tc>
+          <w:tcPr>
+            <w:tcW w:type="dxa" w:w="2268"/>
+          </w:tcPr>
+          <w:p>
+            <w:pPr>
+              <w:keepNext w:val="0"/>
+              <w:ind w:firstLine="0"/>
+              <w:jc w:val="left"/>
+            </w:pPr>
+            <w:r>
+              <w:rPr>
+                <w:sz w:val="22"/>
+              </w:rPr>
+            </w:r>
+          </w:p>
+        </w:tc>
+        <w:tc>
+          <w:tcPr>
+            <w:tcW w:type="dxa" w:w="2268"/>
+          </w:tcPr>
+          <w:p>
+            <w:pPr>
+              <w:keepNext w:val="0"/>
+              <w:ind w:firstLine="0"/>
+              <w:jc w:val="left"/>
+            </w:pPr>
+            <w:r>
+              <w:rPr>
+                <w:sz w:val="22"/>
+              </w:rPr>
+            </w:r>
+          </w:p>
+        </w:tc>
+        <w:tc>
+          <w:tcPr>
+            <w:tcW w:type="dxa" w:w="1417"/>
+          </w:tcPr>
+          <w:p>
+            <w:pPr>
+              <w:keepNext w:val="0"/>
+              <w:ind w:firstLine="0"/>
+              <w:jc w:val="left"/>
+            </w:pPr>
+            <w:r>
+              <w:rPr>
+                <w:sz w:val="22"/>
+              </w:rPr>
+            </w:r>
           </w:p>
         </w:tc>
       </w:tr>
       <w:tr>
-        <w:tc>
-          <w:tcPr>
-            <w:tcW w:type="dxa" w:w="1928"/>
-          </w:tcPr>
-          <w:p>
-            <w:r>
+        <w:trPr>
+          <w:cantSplit/>
+        </w:trPr>
+        <w:tc>
+          <w:tcPr>
+            <w:tcW w:type="dxa" w:w="567"/>
+          </w:tcPr>
+          <w:p>
+            <w:pPr>
+              <w:keepNext w:val="0"/>
+              <w:ind w:firstLine="0"/>
+              <w:jc w:val="left"/>
+            </w:pPr>
+            <w:r>
+              <w:rPr>
+                <w:sz w:val="22"/>
+              </w:rPr>
               <w:t>11.</w:t>
             </w:r>
           </w:p>
         </w:tc>
         <w:tc>
           <w:tcPr>
-            <w:tcW w:type="dxa" w:w="1928"/>
-          </w:tcPr>
-          <w:p>
-            <w:r/>
-          </w:p>
-        </w:tc>
-        <w:tc>
-          <w:tcPr>
-            <w:tcW w:type="dxa" w:w="1928"/>
-          </w:tcPr>
-          <w:p>
-            <w:r/>
-          </w:p>
-        </w:tc>
-        <w:tc>
-          <w:tcPr>
-            <w:tcW w:type="dxa" w:w="1928"/>
-          </w:tcPr>
-          <w:p>
-            <w:r/>
-          </w:p>
-        </w:tc>
-        <w:tc>
-          <w:tcPr>
-            <w:tcW w:type="dxa" w:w="1928"/>
-          </w:tcPr>
-          <w:p>
-            <w:r/>
+            <w:tcW w:type="dxa" w:w="3118"/>
+          </w:tcPr>
+          <w:p>
+            <w:pPr>
+              <w:keepNext w:val="0"/>
+              <w:ind w:firstLine="0"/>
+              <w:jc w:val="left"/>
+            </w:pPr>
+            <w:r>
+              <w:rPr>
+                <w:sz w:val="22"/>
+              </w:rPr>
+            </w:r>
+          </w:p>
+        </w:tc>
+        <w:tc>
+          <w:tcPr>
+            <w:tcW w:type="dxa" w:w="2268"/>
+          </w:tcPr>
+          <w:p>
+            <w:pPr>
+              <w:keepNext w:val="0"/>
+              <w:ind w:firstLine="0"/>
+              <w:jc w:val="left"/>
+            </w:pPr>
+            <w:r>
+              <w:rPr>
+                <w:sz w:val="22"/>
+              </w:rPr>
+            </w:r>
+          </w:p>
+        </w:tc>
+        <w:tc>
+          <w:tcPr>
+            <w:tcW w:type="dxa" w:w="2268"/>
+          </w:tcPr>
+          <w:p>
+            <w:pPr>
+              <w:keepNext w:val="0"/>
+              <w:ind w:firstLine="0"/>
+              <w:jc w:val="left"/>
+            </w:pPr>
+            <w:r>
+              <w:rPr>
+                <w:sz w:val="22"/>
+              </w:rPr>
+            </w:r>
+          </w:p>
+        </w:tc>
+        <w:tc>
+          <w:tcPr>
+            <w:tcW w:type="dxa" w:w="1417"/>
+          </w:tcPr>
+          <w:p>
+            <w:pPr>
+              <w:keepNext w:val="0"/>
+              <w:ind w:firstLine="0"/>
+              <w:jc w:val="left"/>
+            </w:pPr>
+            <w:r>
+              <w:rPr>
+                <w:sz w:val="22"/>
+              </w:rPr>
+            </w:r>
           </w:p>
         </w:tc>
       </w:tr>
       <w:tr>
-        <w:tc>
-          <w:tcPr>
-            <w:tcW w:type="dxa" w:w="1928"/>
-          </w:tcPr>
-          <w:p>
-            <w:r>
+        <w:trPr>
+          <w:cantSplit/>
+        </w:trPr>
+        <w:tc>
+          <w:tcPr>
+            <w:tcW w:type="dxa" w:w="567"/>
+          </w:tcPr>
+          <w:p>
+            <w:pPr>
+              <w:keepNext w:val="0"/>
+              <w:ind w:firstLine="0"/>
+              <w:jc w:val="left"/>
+            </w:pPr>
+            <w:r>
+              <w:rPr>
+                <w:sz w:val="22"/>
+              </w:rPr>
               <w:t>12.</w:t>
             </w:r>
           </w:p>
         </w:tc>
         <w:tc>
           <w:tcPr>
-            <w:tcW w:type="dxa" w:w="1928"/>
-          </w:tcPr>
-          <w:p>
-            <w:r/>
-          </w:p>
-        </w:tc>
-        <w:tc>
-          <w:tcPr>
-            <w:tcW w:type="dxa" w:w="1928"/>
-          </w:tcPr>
-          <w:p>
-            <w:r/>
-          </w:p>
-        </w:tc>
-        <w:tc>
-          <w:tcPr>
-            <w:tcW w:type="dxa" w:w="1928"/>
-          </w:tcPr>
-          <w:p>
-            <w:r/>
-          </w:p>
-        </w:tc>
-        <w:tc>
-          <w:tcPr>
-            <w:tcW w:type="dxa" w:w="1928"/>
-          </w:tcPr>
-          <w:p>
-            <w:r/>
+            <w:tcW w:type="dxa" w:w="3118"/>
+          </w:tcPr>
+          <w:p>
+            <w:pPr>
+              <w:keepNext w:val="0"/>
+              <w:ind w:firstLine="0"/>
+              <w:jc w:val="left"/>
+            </w:pPr>
+            <w:r>
+              <w:rPr>
+                <w:sz w:val="22"/>
+              </w:rPr>
+            </w:r>
+          </w:p>
+        </w:tc>
+        <w:tc>
+          <w:tcPr>
+            <w:tcW w:type="dxa" w:w="2268"/>
+          </w:tcPr>
+          <w:p>
+            <w:pPr>
+              <w:keepNext w:val="0"/>
+              <w:ind w:firstLine="0"/>
+              <w:jc w:val="left"/>
+            </w:pPr>
+            <w:r>
+              <w:rPr>
+                <w:sz w:val="22"/>
+              </w:rPr>
+            </w:r>
+          </w:p>
+        </w:tc>
+        <w:tc>
+          <w:tcPr>
+            <w:tcW w:type="dxa" w:w="2268"/>
+          </w:tcPr>
+          <w:p>
+            <w:pPr>
+              <w:keepNext w:val="0"/>
+              <w:ind w:firstLine="0"/>
+              <w:jc w:val="left"/>
+            </w:pPr>
+            <w:r>
+              <w:rPr>
+                <w:sz w:val="22"/>
+              </w:rPr>
+            </w:r>
+          </w:p>
+        </w:tc>
+        <w:tc>
+          <w:tcPr>
+            <w:tcW w:type="dxa" w:w="1417"/>
+          </w:tcPr>
+          <w:p>
+            <w:pPr>
+              <w:keepNext w:val="0"/>
+              <w:ind w:firstLine="0"/>
+              <w:jc w:val="left"/>
+            </w:pPr>
+            <w:r>
+              <w:rPr>
+                <w:sz w:val="22"/>
+              </w:rPr>
+            </w:r>
           </w:p>
         </w:tc>
       </w:tr>
     </w:tbl>
     <w:sectPr>
+      <w:footerReference w:type="default" r:id="rId9"/>
       <w:pgSz w:w="11906" w:h="16838"/>
       <w:pgMar w:top="1134" w:right="567" w:bottom="1134" w:left="1701" w:header="720" w:footer="720" w:gutter="0"/>
       <w:cols w:space="720"/>
+      <w:titlePg/>
       <w:docGrid w:linePitch="360"/>
     </w:sectPr>
   </w:body>
 </w:document>
+</file>
+
+<file path=word/footer1.xml><?xml version="1.0" encoding="utf-8"?>
+<w:ftr xmlns:m="http://schemas.openxmlformats.org/officeDocument/2006/math" xmlns:mc="http://schemas.openxmlformats.org/markup-compatibility/2006" xmlns:mo="http://schemas.microsoft.com/office/mac/office/2008/main" xmlns:mv="urn:schemas-microsoft-com:mac:vml" xmlns:o="urn:schemas-microsoft-com:office:office" xmlns:r="http://schemas.openxmlformats.org/officeDocument/2006/relationships" xmlns:v="urn:schemas-microsoft-com:vml" xmlns:w10="urn:schemas-microsoft-com:office:word" xmlns:w14="http://schemas.microsoft.com/office/word/2010/wordml" xmlns:w="http://schemas.openxmlformats.org/wordprocessingml/2006/main" xmlns:wne="http://schemas.microsoft.com/office/word/2006/wordml" xmlns:wp14="http://schemas.microsoft.com/office/word/2010/wordprocessingDrawing" xmlns:wp="http://schemas.openxmlformats.org/drawingml/2006/wordprocessingDrawing" xmlns:wpc="http://schemas.microsoft.com/office/word/2010/wordprocessingCanvas" xmlns:wpg="http://schemas.microsoft.com/office/word/2010/wordprocessingGroup" xmlns:wpi="http://schemas.microsoft.com/office/word/2010/wordprocessingInk" xmlns:wps="http://schemas.microsoft.com/office/word/2010/wordprocessingShape" mc:Ignorable="w14 wp14">
+  <w:p>
+    <w:pPr>
+      <w:pStyle w:val="Footer"/>
+      <w:jc w:val="center"/>
+    </w:pPr>
+    <w:fldSimple w:instr="PAGE"/>
+  </w:p>
+</w:ftr>
 </file>
 
 <file path=word/numbering.xml><?xml version="1.0" encoding="utf-8"?>

--- a/docs/Регламент_AEMR-bot_MAX_v8.docx
+++ b/docs/Регламент_AEMR-bot_MAX_v8.docx
@@ -161,7 +161,7 @@
         <w:jc w:val="both"/>
       </w:pPr>
       <w:r>
-        <w:t>7. Правовым основанием обработки персональных данных при приеме и отработке сообщений жителей является согласие субъекта персональных данных (пункт 1 части 1 статьи 6, статья 9 Федерального закона № 152-ФЗ). Правовым основанием обработки персональных данных при направлении подписчикам оповещений о чрезвычайных ситуациях и о работе коммунальных систем является пункт 2 части 1 статьи 6 Федерального закона № 152-ФЗ — обработка, необходимая для осуществления возложенных законодательством Российской Федерации на орган местного самоуправления функций: информирование населения о чрезвычайных ситуациях, создание и поддержание в постоянной готовности муниципальных систем оповещения, обеспечение своевременного оповещения населения (подпункты «в», «м», «н» пункта 2 статьи 11 Федерального закона № 68-ФЗ); организация электро-, тепло-, газо- и водоснабжения населения, участие в предупреждении и ликвидации последствий чрезвычайных ситуаций, поддержка в состоянии постоянной готовности систем оповещения населения об опасности (пункты 4, 8, 28 части 1 статьи 16 Федерального закона № 131-ФЗ; с вступлением в силу устава округа — соответствующие нормы Федерального закона № 33-ФЗ, конкретные статьи и пункты которого сверяются юристом по официальному тексту закона). Дополнительно на получение оповещений запрашивается отдельное согласие жителя (раздел 9 настоящего Регламента). Процедурный статус сообщения (вне процедуры Федерального закона № 59-ФЗ) и правовое основание обработки персональных данных являются самостоятельными и не подменяют друг друга. Пункт 4 части 1 статьи 6 Федерального закона № 152-ФЗ (обработка при предоставлении государственных и муниципальных услуг в значении Федерального закона от 27.07.2010 № 210-ФЗ) в качестве основного основания не применяется, поскольку Чат-бот является каналом обратной связи и информирования, а не предоставления муниципальной услуги.</w:t>
+        <w:t>7. Для приема сообщения и добровольной подписки на оповещения используются раздельные согласия субъекта персональных данных (пункт 1 части 1 статьи 6, статья 9 Федерального закона № 152-ФЗ). Обработка для выполнения конкретной законной функции Администрации без согласия допускается только при отдельно установленном применимом основании и необходимом объеме; общая ссылка на полномочия или наличие карточки не подтверждает его для каждого случая. Квалификация сообщения по Федеральному закону № 59-ФЗ и основание обработки персональных данных определяются отдельно; ни автоматическое применение, ни безусловное исключение этого закона настоящим Регламентом не устанавливаются. Самостоятельное основание продолжать автоматическую отправку ответов после отзыва в Чат-боте не настроено и не подтверждено.</w:t>
       </w:r>
     </w:p>
     <w:p>
@@ -3544,7 +3544,7 @@
         <w:jc w:val="both"/>
       </w:pPr>
       <w:r>
-        <w:t>93. Пять лет — операционный горизонт для работы с сообщениями и оценки принятых мер, а не автоматически применимый архивный срок дела. Очистка содержимого рабочей базы отсчитывается от закрытия, при его отсутствии — от ответа, иначе — от подачи; более поздняя переписка сдвигает очистку. Задача очищает текст, адрес и сведения о вложениях, сохраняя часть метаданных. Она не удаляет автоматически прежние сообщения и файлы в MAX, выгрузки, снимки и резервные копии. Возможность повторной идентификации по оставшимся метаданным проверяется отдельно. Достижение цели, отзыв и иные основания могут требовать более раннего удаления. Квалификация документа, номенклатура дел и специальный архивный срок определяются ответственным за делопроизводство по фактическому виду документа и применимому перечню; аналогия с обращениями по Федеральному закону № 59-ФЗ сама по себе недостаточна.</w:t>
+        <w:t>93. Пять лет — операционный горизонт для работы с сообщениями и оценки принятых мер, а не автоматически применимый архивный срок дела. Нижняя граница очистки определяется по самой поздней из дат: закрытия (при его отсутствии — ответа, иначе — подачи), начала текущего периода при возобновлении и последнего принятия нового обращения в работу. Более поздняя переписка также сдвигает очистку. Принятие нового обращения в работу сохраняется отдельной отметкой и не переносит начало срока первого ответа. Поэтому обращение, поданное шесть лет назад и возобновленное сегодня, не очищается по старой дате подачи. Задача очищает текст, адрес и сведения о вложениях, сохраняя часть метаданных, и запрашивает очистку известных копий через инвентарь удаления и процедуру резервных копий. Известные сообщения MAX ставятся в очередь; подтвержденный результат и незавершенные действия различаются. Неизвестные исторические идентификаторы, скачанные файлы, хранение платформой MAX, версии S3, внешние снимки и журналы хоста требуют отдельной проверки. Возможность повторной идентификации по остаткам оценивается отдельно. Достижение цели, отзыв и другие основания могут требовать более раннего удаления. Архивный срок и номенклатура определяются по фактическому виду документа и применимому перечню; одной аналогии с обращениями по Федеральному закону № 59-ФЗ недостаточно.</w:t>
       </w:r>
     </w:p>
     <w:p>

--- a/docs/Регламент_AEMR-bot_MAX_v8.docx
+++ b/docs/Регламент_AEMR-bot_MAX_v8.docx
@@ -3528,7 +3528,7 @@
         <w:jc w:val="both"/>
       </w:pPr>
       <w:r>
-        <w:t>91. Отзыв согласия выполняется жителем в меню «Настройки и помощь» → «Уйти из бота» → «Отозвать согласие». Новые сообщения без нового согласия не принимаются, подписка отключается, текущий диалог и черновик анкеты очищаются. Автоматическая отправка ответов через Чат-бот после отзыва блокируется. Ранее поданные открытые сообщения сохраняются до правовой оценки и очистки. Самостоятельное законное основание продолжения не настроено и не доказано самим наличием карточки; уполномоченное лицо оценивает конкретный случай и при наличии основания организует дальнейшую работу через официальный канал вне Чат-бота. Кнопка «Удалить данные» в том же меню и служебная операция /erase запускают немедленную очистку рабочей базы: закрывают открытые обращения, удаляют запись жителя, содержимое, адреса, вложения, черновики и попытки ответов; оставшиеся записи обращений связываются с общей технической записью. Для известных учтенных сообщений MAX подготавливается очередь удаления, неопределенные исходы сверяются вручную. Незавершенная очистка известных резервных копий блокирует новые снимки. Исторические копии без идентификатора, скачанные файлы, версии внешних объектов и снимки проверяются отдельно по внутренней инструкции. Отзыв или удаление не являются блокировкой за злоупотребления.</w:t>
+        <w:t>91. Отзыв согласия выполняется жителем в меню «Настройки и помощь» → «Уйти из бота» → «Отозвать согласие». Новые сообщения без нового согласия не принимаются, подписка отключается, текущий диалог и черновик анкеты очищаются. Автоматическая отправка ответов через Чат-бот после отзыва блокируется. Ранее поданные открытые сообщения сохраняются до правовой оценки и очистки. Самостоятельное законное основание продолжения не настроено и не доказано самим наличием карточки; уполномоченное лицо оценивает конкретный случай и при наличии основания организует дальнейшую работу через официальный канал вне Чат-бота. Кнопка «Удалить данные» в том же меню и служебная операция /erase запускают немедленную очистку рабочей базы: закрывают открытые обращения, удаляют запись жителя, содержимое, адреса, вложения, черновики и попытки ответов; оставшиеся записи обращений связываются с общей технической записью. Бот не удаляет автоматически сообщения в MAX и ранее выданные выгрузки. Сотрудники вручную проверяют основания хранения, очищают внешние копии и фиксируют результат. Незавершенная очистка известных резервных копий блокирует новые снимки. Исторические копии без идентификатора, скачанные файлы, версии внешних объектов и снимки проверяются отдельно по внутренней инструкции. Отзыв или удаление не являются блокировкой за злоупотребления.</w:t>
       </w:r>
     </w:p>
     <w:p>
@@ -3544,7 +3544,7 @@
         <w:jc w:val="both"/>
       </w:pPr>
       <w:r>
-        <w:t>93. Пять лет — операционный горизонт для работы с сообщениями и оценки принятых мер, а не автоматически применимый архивный срок дела. Нижняя граница очистки определяется по самой поздней из дат: закрытия (при его отсутствии — ответа, иначе — подачи), начала текущего периода при возобновлении и последнего принятия нового обращения в работу. Более поздняя переписка также сдвигает очистку. Принятие нового обращения в работу сохраняется отдельной отметкой и не переносит начало срока первого ответа. Поэтому обращение, поданное шесть лет назад и возобновленное сегодня, не очищается по старой дате подачи. Задача очищает текст, адрес и сведения о вложениях, сохраняя часть метаданных, и запрашивает очистку известных копий через инвентарь удаления и процедуру резервных копий. Известные сообщения MAX ставятся в очередь; подтвержденный результат и незавершенные действия различаются. Неизвестные исторические идентификаторы, скачанные файлы, хранение платформой MAX, версии S3, внешние снимки и журналы хоста требуют отдельной проверки. Возможность повторной идентификации по остаткам оценивается отдельно. Достижение цели, отзыв и другие основания могут требовать более раннего удаления. Архивный срок и номенклатура определяются по фактическому виду документа и применимому перечню; одной аналогии с обращениями по Федеральному закону № 59-ФЗ недостаточно.</w:t>
+        <w:t>93. Пять лет — операционный горизонт для работы с сообщениями и оценки принятых мер, а не автоматически применимый архивный срок дела. Нижняя граница очистки определяется по самой поздней из дат: закрытия (при его отсутствии — ответа, иначе — подачи), начала текущего периода при возобновлении и последнего принятия нового обращения в работу. Более поздняя переписка также сдвигает очистку. Принятие нового обращения в работу сохраняется отдельной отметкой и не переносит начало срока первого ответа. Поэтому обращение, поданное шесть лет назад и возобновленное сегодня, не очищается по старой дате подачи. Задача очищает текст, адрес и сведения о вложениях, сохраняя часть метаданных, и запускает очистку распознанных локальных резервных копий. Сообщения MAX и ранее выданные выгрузки бот автоматически не удаляет. Внешние копии, скачанные файлы, хранение платформой MAX, внешние снимки и журналы хоста уполномоченные сотрудники проверяют и очищают вручную по внутренней инструкции; подтвержденный результат и незавершенные действия фиксируются отдельно. Возможность повторной идентификации по остаткам оценивается отдельно. Достижение цели, отзыв и другие основания могут требовать более раннего удаления. Архивный срок и номенклатура определяются по фактическому виду документа и применимому перечню; одной аналогии с обращениями по Федеральному закону № 59-ФЗ недостаточно.</w:t>
       </w:r>
     </w:p>
     <w:p>
@@ -6078,15 +6078,15 @@
         <w:jc w:val="both"/>
       </w:pPr>
       <w:r>
-        <w:t>114. Локальная ротация резервных копий сохраняет последние BACKUP_KEEP_COUNT файлов по времени изменения (по умолчанию восемь). При еженедельном успешном копировании это приблизительно два месяца истории, но не гарантированный максимальный возраст копии: при простое старые копии остаются. Выгрузка во внешнее объектное хранилище выполняет копирование; удаление и версии объектов регулируются отдельной политикой хранения. Внеплановая копия создается специалистом с ролью «it» через /backup. Отсутствие BACKUP_LOCAL_DIR означает отключенное резервное копирование.</w:t>
-      </w:r>
-    </w:p>
-    <w:p>
-      <w:pPr>
-        <w:jc w:val="both"/>
-      </w:pPr>
-      <w:r>
-        <w:t>115. При возникновении сбоя еженедельного резервного копирования Чат-бот направляет в служебную группу уведомление с указанием стадии сбоя (снятие дампа базы данных, шифрование, доставка во внешнее хранилище). В случае сбоя на стадии шифрования незашифрованный файл резервной копии, оставшийся на сервере, автоматически удаляется в целях недопущения хранения персональных данных в незашифрованном виде.</w:t>
+        <w:t>114. Локальная ротация резервных копий сохраняет последние BACKUP_KEEP_COUNT файлов по времени изменения (по умолчанию восемь). При еженедельном успешном копировании это приблизительно два месяца истории, но не гарантированный максимальный возраст копии: при простое старые копии остаются. S3 и автоматическая выгрузка во внешнее хранилище не используются. Зашифрованные копии сотрудник вручную выносит на отдельный носитель и очищает по установленным основаниям. Внеплановая копия создается специалистом с ролью «it» через /backup. Отсутствие BACKUP_LOCAL_DIR означает отключенное резервное копирование.</w:t>
+      </w:r>
+    </w:p>
+    <w:p>
+      <w:pPr>
+        <w:jc w:val="both"/>
+      </w:pPr>
+      <w:r>
+        <w:t>115. При возникновении сбоя еженедельного резервного копирования Чат-бот направляет в служебную группу уведомление с указанием стадии сбоя (снятие дампа базы данных, шифрование, сохранение локального файла). В случае сбоя на стадии шифрования незашифрованный файл резервной копии, оставшийся на сервере, автоматически удаляется в целях недопущения хранения персональных данных в незашифрованном виде.</w:t>
       </w:r>
     </w:p>
     <w:p>
@@ -6110,7 +6110,7 @@
         <w:jc w:val="both"/>
       </w:pPr>
       <w:r>
-        <w:t>118. Плановая ротация секретов Чат-бота (токен бота, пароль базы данных, парольная фраза шифрования резервных копий, при наличии — секрет веб-перехватчика, реквизиты объектного хранилища, токены доступа к репозиторию, ключи для автоматического развертывания) выполняется специалистом с ролью «it» не реже одного раза в шесть календарных месяцев. Каждый факт ротации фиксируется в журнале эксплуатации отдела цифрового развития. Внеплановая ротация выполняется немедленно при наличии оснований полагать компрометацию (увольнение сотрудника, имевшего доступ к секретам; обнаружение секрета в постороннем канале; компрометация рабочего устройства специалиста с ролью «it»). При ротации парольной фразы шифрования резервных копий прежняя парольная фраза сохраняется в защищенном хранилище паролей до полного выпадения из ротации всех резервных копий, зашифрованных прежней фразой (срок определяется по фактическому наличию копий во всех хранилищах; восемь файлов не гарантируют двухмесячный возраст).</w:t>
+        <w:t>118. Плановая ротация секретов Чат-бота (токен бота, пароль базы данных, парольная фраза шифрования резервных копий, при наличии — секрет веб-перехватчика, токены доступа к репозиторию, ключи для автоматического развертывания) выполняется специалистом с ролью «it» не реже одного раза в шесть календарных месяцев. Каждый факт ротации фиксируется в журнале эксплуатации отдела цифрового развития. Внеплановая ротация выполняется немедленно при наличии оснований полагать компрометацию (увольнение сотрудника, имевшего доступ к секретам; обнаружение секрета в постороннем канале; компрометация рабочего устройства специалиста с ролью «it»). При ротации парольной фразы шифрования резервных копий прежняя парольная фраза сохраняется в защищенном хранилище паролей до полного выпадения из ротации всех резервных копий, зашифрованных прежней фразой (срок определяется по фактическому наличию копий во всех хранилищах; восемь файлов не гарантируют двухмесячный возраст).</w:t>
       </w:r>
     </w:p>
     <w:p>
@@ -6299,7 +6299,7 @@
         <w:jc w:val="both"/>
       </w:pPr>
       <w:r>
-        <w:t>124. Изменения значений настраиваемых параметров, определяющих содержательную часть Чат-бота (ссылок, текстов о приеме граждан, контактных сведений, перечней тематик и населенных пунктов), могут быть синхронизированы с репозиторием Чат-бота посредством создания запроса на включение изменений (pull request) через раздел «Настройки бота» панели быстрых действий /op_help. Синхронизация обеспечивает фиксацию текущих значений настраиваемых параметров в исходных файлах Чат-бота для последующих автоматических развертываний. Параметры commit_author_name, commit_author_email, welcome_text, consent_text, broadcast_max_images и служебные параметры тихих часов не синхронизируются с репозиторием. Создание запроса на включение изменений фиксируется в журнале действий с типом действия settings_pr_created.</w:t>
+        <w:t>124. Изменения значений настраиваемых параметров, определяющих содержательную часть Чат-бота (ссылок, текстов о приеме граждан, контактных сведений, перечней тематик и населенных пунктов), могут быть синхронизированы с репозиторием Чат-бота посредством создания запроса на включение изменений (pull request) через раздел «Настройки бота» панели быстрых действий /op_help. Синхронизация обеспечивает фиксацию текущих значений настраиваемых параметров в исходных файлах Чат-бота для последующих обновлений, выполняемых специалистом вручную. Параметры commit_author_name, commit_author_email, welcome_text, consent_text, broadcast_max_images и служебные параметры тихих часов не синхронизируются с репозиторием. Создание запроса на включение изменений фиксируется в журнале действий с типом действия settings_pr_created.</w:t>
       </w:r>
     </w:p>
     <w:p>
@@ -6461,7 +6461,7 @@
         <w:jc w:val="both"/>
       </w:pPr>
       <w:r>
-        <w:t>137. Изменения программного кода Чат-бота, прошедшие проверку кода и включенные в основную ветку канонического репозитория, автоматически применяются на серверном оборудовании Чат-бота в течение 10 (десяти) минут после включения. Применение выполняется автоматизированной процедурой с предварительной фиксацией текущей версии, пересборкой компонентов и проверкой работоспособности (эндпоинт /livez). При сбое проверки работоспособности происходит автоматический откат на предыдущую версию с уведомлением в системный журнал. Специалист с ролью «it» контролирует факт успешного применения изменений (сигнал жизни в служебной группе).</w:t>
+        <w:t>137. Изменения программного кода Чат-бота, прошедшие проверку и включенные в основную ветку репозитория, применяет на сервере специалист с ролью «it» вручную. Публикация в репозитории не означает развертывание. До обновления фиксируется текущая версия; после запуска проверяются /livez, /readyz и критические сценарии. При сбое специалист восстанавливает предыдущую версию и фиксирует результат в журнале эксплуатации. Автоматизированный сценарий остается альтернативой по решению владельца; наличие в репозитории не подтверждает его установку.</w:t>
       </w:r>
     </w:p>
     <w:p>
